--- a/Paralelizacija Jacobijeve iteracije z uporabo MPI.docx
+++ b/Paralelizacija Jacobijeve iteracije z uporabo MPI.docx
@@ -1835,6 +1835,256 @@
       </w:pPr>
       <w:proofErr w:type="spellStart"/>
       <w:r>
+        <w:t>Testiranje</w:t>
+      </w:r>
+      <w:proofErr w:type="spellEnd"/>
+      <w:r>
+        <w:t xml:space="preserve"> je </w:t>
+      </w:r>
+      <w:proofErr w:type="spellStart"/>
+      <w:r>
+        <w:t>bilo</w:t>
+      </w:r>
+      <w:proofErr w:type="spellEnd"/>
+      <w:r>
+        <w:t xml:space="preserve"> </w:t>
+      </w:r>
+      <w:proofErr w:type="spellStart"/>
+      <w:r>
+        <w:t>izvedeno</w:t>
+      </w:r>
+      <w:proofErr w:type="spellEnd"/>
+      <w:r>
+        <w:t xml:space="preserve"> </w:t>
+      </w:r>
+      <w:proofErr w:type="spellStart"/>
+      <w:proofErr w:type="gramStart"/>
+      <w:r>
+        <w:t>na</w:t>
+      </w:r>
+      <w:proofErr w:type="spellEnd"/>
+      <w:proofErr w:type="gramEnd"/>
+      <w:r>
+        <w:t xml:space="preserve"> </w:t>
+      </w:r>
+      <w:proofErr w:type="spellStart"/>
+      <w:r>
+        <w:t>računalniku</w:t>
+      </w:r>
+      <w:proofErr w:type="spellEnd"/>
+      <w:r>
+        <w:t xml:space="preserve"> z Intel i5</w:t>
+      </w:r>
+      <w:r>
+        <w:noBreakHyphen/>
+        <w:t xml:space="preserve">1135G7 </w:t>
+      </w:r>
+      <w:proofErr w:type="spellStart"/>
+      <w:r>
+        <w:t>procesorjem</w:t>
+      </w:r>
+      <w:proofErr w:type="spellEnd"/>
+      <w:r>
+        <w:t xml:space="preserve">, </w:t>
+      </w:r>
+      <w:proofErr w:type="spellStart"/>
+      <w:r>
+        <w:t>ki</w:t>
+      </w:r>
+      <w:proofErr w:type="spellEnd"/>
+      <w:r>
+        <w:t xml:space="preserve"> </w:t>
+      </w:r>
+      <w:proofErr w:type="spellStart"/>
+      <w:r>
+        <w:t>ima</w:t>
+      </w:r>
+      <w:proofErr w:type="spellEnd"/>
+      <w:r>
+        <w:t xml:space="preserve"> 4 </w:t>
+      </w:r>
+      <w:proofErr w:type="spellStart"/>
+      <w:r>
+        <w:t>fizična</w:t>
+      </w:r>
+      <w:proofErr w:type="spellEnd"/>
+      <w:r>
+        <w:t xml:space="preserve"> </w:t>
+      </w:r>
+      <w:proofErr w:type="spellStart"/>
+      <w:r>
+        <w:t>jedra</w:t>
+      </w:r>
+      <w:proofErr w:type="spellEnd"/>
+      <w:r>
+        <w:t xml:space="preserve"> in 8 </w:t>
+      </w:r>
+      <w:proofErr w:type="spellStart"/>
+      <w:r>
+        <w:t>logičnih</w:t>
+      </w:r>
+      <w:proofErr w:type="spellEnd"/>
+      <w:r>
+        <w:t xml:space="preserve"> </w:t>
+      </w:r>
+      <w:proofErr w:type="spellStart"/>
+      <w:r>
+        <w:t>jeder</w:t>
+      </w:r>
+      <w:proofErr w:type="spellEnd"/>
+      <w:r>
+        <w:t xml:space="preserve"> (Hyper</w:t>
+      </w:r>
+      <w:r>
+        <w:noBreakHyphen/>
+        <w:t xml:space="preserve">Threading). </w:t>
+      </w:r>
+      <w:proofErr w:type="spellStart"/>
+      <w:r>
+        <w:t>Zaradi</w:t>
+      </w:r>
+      <w:proofErr w:type="spellEnd"/>
+      <w:r>
+        <w:t xml:space="preserve"> </w:t>
+      </w:r>
+      <w:proofErr w:type="spellStart"/>
+      <w:r>
+        <w:t>tega</w:t>
+      </w:r>
+      <w:proofErr w:type="spellEnd"/>
+      <w:r>
+        <w:t xml:space="preserve"> je </w:t>
+      </w:r>
+      <w:proofErr w:type="spellStart"/>
+      <w:r>
+        <w:t>bilo</w:t>
+      </w:r>
+      <w:proofErr w:type="spellEnd"/>
+      <w:r>
+        <w:t xml:space="preserve"> </w:t>
+      </w:r>
+      <w:proofErr w:type="spellStart"/>
+      <w:r>
+        <w:t>pri</w:t>
+      </w:r>
+      <w:proofErr w:type="spellEnd"/>
+      <w:r>
+        <w:t xml:space="preserve"> </w:t>
+      </w:r>
+      <w:proofErr w:type="spellStart"/>
+      <w:r>
+        <w:t>zagonu</w:t>
+      </w:r>
+      <w:proofErr w:type="spellEnd"/>
+      <w:r>
+        <w:t xml:space="preserve"> MPI </w:t>
+      </w:r>
+      <w:proofErr w:type="spellStart"/>
+      <w:r>
+        <w:t>programa</w:t>
+      </w:r>
+      <w:proofErr w:type="spellEnd"/>
+      <w:r>
+        <w:t xml:space="preserve"> </w:t>
+      </w:r>
+      <w:proofErr w:type="spellStart"/>
+      <w:r>
+        <w:t>potrebno</w:t>
+      </w:r>
+      <w:proofErr w:type="spellEnd"/>
+      <w:r>
+        <w:t xml:space="preserve"> </w:t>
+      </w:r>
+      <w:proofErr w:type="spellStart"/>
+      <w:r>
+        <w:t>uporabiti</w:t>
+      </w:r>
+      <w:proofErr w:type="spellEnd"/>
+      <w:r>
+        <w:t xml:space="preserve"> parameter </w:t>
+      </w:r>
+      <w:r>
+        <w:rPr>
+          <w:rStyle w:val="HTMLCode"/>
+        </w:rPr>
+        <w:t>--oversubscribe</w:t>
+      </w:r>
+      <w:r>
+        <w:t xml:space="preserve">, </w:t>
+      </w:r>
+      <w:proofErr w:type="spellStart"/>
+      <w:r>
+        <w:t>saj</w:t>
+      </w:r>
+      <w:proofErr w:type="spellEnd"/>
+      <w:r>
+        <w:t xml:space="preserve"> </w:t>
+      </w:r>
+      <w:proofErr w:type="spellStart"/>
+      <w:proofErr w:type="gramStart"/>
+      <w:r>
+        <w:t>sem</w:t>
+      </w:r>
+      <w:proofErr w:type="spellEnd"/>
+      <w:proofErr w:type="gramEnd"/>
+      <w:r>
+        <w:t xml:space="preserve"> program </w:t>
+      </w:r>
+      <w:proofErr w:type="spellStart"/>
+      <w:r>
+        <w:t>poganjala</w:t>
+      </w:r>
+      <w:proofErr w:type="spellEnd"/>
+      <w:r>
+        <w:t xml:space="preserve"> z </w:t>
+      </w:r>
+      <w:proofErr w:type="spellStart"/>
+      <w:r>
+        <w:t>več</w:t>
+      </w:r>
+      <w:proofErr w:type="spellEnd"/>
+      <w:r>
+        <w:t xml:space="preserve"> </w:t>
+      </w:r>
+      <w:proofErr w:type="spellStart"/>
+      <w:r>
+        <w:t>procesi</w:t>
+      </w:r>
+      <w:proofErr w:type="spellEnd"/>
+      <w:r>
+        <w:t xml:space="preserve">, </w:t>
+      </w:r>
+      <w:proofErr w:type="spellStart"/>
+      <w:r>
+        <w:t>kot</w:t>
+      </w:r>
+      <w:proofErr w:type="spellEnd"/>
+      <w:r>
+        <w:t xml:space="preserve"> je </w:t>
+      </w:r>
+      <w:proofErr w:type="spellStart"/>
+      <w:r>
+        <w:t>fizičnih</w:t>
+      </w:r>
+      <w:proofErr w:type="spellEnd"/>
+      <w:r>
+        <w:t xml:space="preserve"> </w:t>
+      </w:r>
+      <w:proofErr w:type="spellStart"/>
+      <w:r>
+        <w:t>jeder</w:t>
+      </w:r>
+      <w:proofErr w:type="spellEnd"/>
+      <w:r>
+        <w:t>.</w:t>
+      </w:r>
+    </w:p>
+    <w:p>
+      <w:pPr>
+        <w:pStyle w:val="NormalWeb"/>
+      </w:pPr>
+      <w:proofErr w:type="spellStart"/>
+      <w:r>
         <w:rPr>
           <w:rStyle w:val="Strong"/>
         </w:rPr>
@@ -2127,6 +2377,7 @@
       </w:pPr>
       <w:proofErr w:type="gramStart"/>
       <w:r>
+        <w:lastRenderedPageBreak/>
         <w:t xml:space="preserve">Na </w:t>
       </w:r>
       <w:proofErr w:type="spellStart"/>
@@ -2347,7 +2598,6 @@
         <w:rPr>
           <w:noProof/>
         </w:rPr>
-        <w:lastRenderedPageBreak/>
         <w:drawing>
           <wp:inline distT="0" distB="0" distL="0" distR="0">
             <wp:extent cx="4503107" cy="3379879"/>
@@ -2366,7 +2616,7 @@
                     </pic:cNvPicPr>
                   </pic:nvPicPr>
                   <pic:blipFill>
-                    <a:blip r:embed="rId5">
+                    <a:blip r:embed="rId6">
                       <a:extLst>
                         <a:ext uri="{28A0092B-C50C-407E-A947-70E740481C1C}">
                           <a14:useLocalDpi xmlns:a14="http://schemas.microsoft.com/office/drawing/2010/main" val="0"/>
@@ -2663,6 +2913,7 @@
         <w:rPr>
           <w:noProof/>
         </w:rPr>
+        <w:lastRenderedPageBreak/>
         <w:drawing>
           <wp:inline distT="0" distB="0" distL="0" distR="0">
             <wp:extent cx="4786747" cy="3588707"/>
@@ -2681,7 +2932,7 @@
                     </pic:cNvPicPr>
                   </pic:nvPicPr>
                   <pic:blipFill>
-                    <a:blip r:embed="rId6">
+                    <a:blip r:embed="rId7">
                       <a:extLst>
                         <a:ext uri="{28A0092B-C50C-407E-A947-70E740481C1C}">
                           <a14:useLocalDpi xmlns:a14="http://schemas.microsoft.com/office/drawing/2010/main" val="0"/>
@@ -2725,14 +2976,11 @@
       <w:pPr>
         <w:pStyle w:val="NormalWeb"/>
       </w:pPr>
-      <w:bookmarkStart w:id="0" w:name="_GoBack"/>
-      <w:bookmarkEnd w:id="0"/>
       <w:proofErr w:type="spellStart"/>
       <w:r>
         <w:rPr>
           <w:rStyle w:val="Strong"/>
         </w:rPr>
-        <w:lastRenderedPageBreak/>
         <w:t>Razprava</w:t>
       </w:r>
       <w:proofErr w:type="spellEnd"/>
@@ -3567,19 +3815,5149 @@
     </w:p>
     <w:p>
       <w:pPr>
-        <w:pStyle w:val="NormalWeb"/>
+        <w:spacing w:before="100" w:beforeAutospacing="1" w:after="100" w:afterAutospacing="1" w:line="240" w:lineRule="auto"/>
+        <w:outlineLvl w:val="1"/>
+        <w:rPr>
+          <w:rFonts w:ascii="Times New Roman" w:eastAsia="Times New Roman" w:hAnsi="Times New Roman" w:cs="Times New Roman"/>
+          <w:b/>
+          <w:bCs/>
+          <w:sz w:val="24"/>
+          <w:szCs w:val="24"/>
+        </w:rPr>
       </w:pPr>
       <w:proofErr w:type="spellStart"/>
       <w:r>
         <w:rPr>
-          <w:rStyle w:val="Strong"/>
-        </w:rPr>
-        <w:t>Zaključek</w:t>
-      </w:r>
-      <w:proofErr w:type="spellEnd"/>
+          <w:rFonts w:ascii="Times New Roman" w:eastAsia="Times New Roman" w:hAnsi="Times New Roman" w:cs="Times New Roman"/>
+          <w:b/>
+          <w:bCs/>
+          <w:sz w:val="24"/>
+          <w:szCs w:val="24"/>
+        </w:rPr>
+        <w:t>Dodatna</w:t>
+      </w:r>
+      <w:proofErr w:type="spellEnd"/>
+      <w:r>
+        <w:rPr>
+          <w:rFonts w:ascii="Times New Roman" w:eastAsia="Times New Roman" w:hAnsi="Times New Roman" w:cs="Times New Roman"/>
+          <w:b/>
+          <w:bCs/>
+          <w:sz w:val="24"/>
+          <w:szCs w:val="24"/>
+        </w:rPr>
+        <w:t xml:space="preserve"> </w:t>
+      </w:r>
+      <w:proofErr w:type="spellStart"/>
+      <w:r>
+        <w:rPr>
+          <w:rFonts w:ascii="Times New Roman" w:eastAsia="Times New Roman" w:hAnsi="Times New Roman" w:cs="Times New Roman"/>
+          <w:b/>
+          <w:bCs/>
+          <w:sz w:val="24"/>
+          <w:szCs w:val="24"/>
+        </w:rPr>
+        <w:t>implementacija</w:t>
+      </w:r>
+      <w:proofErr w:type="spellEnd"/>
+      <w:r>
+        <w:rPr>
+          <w:rFonts w:ascii="Times New Roman" w:eastAsia="Times New Roman" w:hAnsi="Times New Roman" w:cs="Times New Roman"/>
+          <w:b/>
+          <w:bCs/>
+          <w:sz w:val="24"/>
+          <w:szCs w:val="24"/>
+        </w:rPr>
+        <w:t xml:space="preserve"> </w:t>
+      </w:r>
+      <w:proofErr w:type="spellStart"/>
+      <w:r>
+        <w:rPr>
+          <w:rFonts w:ascii="Times New Roman" w:eastAsia="Times New Roman" w:hAnsi="Times New Roman" w:cs="Times New Roman"/>
+          <w:b/>
+          <w:bCs/>
+          <w:sz w:val="24"/>
+          <w:szCs w:val="24"/>
+        </w:rPr>
+        <w:t>Jacobijeve</w:t>
+      </w:r>
+      <w:proofErr w:type="spellEnd"/>
+      <w:r>
+        <w:rPr>
+          <w:rFonts w:ascii="Times New Roman" w:eastAsia="Times New Roman" w:hAnsi="Times New Roman" w:cs="Times New Roman"/>
+          <w:b/>
+          <w:bCs/>
+          <w:sz w:val="24"/>
+          <w:szCs w:val="24"/>
+        </w:rPr>
+        <w:t xml:space="preserve"> </w:t>
+      </w:r>
+      <w:proofErr w:type="spellStart"/>
+      <w:r>
+        <w:rPr>
+          <w:rFonts w:ascii="Times New Roman" w:eastAsia="Times New Roman" w:hAnsi="Times New Roman" w:cs="Times New Roman"/>
+          <w:b/>
+          <w:bCs/>
+          <w:sz w:val="24"/>
+          <w:szCs w:val="24"/>
+        </w:rPr>
+        <w:t>metode</w:t>
+      </w:r>
+      <w:proofErr w:type="spellEnd"/>
+      <w:r>
+        <w:rPr>
+          <w:rFonts w:ascii="Times New Roman" w:eastAsia="Times New Roman" w:hAnsi="Times New Roman" w:cs="Times New Roman"/>
+          <w:b/>
+          <w:bCs/>
+          <w:sz w:val="24"/>
+          <w:szCs w:val="24"/>
+        </w:rPr>
+        <w:t xml:space="preserve"> z </w:t>
+      </w:r>
+      <w:proofErr w:type="spellStart"/>
+      <w:r>
+        <w:rPr>
+          <w:rFonts w:ascii="Times New Roman" w:eastAsia="Times New Roman" w:hAnsi="Times New Roman" w:cs="Times New Roman"/>
+          <w:b/>
+          <w:bCs/>
+          <w:sz w:val="24"/>
+          <w:szCs w:val="24"/>
+        </w:rPr>
+        <w:t>uporabo</w:t>
+      </w:r>
+      <w:proofErr w:type="spellEnd"/>
+      <w:r>
+        <w:rPr>
+          <w:rFonts w:ascii="Times New Roman" w:eastAsia="Times New Roman" w:hAnsi="Times New Roman" w:cs="Times New Roman"/>
+          <w:b/>
+          <w:bCs/>
+          <w:sz w:val="24"/>
+          <w:szCs w:val="24"/>
+        </w:rPr>
+        <w:t xml:space="preserve"> Scatter/</w:t>
+      </w:r>
+      <w:proofErr w:type="spellStart"/>
+      <w:r>
+        <w:rPr>
+          <w:rFonts w:ascii="Times New Roman" w:eastAsia="Times New Roman" w:hAnsi="Times New Roman" w:cs="Times New Roman"/>
+          <w:b/>
+          <w:bCs/>
+          <w:sz w:val="24"/>
+          <w:szCs w:val="24"/>
+        </w:rPr>
+        <w:t>Bcast</w:t>
+      </w:r>
+      <w:proofErr w:type="spellEnd"/>
+      <w:r>
+        <w:rPr>
+          <w:rFonts w:ascii="Times New Roman" w:eastAsia="Times New Roman" w:hAnsi="Times New Roman" w:cs="Times New Roman"/>
+          <w:b/>
+          <w:bCs/>
+          <w:sz w:val="24"/>
+          <w:szCs w:val="24"/>
+        </w:rPr>
+        <w:t>/Gather</w:t>
+      </w:r>
     </w:p>
     <w:p>
       <w:pPr>
+        <w:spacing w:before="100" w:beforeAutospacing="1" w:after="100" w:afterAutospacing="1" w:line="240" w:lineRule="auto"/>
+        <w:rPr>
+          <w:rFonts w:ascii="Times New Roman" w:eastAsia="Times New Roman" w:hAnsi="Times New Roman" w:cs="Times New Roman"/>
+          <w:sz w:val="24"/>
+          <w:szCs w:val="24"/>
+        </w:rPr>
+      </w:pPr>
+      <w:proofErr w:type="gramStart"/>
+      <w:r>
+        <w:rPr>
+          <w:rFonts w:ascii="Times New Roman" w:eastAsia="Times New Roman" w:hAnsi="Times New Roman" w:cs="Times New Roman"/>
+          <w:sz w:val="24"/>
+          <w:szCs w:val="24"/>
+        </w:rPr>
+        <w:t xml:space="preserve">V </w:t>
+      </w:r>
+      <w:proofErr w:type="spellStart"/>
+      <w:r>
+        <w:rPr>
+          <w:rFonts w:ascii="Times New Roman" w:eastAsia="Times New Roman" w:hAnsi="Times New Roman" w:cs="Times New Roman"/>
+          <w:sz w:val="24"/>
+          <w:szCs w:val="24"/>
+        </w:rPr>
+        <w:t>nadaljevanju</w:t>
+      </w:r>
+      <w:proofErr w:type="spellEnd"/>
+      <w:r>
+        <w:rPr>
+          <w:rFonts w:ascii="Times New Roman" w:eastAsia="Times New Roman" w:hAnsi="Times New Roman" w:cs="Times New Roman"/>
+          <w:sz w:val="24"/>
+          <w:szCs w:val="24"/>
+        </w:rPr>
+        <w:t xml:space="preserve"> </w:t>
+      </w:r>
+      <w:proofErr w:type="spellStart"/>
+      <w:r>
+        <w:rPr>
+          <w:rFonts w:ascii="Times New Roman" w:eastAsia="Times New Roman" w:hAnsi="Times New Roman" w:cs="Times New Roman"/>
+          <w:sz w:val="24"/>
+          <w:szCs w:val="24"/>
+        </w:rPr>
+        <w:t>smo</w:t>
+      </w:r>
+      <w:proofErr w:type="spellEnd"/>
+      <w:r>
+        <w:rPr>
+          <w:rFonts w:ascii="Times New Roman" w:eastAsia="Times New Roman" w:hAnsi="Times New Roman" w:cs="Times New Roman"/>
+          <w:sz w:val="24"/>
+          <w:szCs w:val="24"/>
+        </w:rPr>
+        <w:t xml:space="preserve"> </w:t>
+      </w:r>
+      <w:proofErr w:type="spellStart"/>
+      <w:r>
+        <w:rPr>
+          <w:rFonts w:ascii="Times New Roman" w:eastAsia="Times New Roman" w:hAnsi="Times New Roman" w:cs="Times New Roman"/>
+          <w:sz w:val="24"/>
+          <w:szCs w:val="24"/>
+        </w:rPr>
+        <w:t>implementirali</w:t>
+      </w:r>
+      <w:proofErr w:type="spellEnd"/>
+      <w:r>
+        <w:rPr>
+          <w:rFonts w:ascii="Times New Roman" w:eastAsia="Times New Roman" w:hAnsi="Times New Roman" w:cs="Times New Roman"/>
+          <w:sz w:val="24"/>
+          <w:szCs w:val="24"/>
+        </w:rPr>
+        <w:t xml:space="preserve"> </w:t>
+      </w:r>
+      <w:proofErr w:type="spellStart"/>
+      <w:r>
+        <w:rPr>
+          <w:rFonts w:ascii="Times New Roman" w:eastAsia="Times New Roman" w:hAnsi="Times New Roman" w:cs="Times New Roman"/>
+          <w:sz w:val="24"/>
+          <w:szCs w:val="24"/>
+        </w:rPr>
+        <w:t>še</w:t>
+      </w:r>
+      <w:proofErr w:type="spellEnd"/>
+      <w:r>
+        <w:rPr>
+          <w:rFonts w:ascii="Times New Roman" w:eastAsia="Times New Roman" w:hAnsi="Times New Roman" w:cs="Times New Roman"/>
+          <w:sz w:val="24"/>
+          <w:szCs w:val="24"/>
+        </w:rPr>
+        <w:t xml:space="preserve"> </w:t>
+      </w:r>
+      <w:proofErr w:type="spellStart"/>
+      <w:r>
+        <w:rPr>
+          <w:rFonts w:ascii="Times New Roman" w:eastAsia="Times New Roman" w:hAnsi="Times New Roman" w:cs="Times New Roman"/>
+          <w:bCs/>
+          <w:sz w:val="24"/>
+          <w:szCs w:val="24"/>
+        </w:rPr>
+        <w:t>drugačen</w:t>
+      </w:r>
+      <w:proofErr w:type="spellEnd"/>
+      <w:r>
+        <w:rPr>
+          <w:rFonts w:ascii="Times New Roman" w:eastAsia="Times New Roman" w:hAnsi="Times New Roman" w:cs="Times New Roman"/>
+          <w:bCs/>
+          <w:sz w:val="24"/>
+          <w:szCs w:val="24"/>
+        </w:rPr>
+        <w:t xml:space="preserve"> </w:t>
+      </w:r>
+      <w:proofErr w:type="spellStart"/>
+      <w:r>
+        <w:rPr>
+          <w:rFonts w:ascii="Times New Roman" w:eastAsia="Times New Roman" w:hAnsi="Times New Roman" w:cs="Times New Roman"/>
+          <w:bCs/>
+          <w:sz w:val="24"/>
+          <w:szCs w:val="24"/>
+        </w:rPr>
+        <w:t>pristop</w:t>
+      </w:r>
+      <w:proofErr w:type="spellEnd"/>
+      <w:r>
+        <w:rPr>
+          <w:rFonts w:ascii="Times New Roman" w:eastAsia="Times New Roman" w:hAnsi="Times New Roman" w:cs="Times New Roman"/>
+          <w:bCs/>
+          <w:sz w:val="24"/>
+          <w:szCs w:val="24"/>
+        </w:rPr>
+        <w:t xml:space="preserve"> </w:t>
+      </w:r>
+      <w:proofErr w:type="spellStart"/>
+      <w:r>
+        <w:rPr>
+          <w:rFonts w:ascii="Times New Roman" w:eastAsia="Times New Roman" w:hAnsi="Times New Roman" w:cs="Times New Roman"/>
+          <w:bCs/>
+          <w:sz w:val="24"/>
+          <w:szCs w:val="24"/>
+        </w:rPr>
+        <w:t>paralelizacije</w:t>
+      </w:r>
+      <w:proofErr w:type="spellEnd"/>
+      <w:r>
+        <w:rPr>
+          <w:rFonts w:ascii="Times New Roman" w:eastAsia="Times New Roman" w:hAnsi="Times New Roman" w:cs="Times New Roman"/>
+          <w:sz w:val="24"/>
+          <w:szCs w:val="24"/>
+        </w:rPr>
+        <w:t xml:space="preserve">, </w:t>
+      </w:r>
+      <w:proofErr w:type="spellStart"/>
+      <w:r>
+        <w:rPr>
+          <w:rFonts w:ascii="Times New Roman" w:eastAsia="Times New Roman" w:hAnsi="Times New Roman" w:cs="Times New Roman"/>
+          <w:sz w:val="24"/>
+          <w:szCs w:val="24"/>
+        </w:rPr>
+        <w:t>kot</w:t>
+      </w:r>
+      <w:proofErr w:type="spellEnd"/>
+      <w:r>
+        <w:rPr>
+          <w:rFonts w:ascii="Times New Roman" w:eastAsia="Times New Roman" w:hAnsi="Times New Roman" w:cs="Times New Roman"/>
+          <w:sz w:val="24"/>
+          <w:szCs w:val="24"/>
+        </w:rPr>
+        <w:t xml:space="preserve"> je </w:t>
+      </w:r>
+      <w:proofErr w:type="spellStart"/>
+      <w:r>
+        <w:rPr>
+          <w:rFonts w:ascii="Times New Roman" w:eastAsia="Times New Roman" w:hAnsi="Times New Roman" w:cs="Times New Roman"/>
+          <w:sz w:val="24"/>
+          <w:szCs w:val="24"/>
+        </w:rPr>
+        <w:t>predlagal</w:t>
+      </w:r>
+      <w:proofErr w:type="spellEnd"/>
+      <w:r>
+        <w:rPr>
+          <w:rFonts w:ascii="Times New Roman" w:eastAsia="Times New Roman" w:hAnsi="Times New Roman" w:cs="Times New Roman"/>
+          <w:sz w:val="24"/>
+          <w:szCs w:val="24"/>
+        </w:rPr>
+        <w:t xml:space="preserve"> </w:t>
+      </w:r>
+      <w:proofErr w:type="spellStart"/>
+      <w:r>
+        <w:rPr>
+          <w:rFonts w:ascii="Times New Roman" w:eastAsia="Times New Roman" w:hAnsi="Times New Roman" w:cs="Times New Roman"/>
+          <w:sz w:val="24"/>
+          <w:szCs w:val="24"/>
+        </w:rPr>
+        <w:t>profesor</w:t>
+      </w:r>
+      <w:proofErr w:type="spellEnd"/>
+      <w:r>
+        <w:rPr>
+          <w:rFonts w:ascii="Times New Roman" w:eastAsia="Times New Roman" w:hAnsi="Times New Roman" w:cs="Times New Roman"/>
+          <w:sz w:val="24"/>
+          <w:szCs w:val="24"/>
+        </w:rPr>
+        <w:t>.</w:t>
+      </w:r>
+      <w:proofErr w:type="gramEnd"/>
+      <w:r>
+        <w:rPr>
+          <w:rFonts w:ascii="Times New Roman" w:eastAsia="Times New Roman" w:hAnsi="Times New Roman" w:cs="Times New Roman"/>
+          <w:sz w:val="24"/>
+          <w:szCs w:val="24"/>
+        </w:rPr>
+        <w:t xml:space="preserve"> </w:t>
+      </w:r>
+      <w:proofErr w:type="spellStart"/>
+      <w:r>
+        <w:rPr>
+          <w:rFonts w:ascii="Times New Roman" w:eastAsia="Times New Roman" w:hAnsi="Times New Roman" w:cs="Times New Roman"/>
+          <w:sz w:val="24"/>
+          <w:szCs w:val="24"/>
+        </w:rPr>
+        <w:t>Namesto</w:t>
+      </w:r>
+      <w:proofErr w:type="spellEnd"/>
+      <w:r>
+        <w:rPr>
+          <w:rFonts w:ascii="Times New Roman" w:eastAsia="Times New Roman" w:hAnsi="Times New Roman" w:cs="Times New Roman"/>
+          <w:sz w:val="24"/>
+          <w:szCs w:val="24"/>
+        </w:rPr>
+        <w:t xml:space="preserve"> </w:t>
+      </w:r>
+      <w:proofErr w:type="spellStart"/>
+      <w:r>
+        <w:rPr>
+          <w:rFonts w:ascii="Times New Roman" w:eastAsia="Times New Roman" w:hAnsi="Times New Roman" w:cs="Times New Roman"/>
+          <w:sz w:val="24"/>
+          <w:szCs w:val="24"/>
+        </w:rPr>
+        <w:t>funkcije</w:t>
+      </w:r>
+      <w:proofErr w:type="spellEnd"/>
+      <w:r>
+        <w:rPr>
+          <w:rFonts w:ascii="Times New Roman" w:eastAsia="Times New Roman" w:hAnsi="Times New Roman" w:cs="Times New Roman"/>
+          <w:sz w:val="24"/>
+          <w:szCs w:val="24"/>
+        </w:rPr>
+        <w:t xml:space="preserve"> </w:t>
+      </w:r>
+      <w:proofErr w:type="spellStart"/>
+      <w:r>
+        <w:rPr>
+          <w:rFonts w:ascii="Courier New" w:eastAsia="Times New Roman" w:hAnsi="Courier New" w:cs="Courier New"/>
+          <w:sz w:val="20"/>
+          <w:szCs w:val="20"/>
+        </w:rPr>
+        <w:t>MPI_Allgather</w:t>
+      </w:r>
+      <w:proofErr w:type="spellEnd"/>
+      <w:r>
+        <w:rPr>
+          <w:rFonts w:ascii="Times New Roman" w:eastAsia="Times New Roman" w:hAnsi="Times New Roman" w:cs="Times New Roman"/>
+          <w:sz w:val="24"/>
+          <w:szCs w:val="24"/>
+        </w:rPr>
+        <w:t xml:space="preserve">, </w:t>
+      </w:r>
+      <w:proofErr w:type="spellStart"/>
+      <w:r>
+        <w:rPr>
+          <w:rFonts w:ascii="Times New Roman" w:eastAsia="Times New Roman" w:hAnsi="Times New Roman" w:cs="Times New Roman"/>
+          <w:sz w:val="24"/>
+          <w:szCs w:val="24"/>
+        </w:rPr>
+        <w:t>ki</w:t>
+      </w:r>
+      <w:proofErr w:type="spellEnd"/>
+      <w:r>
+        <w:rPr>
+          <w:rFonts w:ascii="Times New Roman" w:eastAsia="Times New Roman" w:hAnsi="Times New Roman" w:cs="Times New Roman"/>
+          <w:sz w:val="24"/>
+          <w:szCs w:val="24"/>
+        </w:rPr>
+        <w:t xml:space="preserve"> </w:t>
+      </w:r>
+      <w:proofErr w:type="spellStart"/>
+      <w:r>
+        <w:rPr>
+          <w:rFonts w:ascii="Times New Roman" w:eastAsia="Times New Roman" w:hAnsi="Times New Roman" w:cs="Times New Roman"/>
+          <w:sz w:val="24"/>
+          <w:szCs w:val="24"/>
+        </w:rPr>
+        <w:t>povzroča</w:t>
+      </w:r>
+      <w:proofErr w:type="spellEnd"/>
+      <w:r>
+        <w:rPr>
+          <w:rFonts w:ascii="Times New Roman" w:eastAsia="Times New Roman" w:hAnsi="Times New Roman" w:cs="Times New Roman"/>
+          <w:sz w:val="24"/>
+          <w:szCs w:val="24"/>
+        </w:rPr>
+        <w:t xml:space="preserve"> </w:t>
+      </w:r>
+      <w:proofErr w:type="spellStart"/>
+      <w:r>
+        <w:rPr>
+          <w:rFonts w:ascii="Times New Roman" w:eastAsia="Times New Roman" w:hAnsi="Times New Roman" w:cs="Times New Roman"/>
+          <w:sz w:val="24"/>
+          <w:szCs w:val="24"/>
+        </w:rPr>
+        <w:t>globalno</w:t>
+      </w:r>
+      <w:proofErr w:type="spellEnd"/>
+      <w:r>
+        <w:rPr>
+          <w:rFonts w:ascii="Times New Roman" w:eastAsia="Times New Roman" w:hAnsi="Times New Roman" w:cs="Times New Roman"/>
+          <w:sz w:val="24"/>
+          <w:szCs w:val="24"/>
+        </w:rPr>
+        <w:t xml:space="preserve"> </w:t>
+      </w:r>
+      <w:proofErr w:type="spellStart"/>
+      <w:r>
+        <w:rPr>
+          <w:rFonts w:ascii="Times New Roman" w:eastAsia="Times New Roman" w:hAnsi="Times New Roman" w:cs="Times New Roman"/>
+          <w:sz w:val="24"/>
+          <w:szCs w:val="24"/>
+        </w:rPr>
+        <w:t>sinhronizacijo</w:t>
+      </w:r>
+      <w:proofErr w:type="spellEnd"/>
+      <w:r>
+        <w:rPr>
+          <w:rFonts w:ascii="Times New Roman" w:eastAsia="Times New Roman" w:hAnsi="Times New Roman" w:cs="Times New Roman"/>
+          <w:sz w:val="24"/>
+          <w:szCs w:val="24"/>
+        </w:rPr>
+        <w:t xml:space="preserve"> v </w:t>
+      </w:r>
+      <w:proofErr w:type="spellStart"/>
+      <w:r>
+        <w:rPr>
+          <w:rFonts w:ascii="Times New Roman" w:eastAsia="Times New Roman" w:hAnsi="Times New Roman" w:cs="Times New Roman"/>
+          <w:sz w:val="24"/>
+          <w:szCs w:val="24"/>
+        </w:rPr>
+        <w:t>vsaki</w:t>
+      </w:r>
+      <w:proofErr w:type="spellEnd"/>
+      <w:r>
+        <w:rPr>
+          <w:rFonts w:ascii="Times New Roman" w:eastAsia="Times New Roman" w:hAnsi="Times New Roman" w:cs="Times New Roman"/>
+          <w:sz w:val="24"/>
+          <w:szCs w:val="24"/>
+        </w:rPr>
+        <w:t xml:space="preserve"> </w:t>
+      </w:r>
+      <w:proofErr w:type="spellStart"/>
+      <w:r>
+        <w:rPr>
+          <w:rFonts w:ascii="Times New Roman" w:eastAsia="Times New Roman" w:hAnsi="Times New Roman" w:cs="Times New Roman"/>
+          <w:sz w:val="24"/>
+          <w:szCs w:val="24"/>
+        </w:rPr>
+        <w:t>iteraciji</w:t>
+      </w:r>
+      <w:proofErr w:type="spellEnd"/>
+      <w:r>
+        <w:rPr>
+          <w:rFonts w:ascii="Times New Roman" w:eastAsia="Times New Roman" w:hAnsi="Times New Roman" w:cs="Times New Roman"/>
+          <w:sz w:val="24"/>
+          <w:szCs w:val="24"/>
+        </w:rPr>
+        <w:t xml:space="preserve">, </w:t>
+      </w:r>
+      <w:proofErr w:type="spellStart"/>
+      <w:r>
+        <w:rPr>
+          <w:rFonts w:ascii="Times New Roman" w:eastAsia="Times New Roman" w:hAnsi="Times New Roman" w:cs="Times New Roman"/>
+          <w:sz w:val="24"/>
+          <w:szCs w:val="24"/>
+        </w:rPr>
+        <w:t>smo</w:t>
+      </w:r>
+      <w:proofErr w:type="spellEnd"/>
+      <w:r>
+        <w:rPr>
+          <w:rFonts w:ascii="Times New Roman" w:eastAsia="Times New Roman" w:hAnsi="Times New Roman" w:cs="Times New Roman"/>
+          <w:sz w:val="24"/>
+          <w:szCs w:val="24"/>
+        </w:rPr>
+        <w:t xml:space="preserve"> </w:t>
+      </w:r>
+      <w:proofErr w:type="spellStart"/>
+      <w:r>
+        <w:rPr>
+          <w:rFonts w:ascii="Times New Roman" w:eastAsia="Times New Roman" w:hAnsi="Times New Roman" w:cs="Times New Roman"/>
+          <w:sz w:val="24"/>
+          <w:szCs w:val="24"/>
+        </w:rPr>
+        <w:t>uporabili</w:t>
+      </w:r>
+      <w:proofErr w:type="spellEnd"/>
+      <w:r>
+        <w:rPr>
+          <w:rFonts w:ascii="Times New Roman" w:eastAsia="Times New Roman" w:hAnsi="Times New Roman" w:cs="Times New Roman"/>
+          <w:sz w:val="24"/>
+          <w:szCs w:val="24"/>
+        </w:rPr>
+        <w:t xml:space="preserve"> </w:t>
+      </w:r>
+      <w:proofErr w:type="spellStart"/>
+      <w:r>
+        <w:rPr>
+          <w:rFonts w:ascii="Times New Roman" w:eastAsia="Times New Roman" w:hAnsi="Times New Roman" w:cs="Times New Roman"/>
+          <w:sz w:val="24"/>
+          <w:szCs w:val="24"/>
+        </w:rPr>
+        <w:t>kombinacijo</w:t>
+      </w:r>
+      <w:proofErr w:type="spellEnd"/>
+      <w:r>
+        <w:rPr>
+          <w:rFonts w:ascii="Times New Roman" w:eastAsia="Times New Roman" w:hAnsi="Times New Roman" w:cs="Times New Roman"/>
+          <w:sz w:val="24"/>
+          <w:szCs w:val="24"/>
+        </w:rPr>
+        <w:t xml:space="preserve"> </w:t>
+      </w:r>
+      <w:proofErr w:type="spellStart"/>
+      <w:r>
+        <w:rPr>
+          <w:rFonts w:ascii="Times New Roman" w:eastAsia="Times New Roman" w:hAnsi="Times New Roman" w:cs="Times New Roman"/>
+          <w:sz w:val="24"/>
+          <w:szCs w:val="24"/>
+        </w:rPr>
+        <w:t>funkcij</w:t>
+      </w:r>
+      <w:proofErr w:type="spellEnd"/>
+      <w:r>
+        <w:rPr>
+          <w:rFonts w:ascii="Times New Roman" w:eastAsia="Times New Roman" w:hAnsi="Times New Roman" w:cs="Times New Roman"/>
+          <w:sz w:val="24"/>
+          <w:szCs w:val="24"/>
+        </w:rPr>
+        <w:t>:</w:t>
+      </w:r>
+      <w:r>
+        <w:rPr>
+          <w:rFonts w:ascii="Times New Roman" w:eastAsia="Times New Roman" w:hAnsi="Times New Roman" w:cs="Times New Roman"/>
+          <w:sz w:val="24"/>
+          <w:szCs w:val="24"/>
+        </w:rPr>
+        <w:t xml:space="preserve"> - </w:t>
+      </w:r>
+      <w:proofErr w:type="spellStart"/>
+      <w:r>
+        <w:rPr>
+          <w:rFonts w:ascii="Courier New" w:eastAsia="Times New Roman" w:hAnsi="Courier New" w:cs="Courier New"/>
+          <w:sz w:val="20"/>
+          <w:szCs w:val="20"/>
+        </w:rPr>
+        <w:t>MPI_Scatter</w:t>
+      </w:r>
+      <w:proofErr w:type="spellEnd"/>
+      <w:r>
+        <w:rPr>
+          <w:rFonts w:ascii="Times New Roman" w:eastAsia="Times New Roman" w:hAnsi="Times New Roman" w:cs="Times New Roman"/>
+          <w:sz w:val="24"/>
+          <w:szCs w:val="24"/>
+        </w:rPr>
+        <w:t xml:space="preserve">, </w:t>
+      </w:r>
+      <w:proofErr w:type="spellStart"/>
+      <w:r>
+        <w:rPr>
+          <w:rFonts w:ascii="Courier New" w:eastAsia="Times New Roman" w:hAnsi="Courier New" w:cs="Courier New"/>
+          <w:sz w:val="20"/>
+          <w:szCs w:val="20"/>
+        </w:rPr>
+        <w:t>MPI_Bcast</w:t>
+      </w:r>
+      <w:proofErr w:type="spellEnd"/>
+      <w:r>
+        <w:rPr>
+          <w:rFonts w:ascii="Times New Roman" w:eastAsia="Times New Roman" w:hAnsi="Times New Roman" w:cs="Times New Roman"/>
+          <w:sz w:val="24"/>
+          <w:szCs w:val="24"/>
+        </w:rPr>
+        <w:t xml:space="preserve"> in </w:t>
+      </w:r>
+      <w:proofErr w:type="spellStart"/>
+      <w:r>
+        <w:rPr>
+          <w:rFonts w:ascii="Courier New" w:eastAsia="Times New Roman" w:hAnsi="Courier New" w:cs="Courier New"/>
+          <w:sz w:val="20"/>
+          <w:szCs w:val="20"/>
+        </w:rPr>
+        <w:t>MPI_Gather</w:t>
+      </w:r>
+      <w:proofErr w:type="spellEnd"/>
+      <w:r>
+        <w:rPr>
+          <w:rFonts w:ascii="Courier New" w:eastAsia="Times New Roman" w:hAnsi="Courier New" w:cs="Courier New"/>
+          <w:sz w:val="20"/>
+          <w:szCs w:val="20"/>
+        </w:rPr>
+        <w:t>.</w:t>
+      </w:r>
+    </w:p>
+    <w:p>
+      <w:pPr>
+        <w:spacing w:before="100" w:beforeAutospacing="1" w:after="100" w:afterAutospacing="1" w:line="240" w:lineRule="auto"/>
+        <w:rPr>
+          <w:rFonts w:ascii="Times New Roman" w:eastAsia="Times New Roman" w:hAnsi="Times New Roman" w:cs="Times New Roman"/>
+          <w:sz w:val="24"/>
+          <w:szCs w:val="24"/>
+        </w:rPr>
+      </w:pPr>
+      <w:r>
+        <w:rPr>
+          <w:rFonts w:ascii="Times New Roman" w:eastAsia="Times New Roman" w:hAnsi="Times New Roman" w:cs="Times New Roman"/>
+          <w:sz w:val="24"/>
+          <w:szCs w:val="24"/>
+        </w:rPr>
+        <w:t xml:space="preserve">Ta </w:t>
+      </w:r>
+      <w:proofErr w:type="spellStart"/>
+      <w:r>
+        <w:rPr>
+          <w:rFonts w:ascii="Times New Roman" w:eastAsia="Times New Roman" w:hAnsi="Times New Roman" w:cs="Times New Roman"/>
+          <w:sz w:val="24"/>
+          <w:szCs w:val="24"/>
+        </w:rPr>
+        <w:t>pristop</w:t>
+      </w:r>
+      <w:proofErr w:type="spellEnd"/>
+      <w:r>
+        <w:rPr>
+          <w:rFonts w:ascii="Times New Roman" w:eastAsia="Times New Roman" w:hAnsi="Times New Roman" w:cs="Times New Roman"/>
+          <w:sz w:val="24"/>
+          <w:szCs w:val="24"/>
+        </w:rPr>
+        <w:t xml:space="preserve"> </w:t>
+      </w:r>
+      <w:proofErr w:type="spellStart"/>
+      <w:r>
+        <w:rPr>
+          <w:rFonts w:ascii="Times New Roman" w:eastAsia="Times New Roman" w:hAnsi="Times New Roman" w:cs="Times New Roman"/>
+          <w:sz w:val="24"/>
+          <w:szCs w:val="24"/>
+        </w:rPr>
+        <w:t>omogoča</w:t>
+      </w:r>
+      <w:proofErr w:type="spellEnd"/>
+      <w:r>
+        <w:rPr>
+          <w:rFonts w:ascii="Times New Roman" w:eastAsia="Times New Roman" w:hAnsi="Times New Roman" w:cs="Times New Roman"/>
+          <w:sz w:val="24"/>
+          <w:szCs w:val="24"/>
+        </w:rPr>
+        <w:t xml:space="preserve"> </w:t>
+      </w:r>
+      <w:proofErr w:type="spellStart"/>
+      <w:r>
+        <w:rPr>
+          <w:rFonts w:ascii="Times New Roman" w:eastAsia="Times New Roman" w:hAnsi="Times New Roman" w:cs="Times New Roman"/>
+          <w:sz w:val="24"/>
+          <w:szCs w:val="24"/>
+        </w:rPr>
+        <w:t>bolj</w:t>
+      </w:r>
+      <w:proofErr w:type="spellEnd"/>
+      <w:r>
+        <w:rPr>
+          <w:rFonts w:ascii="Times New Roman" w:eastAsia="Times New Roman" w:hAnsi="Times New Roman" w:cs="Times New Roman"/>
+          <w:sz w:val="24"/>
+          <w:szCs w:val="24"/>
+        </w:rPr>
+        <w:t xml:space="preserve"> </w:t>
+      </w:r>
+      <w:proofErr w:type="spellStart"/>
+      <w:r>
+        <w:rPr>
+          <w:rFonts w:ascii="Times New Roman" w:eastAsia="Times New Roman" w:hAnsi="Times New Roman" w:cs="Times New Roman"/>
+          <w:sz w:val="24"/>
+          <w:szCs w:val="24"/>
+        </w:rPr>
+        <w:t>modularno</w:t>
+      </w:r>
+      <w:proofErr w:type="spellEnd"/>
+      <w:r>
+        <w:rPr>
+          <w:rFonts w:ascii="Times New Roman" w:eastAsia="Times New Roman" w:hAnsi="Times New Roman" w:cs="Times New Roman"/>
+          <w:sz w:val="24"/>
+          <w:szCs w:val="24"/>
+        </w:rPr>
+        <w:t xml:space="preserve"> </w:t>
+      </w:r>
+      <w:proofErr w:type="spellStart"/>
+      <w:r>
+        <w:rPr>
+          <w:rFonts w:ascii="Times New Roman" w:eastAsia="Times New Roman" w:hAnsi="Times New Roman" w:cs="Times New Roman"/>
+          <w:sz w:val="24"/>
+          <w:szCs w:val="24"/>
+        </w:rPr>
+        <w:t>komunikacijo</w:t>
+      </w:r>
+      <w:proofErr w:type="spellEnd"/>
+      <w:r>
+        <w:rPr>
+          <w:rFonts w:ascii="Times New Roman" w:eastAsia="Times New Roman" w:hAnsi="Times New Roman" w:cs="Times New Roman"/>
+          <w:sz w:val="24"/>
+          <w:szCs w:val="24"/>
+        </w:rPr>
+        <w:t xml:space="preserve"> in </w:t>
+      </w:r>
+      <w:proofErr w:type="spellStart"/>
+      <w:r>
+        <w:rPr>
+          <w:rFonts w:ascii="Times New Roman" w:eastAsia="Times New Roman" w:hAnsi="Times New Roman" w:cs="Times New Roman"/>
+          <w:sz w:val="24"/>
+          <w:szCs w:val="24"/>
+        </w:rPr>
+        <w:t>zmanjšuje</w:t>
+      </w:r>
+      <w:proofErr w:type="spellEnd"/>
+      <w:r>
+        <w:rPr>
+          <w:rFonts w:ascii="Times New Roman" w:eastAsia="Times New Roman" w:hAnsi="Times New Roman" w:cs="Times New Roman"/>
+          <w:sz w:val="24"/>
+          <w:szCs w:val="24"/>
+        </w:rPr>
+        <w:t xml:space="preserve"> </w:t>
+      </w:r>
+      <w:proofErr w:type="spellStart"/>
+      <w:r>
+        <w:rPr>
+          <w:rFonts w:ascii="Times New Roman" w:eastAsia="Times New Roman" w:hAnsi="Times New Roman" w:cs="Times New Roman"/>
+          <w:sz w:val="24"/>
+          <w:szCs w:val="24"/>
+        </w:rPr>
+        <w:t>komunikacijski</w:t>
+      </w:r>
+      <w:proofErr w:type="spellEnd"/>
+      <w:r>
+        <w:rPr>
+          <w:rFonts w:ascii="Times New Roman" w:eastAsia="Times New Roman" w:hAnsi="Times New Roman" w:cs="Times New Roman"/>
+          <w:sz w:val="24"/>
+          <w:szCs w:val="24"/>
+        </w:rPr>
+        <w:t xml:space="preserve"> overhead.</w:t>
+      </w:r>
+    </w:p>
+    <w:p>
+      <w:pPr>
+        <w:spacing w:before="100" w:beforeAutospacing="1" w:after="100" w:afterAutospacing="1" w:line="240" w:lineRule="auto"/>
+        <w:outlineLvl w:val="2"/>
+        <w:rPr>
+          <w:rFonts w:ascii="Times New Roman" w:eastAsia="Times New Roman" w:hAnsi="Times New Roman" w:cs="Times New Roman"/>
+          <w:b/>
+          <w:bCs/>
+          <w:sz w:val="24"/>
+          <w:szCs w:val="24"/>
+        </w:rPr>
+      </w:pPr>
+      <w:proofErr w:type="spellStart"/>
+      <w:r>
+        <w:rPr>
+          <w:rFonts w:ascii="Times New Roman" w:eastAsia="Times New Roman" w:hAnsi="Times New Roman" w:cs="Times New Roman"/>
+          <w:b/>
+          <w:bCs/>
+          <w:sz w:val="24"/>
+          <w:szCs w:val="24"/>
+        </w:rPr>
+        <w:t>Opis</w:t>
+      </w:r>
+      <w:proofErr w:type="spellEnd"/>
+      <w:r>
+        <w:rPr>
+          <w:rFonts w:ascii="Times New Roman" w:eastAsia="Times New Roman" w:hAnsi="Times New Roman" w:cs="Times New Roman"/>
+          <w:b/>
+          <w:bCs/>
+          <w:sz w:val="24"/>
+          <w:szCs w:val="24"/>
+        </w:rPr>
+        <w:t xml:space="preserve"> </w:t>
+      </w:r>
+      <w:proofErr w:type="spellStart"/>
+      <w:r>
+        <w:rPr>
+          <w:rFonts w:ascii="Times New Roman" w:eastAsia="Times New Roman" w:hAnsi="Times New Roman" w:cs="Times New Roman"/>
+          <w:b/>
+          <w:bCs/>
+          <w:sz w:val="24"/>
+          <w:szCs w:val="24"/>
+        </w:rPr>
+        <w:t>druge</w:t>
+      </w:r>
+      <w:proofErr w:type="spellEnd"/>
+      <w:r>
+        <w:rPr>
+          <w:rFonts w:ascii="Times New Roman" w:eastAsia="Times New Roman" w:hAnsi="Times New Roman" w:cs="Times New Roman"/>
+          <w:b/>
+          <w:bCs/>
+          <w:sz w:val="24"/>
+          <w:szCs w:val="24"/>
+        </w:rPr>
+        <w:t xml:space="preserve"> </w:t>
+      </w:r>
+      <w:proofErr w:type="spellStart"/>
+      <w:r>
+        <w:rPr>
+          <w:rFonts w:ascii="Times New Roman" w:eastAsia="Times New Roman" w:hAnsi="Times New Roman" w:cs="Times New Roman"/>
+          <w:b/>
+          <w:bCs/>
+          <w:sz w:val="24"/>
+          <w:szCs w:val="24"/>
+        </w:rPr>
+        <w:t>implementacije</w:t>
+      </w:r>
+      <w:proofErr w:type="spellEnd"/>
+    </w:p>
+    <w:p>
+      <w:pPr>
+        <w:numPr>
+          <w:ilvl w:val="0"/>
+          <w:numId w:val="2"/>
+        </w:numPr>
+        <w:spacing w:before="100" w:beforeAutospacing="1" w:after="100" w:afterAutospacing="1" w:line="240" w:lineRule="auto"/>
+        <w:rPr>
+          <w:rFonts w:ascii="Times New Roman" w:eastAsia="Times New Roman" w:hAnsi="Times New Roman" w:cs="Times New Roman"/>
+          <w:sz w:val="24"/>
+          <w:szCs w:val="24"/>
+        </w:rPr>
+      </w:pPr>
+      <w:proofErr w:type="spellStart"/>
+      <w:r>
+        <w:rPr>
+          <w:rFonts w:ascii="Times New Roman" w:eastAsia="Times New Roman" w:hAnsi="Times New Roman" w:cs="Times New Roman"/>
+          <w:b/>
+          <w:bCs/>
+          <w:sz w:val="24"/>
+          <w:szCs w:val="24"/>
+        </w:rPr>
+        <w:lastRenderedPageBreak/>
+        <w:t>MPI_Scatter</w:t>
+      </w:r>
+      <w:proofErr w:type="spellEnd"/>
+      <w:r>
+        <w:rPr>
+          <w:rFonts w:ascii="Times New Roman" w:eastAsia="Times New Roman" w:hAnsi="Times New Roman" w:cs="Times New Roman"/>
+          <w:sz w:val="24"/>
+          <w:szCs w:val="24"/>
+        </w:rPr>
+        <w:t xml:space="preserve"> </w:t>
+      </w:r>
+      <w:proofErr w:type="spellStart"/>
+      <w:r>
+        <w:rPr>
+          <w:rFonts w:ascii="Times New Roman" w:eastAsia="Times New Roman" w:hAnsi="Times New Roman" w:cs="Times New Roman"/>
+          <w:sz w:val="24"/>
+          <w:szCs w:val="24"/>
+        </w:rPr>
+        <w:t>razdeli</w:t>
+      </w:r>
+      <w:proofErr w:type="spellEnd"/>
+      <w:r>
+        <w:rPr>
+          <w:rFonts w:ascii="Times New Roman" w:eastAsia="Times New Roman" w:hAnsi="Times New Roman" w:cs="Times New Roman"/>
+          <w:sz w:val="24"/>
+          <w:szCs w:val="24"/>
+        </w:rPr>
+        <w:t xml:space="preserve"> </w:t>
+      </w:r>
+      <w:proofErr w:type="spellStart"/>
+      <w:r>
+        <w:rPr>
+          <w:rFonts w:ascii="Times New Roman" w:eastAsia="Times New Roman" w:hAnsi="Times New Roman" w:cs="Times New Roman"/>
+          <w:sz w:val="24"/>
+          <w:szCs w:val="24"/>
+        </w:rPr>
+        <w:t>vrstice</w:t>
+      </w:r>
+      <w:proofErr w:type="spellEnd"/>
+      <w:r>
+        <w:rPr>
+          <w:rFonts w:ascii="Times New Roman" w:eastAsia="Times New Roman" w:hAnsi="Times New Roman" w:cs="Times New Roman"/>
+          <w:sz w:val="24"/>
+          <w:szCs w:val="24"/>
+        </w:rPr>
+        <w:t xml:space="preserve"> </w:t>
+      </w:r>
+      <w:proofErr w:type="spellStart"/>
+      <w:r>
+        <w:rPr>
+          <w:rFonts w:ascii="Times New Roman" w:eastAsia="Times New Roman" w:hAnsi="Times New Roman" w:cs="Times New Roman"/>
+          <w:sz w:val="24"/>
+          <w:szCs w:val="24"/>
+        </w:rPr>
+        <w:t>matrike</w:t>
+      </w:r>
+      <w:proofErr w:type="spellEnd"/>
+      <w:r>
+        <w:rPr>
+          <w:rFonts w:ascii="Times New Roman" w:eastAsia="Times New Roman" w:hAnsi="Times New Roman" w:cs="Times New Roman"/>
+          <w:sz w:val="24"/>
+          <w:szCs w:val="24"/>
+        </w:rPr>
+        <w:t xml:space="preserve"> A in </w:t>
+      </w:r>
+      <w:proofErr w:type="spellStart"/>
+      <w:r>
+        <w:rPr>
+          <w:rFonts w:ascii="Times New Roman" w:eastAsia="Times New Roman" w:hAnsi="Times New Roman" w:cs="Times New Roman"/>
+          <w:sz w:val="24"/>
+          <w:szCs w:val="24"/>
+        </w:rPr>
+        <w:t>elemente</w:t>
+      </w:r>
+      <w:proofErr w:type="spellEnd"/>
+      <w:r>
+        <w:rPr>
+          <w:rFonts w:ascii="Times New Roman" w:eastAsia="Times New Roman" w:hAnsi="Times New Roman" w:cs="Times New Roman"/>
+          <w:sz w:val="24"/>
+          <w:szCs w:val="24"/>
+        </w:rPr>
+        <w:t xml:space="preserve"> </w:t>
+      </w:r>
+      <w:proofErr w:type="spellStart"/>
+      <w:r>
+        <w:rPr>
+          <w:rFonts w:ascii="Times New Roman" w:eastAsia="Times New Roman" w:hAnsi="Times New Roman" w:cs="Times New Roman"/>
+          <w:sz w:val="24"/>
+          <w:szCs w:val="24"/>
+        </w:rPr>
+        <w:t>vektorja</w:t>
+      </w:r>
+      <w:proofErr w:type="spellEnd"/>
+      <w:r>
+        <w:rPr>
+          <w:rFonts w:ascii="Times New Roman" w:eastAsia="Times New Roman" w:hAnsi="Times New Roman" w:cs="Times New Roman"/>
+          <w:sz w:val="24"/>
+          <w:szCs w:val="24"/>
+        </w:rPr>
+        <w:t xml:space="preserve"> b med </w:t>
+      </w:r>
+      <w:proofErr w:type="spellStart"/>
+      <w:r>
+        <w:rPr>
+          <w:rFonts w:ascii="Times New Roman" w:eastAsia="Times New Roman" w:hAnsi="Times New Roman" w:cs="Times New Roman"/>
+          <w:sz w:val="24"/>
+          <w:szCs w:val="24"/>
+        </w:rPr>
+        <w:t>procese</w:t>
+      </w:r>
+      <w:proofErr w:type="spellEnd"/>
+      <w:r>
+        <w:rPr>
+          <w:rFonts w:ascii="Times New Roman" w:eastAsia="Times New Roman" w:hAnsi="Times New Roman" w:cs="Times New Roman"/>
+          <w:sz w:val="24"/>
+          <w:szCs w:val="24"/>
+        </w:rPr>
+        <w:t>.</w:t>
+      </w:r>
+    </w:p>
+    <w:p>
+      <w:pPr>
+        <w:numPr>
+          <w:ilvl w:val="0"/>
+          <w:numId w:val="2"/>
+        </w:numPr>
+        <w:spacing w:before="100" w:beforeAutospacing="1" w:after="100" w:afterAutospacing="1" w:line="240" w:lineRule="auto"/>
+        <w:rPr>
+          <w:rFonts w:ascii="Times New Roman" w:eastAsia="Times New Roman" w:hAnsi="Times New Roman" w:cs="Times New Roman"/>
+          <w:sz w:val="24"/>
+          <w:szCs w:val="24"/>
+        </w:rPr>
+      </w:pPr>
+      <w:proofErr w:type="spellStart"/>
+      <w:r>
+        <w:rPr>
+          <w:rFonts w:ascii="Times New Roman" w:eastAsia="Times New Roman" w:hAnsi="Times New Roman" w:cs="Times New Roman"/>
+          <w:b/>
+          <w:bCs/>
+          <w:sz w:val="24"/>
+          <w:szCs w:val="24"/>
+        </w:rPr>
+        <w:t>MPI_Bcast</w:t>
+      </w:r>
+      <w:proofErr w:type="spellEnd"/>
+      <w:r>
+        <w:rPr>
+          <w:rFonts w:ascii="Times New Roman" w:eastAsia="Times New Roman" w:hAnsi="Times New Roman" w:cs="Times New Roman"/>
+          <w:sz w:val="24"/>
+          <w:szCs w:val="24"/>
+        </w:rPr>
+        <w:t xml:space="preserve"> </w:t>
+      </w:r>
+      <w:proofErr w:type="spellStart"/>
+      <w:r>
+        <w:rPr>
+          <w:rFonts w:ascii="Times New Roman" w:eastAsia="Times New Roman" w:hAnsi="Times New Roman" w:cs="Times New Roman"/>
+          <w:sz w:val="24"/>
+          <w:szCs w:val="24"/>
+        </w:rPr>
+        <w:t>razpošlje</w:t>
+      </w:r>
+      <w:proofErr w:type="spellEnd"/>
+      <w:r>
+        <w:rPr>
+          <w:rFonts w:ascii="Times New Roman" w:eastAsia="Times New Roman" w:hAnsi="Times New Roman" w:cs="Times New Roman"/>
+          <w:sz w:val="24"/>
+          <w:szCs w:val="24"/>
+        </w:rPr>
+        <w:t xml:space="preserve"> </w:t>
+      </w:r>
+      <w:proofErr w:type="spellStart"/>
+      <w:r>
+        <w:rPr>
+          <w:rFonts w:ascii="Times New Roman" w:eastAsia="Times New Roman" w:hAnsi="Times New Roman" w:cs="Times New Roman"/>
+          <w:sz w:val="24"/>
+          <w:szCs w:val="24"/>
+        </w:rPr>
+        <w:t>trenutni</w:t>
+      </w:r>
+      <w:proofErr w:type="spellEnd"/>
+      <w:r>
+        <w:rPr>
+          <w:rFonts w:ascii="Times New Roman" w:eastAsia="Times New Roman" w:hAnsi="Times New Roman" w:cs="Times New Roman"/>
+          <w:sz w:val="24"/>
+          <w:szCs w:val="24"/>
+        </w:rPr>
+        <w:t xml:space="preserve"> </w:t>
+      </w:r>
+      <w:proofErr w:type="spellStart"/>
+      <w:r>
+        <w:rPr>
+          <w:rFonts w:ascii="Times New Roman" w:eastAsia="Times New Roman" w:hAnsi="Times New Roman" w:cs="Times New Roman"/>
+          <w:sz w:val="24"/>
+          <w:szCs w:val="24"/>
+        </w:rPr>
+        <w:t>vektor</w:t>
+      </w:r>
+      <w:proofErr w:type="spellEnd"/>
+      <w:r>
+        <w:rPr>
+          <w:rFonts w:ascii="Times New Roman" w:eastAsia="Times New Roman" w:hAnsi="Times New Roman" w:cs="Times New Roman"/>
+          <w:sz w:val="24"/>
+          <w:szCs w:val="24"/>
+        </w:rPr>
+        <w:t xml:space="preserve"> x </w:t>
+      </w:r>
+      <w:proofErr w:type="spellStart"/>
+      <w:r>
+        <w:rPr>
+          <w:rFonts w:ascii="Times New Roman" w:eastAsia="Times New Roman" w:hAnsi="Times New Roman" w:cs="Times New Roman"/>
+          <w:sz w:val="24"/>
+          <w:szCs w:val="24"/>
+        </w:rPr>
+        <w:t>vsem</w:t>
+      </w:r>
+      <w:proofErr w:type="spellEnd"/>
+      <w:r>
+        <w:rPr>
+          <w:rFonts w:ascii="Times New Roman" w:eastAsia="Times New Roman" w:hAnsi="Times New Roman" w:cs="Times New Roman"/>
+          <w:sz w:val="24"/>
+          <w:szCs w:val="24"/>
+        </w:rPr>
+        <w:t xml:space="preserve"> </w:t>
+      </w:r>
+      <w:proofErr w:type="spellStart"/>
+      <w:r>
+        <w:rPr>
+          <w:rFonts w:ascii="Times New Roman" w:eastAsia="Times New Roman" w:hAnsi="Times New Roman" w:cs="Times New Roman"/>
+          <w:sz w:val="24"/>
+          <w:szCs w:val="24"/>
+        </w:rPr>
+        <w:t>procesom</w:t>
+      </w:r>
+      <w:proofErr w:type="spellEnd"/>
+      <w:r>
+        <w:rPr>
+          <w:rFonts w:ascii="Times New Roman" w:eastAsia="Times New Roman" w:hAnsi="Times New Roman" w:cs="Times New Roman"/>
+          <w:sz w:val="24"/>
+          <w:szCs w:val="24"/>
+        </w:rPr>
+        <w:t>.</w:t>
+      </w:r>
+    </w:p>
+    <w:p>
+      <w:pPr>
+        <w:numPr>
+          <w:ilvl w:val="0"/>
+          <w:numId w:val="2"/>
+        </w:numPr>
+        <w:spacing w:before="100" w:beforeAutospacing="1" w:after="100" w:afterAutospacing="1" w:line="240" w:lineRule="auto"/>
+        <w:rPr>
+          <w:rFonts w:ascii="Times New Roman" w:eastAsia="Times New Roman" w:hAnsi="Times New Roman" w:cs="Times New Roman"/>
+          <w:sz w:val="24"/>
+          <w:szCs w:val="24"/>
+        </w:rPr>
+      </w:pPr>
+      <w:proofErr w:type="spellStart"/>
+      <w:r>
+        <w:rPr>
+          <w:rFonts w:ascii="Times New Roman" w:eastAsia="Times New Roman" w:hAnsi="Times New Roman" w:cs="Times New Roman"/>
+          <w:sz w:val="24"/>
+          <w:szCs w:val="24"/>
+        </w:rPr>
+        <w:t>Vsak</w:t>
+      </w:r>
+      <w:proofErr w:type="spellEnd"/>
+      <w:r>
+        <w:rPr>
+          <w:rFonts w:ascii="Times New Roman" w:eastAsia="Times New Roman" w:hAnsi="Times New Roman" w:cs="Times New Roman"/>
+          <w:sz w:val="24"/>
+          <w:szCs w:val="24"/>
+        </w:rPr>
+        <w:t xml:space="preserve"> </w:t>
+      </w:r>
+      <w:proofErr w:type="spellStart"/>
+      <w:r>
+        <w:rPr>
+          <w:rFonts w:ascii="Times New Roman" w:eastAsia="Times New Roman" w:hAnsi="Times New Roman" w:cs="Times New Roman"/>
+          <w:sz w:val="24"/>
+          <w:szCs w:val="24"/>
+        </w:rPr>
+        <w:t>proces</w:t>
+      </w:r>
+      <w:proofErr w:type="spellEnd"/>
+      <w:r>
+        <w:rPr>
+          <w:rFonts w:ascii="Times New Roman" w:eastAsia="Times New Roman" w:hAnsi="Times New Roman" w:cs="Times New Roman"/>
+          <w:sz w:val="24"/>
+          <w:szCs w:val="24"/>
+        </w:rPr>
+        <w:t xml:space="preserve"> </w:t>
+      </w:r>
+      <w:proofErr w:type="spellStart"/>
+      <w:r>
+        <w:rPr>
+          <w:rFonts w:ascii="Times New Roman" w:eastAsia="Times New Roman" w:hAnsi="Times New Roman" w:cs="Times New Roman"/>
+          <w:sz w:val="24"/>
+          <w:szCs w:val="24"/>
+        </w:rPr>
+        <w:t>izračuna</w:t>
+      </w:r>
+      <w:proofErr w:type="spellEnd"/>
+      <w:r>
+        <w:rPr>
+          <w:rFonts w:ascii="Times New Roman" w:eastAsia="Times New Roman" w:hAnsi="Times New Roman" w:cs="Times New Roman"/>
+          <w:sz w:val="24"/>
+          <w:szCs w:val="24"/>
+        </w:rPr>
+        <w:t xml:space="preserve"> </w:t>
+      </w:r>
+      <w:proofErr w:type="spellStart"/>
+      <w:r>
+        <w:rPr>
+          <w:rFonts w:ascii="Times New Roman" w:eastAsia="Times New Roman" w:hAnsi="Times New Roman" w:cs="Times New Roman"/>
+          <w:sz w:val="24"/>
+          <w:szCs w:val="24"/>
+        </w:rPr>
+        <w:t>svoj</w:t>
+      </w:r>
+      <w:proofErr w:type="spellEnd"/>
+      <w:r>
+        <w:rPr>
+          <w:rFonts w:ascii="Times New Roman" w:eastAsia="Times New Roman" w:hAnsi="Times New Roman" w:cs="Times New Roman"/>
+          <w:sz w:val="24"/>
+          <w:szCs w:val="24"/>
+        </w:rPr>
+        <w:t xml:space="preserve"> </w:t>
+      </w:r>
+      <w:proofErr w:type="gramStart"/>
+      <w:r>
+        <w:rPr>
+          <w:rFonts w:ascii="Times New Roman" w:eastAsia="Times New Roman" w:hAnsi="Times New Roman" w:cs="Times New Roman"/>
+          <w:sz w:val="24"/>
+          <w:szCs w:val="24"/>
+        </w:rPr>
+        <w:t>del</w:t>
+      </w:r>
+      <w:proofErr w:type="gramEnd"/>
+      <w:r>
+        <w:rPr>
+          <w:rFonts w:ascii="Times New Roman" w:eastAsia="Times New Roman" w:hAnsi="Times New Roman" w:cs="Times New Roman"/>
+          <w:sz w:val="24"/>
+          <w:szCs w:val="24"/>
+        </w:rPr>
+        <w:t xml:space="preserve"> </w:t>
+      </w:r>
+      <w:proofErr w:type="spellStart"/>
+      <w:r>
+        <w:rPr>
+          <w:rFonts w:ascii="Times New Roman" w:eastAsia="Times New Roman" w:hAnsi="Times New Roman" w:cs="Times New Roman"/>
+          <w:sz w:val="24"/>
+          <w:szCs w:val="24"/>
+        </w:rPr>
+        <w:t>novega</w:t>
+      </w:r>
+      <w:proofErr w:type="spellEnd"/>
+      <w:r>
+        <w:rPr>
+          <w:rFonts w:ascii="Times New Roman" w:eastAsia="Times New Roman" w:hAnsi="Times New Roman" w:cs="Times New Roman"/>
+          <w:sz w:val="24"/>
+          <w:szCs w:val="24"/>
+        </w:rPr>
+        <w:t xml:space="preserve"> </w:t>
+      </w:r>
+      <w:proofErr w:type="spellStart"/>
+      <w:r>
+        <w:rPr>
+          <w:rFonts w:ascii="Times New Roman" w:eastAsia="Times New Roman" w:hAnsi="Times New Roman" w:cs="Times New Roman"/>
+          <w:sz w:val="24"/>
+          <w:szCs w:val="24"/>
+        </w:rPr>
+        <w:t>vektorja</w:t>
+      </w:r>
+      <w:proofErr w:type="spellEnd"/>
+      <w:r>
+        <w:rPr>
+          <w:rFonts w:ascii="Times New Roman" w:eastAsia="Times New Roman" w:hAnsi="Times New Roman" w:cs="Times New Roman"/>
+          <w:sz w:val="24"/>
+          <w:szCs w:val="24"/>
+        </w:rPr>
+        <w:t xml:space="preserve"> x.</w:t>
+      </w:r>
+    </w:p>
+    <w:p>
+      <w:pPr>
+        <w:numPr>
+          <w:ilvl w:val="0"/>
+          <w:numId w:val="2"/>
+        </w:numPr>
+        <w:spacing w:before="100" w:beforeAutospacing="1" w:after="100" w:afterAutospacing="1" w:line="240" w:lineRule="auto"/>
+        <w:rPr>
+          <w:rFonts w:ascii="Times New Roman" w:eastAsia="Times New Roman" w:hAnsi="Times New Roman" w:cs="Times New Roman"/>
+          <w:sz w:val="24"/>
+          <w:szCs w:val="24"/>
+        </w:rPr>
+      </w:pPr>
+      <w:proofErr w:type="spellStart"/>
+      <w:r>
+        <w:rPr>
+          <w:rFonts w:ascii="Times New Roman" w:eastAsia="Times New Roman" w:hAnsi="Times New Roman" w:cs="Times New Roman"/>
+          <w:b/>
+          <w:bCs/>
+          <w:sz w:val="24"/>
+          <w:szCs w:val="24"/>
+        </w:rPr>
+        <w:t>MPI_Gather</w:t>
+      </w:r>
+      <w:proofErr w:type="spellEnd"/>
+      <w:r>
+        <w:rPr>
+          <w:rFonts w:ascii="Times New Roman" w:eastAsia="Times New Roman" w:hAnsi="Times New Roman" w:cs="Times New Roman"/>
+          <w:sz w:val="24"/>
+          <w:szCs w:val="24"/>
+        </w:rPr>
+        <w:t xml:space="preserve"> </w:t>
+      </w:r>
+      <w:proofErr w:type="spellStart"/>
+      <w:r>
+        <w:rPr>
+          <w:rFonts w:ascii="Times New Roman" w:eastAsia="Times New Roman" w:hAnsi="Times New Roman" w:cs="Times New Roman"/>
+          <w:sz w:val="24"/>
+          <w:szCs w:val="24"/>
+        </w:rPr>
+        <w:t>zbere</w:t>
+      </w:r>
+      <w:proofErr w:type="spellEnd"/>
+      <w:r>
+        <w:rPr>
+          <w:rFonts w:ascii="Times New Roman" w:eastAsia="Times New Roman" w:hAnsi="Times New Roman" w:cs="Times New Roman"/>
+          <w:sz w:val="24"/>
+          <w:szCs w:val="24"/>
+        </w:rPr>
+        <w:t xml:space="preserve"> </w:t>
+      </w:r>
+      <w:proofErr w:type="spellStart"/>
+      <w:r>
+        <w:rPr>
+          <w:rFonts w:ascii="Times New Roman" w:eastAsia="Times New Roman" w:hAnsi="Times New Roman" w:cs="Times New Roman"/>
+          <w:sz w:val="24"/>
+          <w:szCs w:val="24"/>
+        </w:rPr>
+        <w:t>vse</w:t>
+      </w:r>
+      <w:proofErr w:type="spellEnd"/>
+      <w:r>
+        <w:rPr>
+          <w:rFonts w:ascii="Times New Roman" w:eastAsia="Times New Roman" w:hAnsi="Times New Roman" w:cs="Times New Roman"/>
+          <w:sz w:val="24"/>
+          <w:szCs w:val="24"/>
+        </w:rPr>
+        <w:t xml:space="preserve"> </w:t>
+      </w:r>
+      <w:proofErr w:type="spellStart"/>
+      <w:r>
+        <w:rPr>
+          <w:rFonts w:ascii="Times New Roman" w:eastAsia="Times New Roman" w:hAnsi="Times New Roman" w:cs="Times New Roman"/>
+          <w:sz w:val="24"/>
+          <w:szCs w:val="24"/>
+        </w:rPr>
+        <w:t>lokalne</w:t>
+      </w:r>
+      <w:proofErr w:type="spellEnd"/>
+      <w:r>
+        <w:rPr>
+          <w:rFonts w:ascii="Times New Roman" w:eastAsia="Times New Roman" w:hAnsi="Times New Roman" w:cs="Times New Roman"/>
+          <w:sz w:val="24"/>
+          <w:szCs w:val="24"/>
+        </w:rPr>
+        <w:t xml:space="preserve"> </w:t>
+      </w:r>
+      <w:proofErr w:type="spellStart"/>
+      <w:r>
+        <w:rPr>
+          <w:rFonts w:ascii="Times New Roman" w:eastAsia="Times New Roman" w:hAnsi="Times New Roman" w:cs="Times New Roman"/>
+          <w:sz w:val="24"/>
+          <w:szCs w:val="24"/>
+        </w:rPr>
+        <w:t>rezultate</w:t>
+      </w:r>
+      <w:proofErr w:type="spellEnd"/>
+      <w:r>
+        <w:rPr>
+          <w:rFonts w:ascii="Times New Roman" w:eastAsia="Times New Roman" w:hAnsi="Times New Roman" w:cs="Times New Roman"/>
+          <w:sz w:val="24"/>
+          <w:szCs w:val="24"/>
+        </w:rPr>
+        <w:t xml:space="preserve"> </w:t>
+      </w:r>
+      <w:proofErr w:type="spellStart"/>
+      <w:r>
+        <w:rPr>
+          <w:rFonts w:ascii="Times New Roman" w:eastAsia="Times New Roman" w:hAnsi="Times New Roman" w:cs="Times New Roman"/>
+          <w:sz w:val="24"/>
+          <w:szCs w:val="24"/>
+        </w:rPr>
+        <w:t>nazaj</w:t>
+      </w:r>
+      <w:proofErr w:type="spellEnd"/>
+      <w:r>
+        <w:rPr>
+          <w:rFonts w:ascii="Times New Roman" w:eastAsia="Times New Roman" w:hAnsi="Times New Roman" w:cs="Times New Roman"/>
+          <w:sz w:val="24"/>
+          <w:szCs w:val="24"/>
+        </w:rPr>
+        <w:t xml:space="preserve"> </w:t>
+      </w:r>
+      <w:proofErr w:type="spellStart"/>
+      <w:proofErr w:type="gramStart"/>
+      <w:r>
+        <w:rPr>
+          <w:rFonts w:ascii="Times New Roman" w:eastAsia="Times New Roman" w:hAnsi="Times New Roman" w:cs="Times New Roman"/>
+          <w:sz w:val="24"/>
+          <w:szCs w:val="24"/>
+        </w:rPr>
+        <w:t>na</w:t>
+      </w:r>
+      <w:proofErr w:type="spellEnd"/>
+      <w:proofErr w:type="gramEnd"/>
+      <w:r>
+        <w:rPr>
+          <w:rFonts w:ascii="Times New Roman" w:eastAsia="Times New Roman" w:hAnsi="Times New Roman" w:cs="Times New Roman"/>
+          <w:sz w:val="24"/>
+          <w:szCs w:val="24"/>
+        </w:rPr>
+        <w:t xml:space="preserve"> </w:t>
+      </w:r>
+      <w:proofErr w:type="spellStart"/>
+      <w:r>
+        <w:rPr>
+          <w:rFonts w:ascii="Times New Roman" w:eastAsia="Times New Roman" w:hAnsi="Times New Roman" w:cs="Times New Roman"/>
+          <w:sz w:val="24"/>
+          <w:szCs w:val="24"/>
+        </w:rPr>
+        <w:t>proces</w:t>
+      </w:r>
+      <w:proofErr w:type="spellEnd"/>
+      <w:r>
+        <w:rPr>
+          <w:rFonts w:ascii="Times New Roman" w:eastAsia="Times New Roman" w:hAnsi="Times New Roman" w:cs="Times New Roman"/>
+          <w:sz w:val="24"/>
+          <w:szCs w:val="24"/>
+        </w:rPr>
+        <w:t xml:space="preserve"> 0.</w:t>
+      </w:r>
+    </w:p>
+    <w:p>
+      <w:pPr>
+        <w:spacing w:before="100" w:beforeAutospacing="1" w:after="100" w:afterAutospacing="1" w:line="240" w:lineRule="auto"/>
+        <w:rPr>
+          <w:rFonts w:ascii="Times New Roman" w:eastAsia="Times New Roman" w:hAnsi="Times New Roman" w:cs="Times New Roman"/>
+          <w:sz w:val="24"/>
+          <w:szCs w:val="24"/>
+        </w:rPr>
+      </w:pPr>
+      <w:r>
+        <w:rPr>
+          <w:rFonts w:ascii="Times New Roman" w:eastAsia="Times New Roman" w:hAnsi="Times New Roman" w:cs="Times New Roman"/>
+          <w:sz w:val="24"/>
+          <w:szCs w:val="24"/>
+        </w:rPr>
+        <w:t xml:space="preserve">Ta </w:t>
+      </w:r>
+      <w:proofErr w:type="spellStart"/>
+      <w:r>
+        <w:rPr>
+          <w:rFonts w:ascii="Times New Roman" w:eastAsia="Times New Roman" w:hAnsi="Times New Roman" w:cs="Times New Roman"/>
+          <w:sz w:val="24"/>
+          <w:szCs w:val="24"/>
+        </w:rPr>
+        <w:t>pristop</w:t>
+      </w:r>
+      <w:proofErr w:type="spellEnd"/>
+      <w:r>
+        <w:rPr>
+          <w:rFonts w:ascii="Times New Roman" w:eastAsia="Times New Roman" w:hAnsi="Times New Roman" w:cs="Times New Roman"/>
+          <w:sz w:val="24"/>
+          <w:szCs w:val="24"/>
+        </w:rPr>
+        <w:t xml:space="preserve"> se </w:t>
+      </w:r>
+      <w:proofErr w:type="spellStart"/>
+      <w:r>
+        <w:rPr>
+          <w:rFonts w:ascii="Times New Roman" w:eastAsia="Times New Roman" w:hAnsi="Times New Roman" w:cs="Times New Roman"/>
+          <w:sz w:val="24"/>
+          <w:szCs w:val="24"/>
+        </w:rPr>
+        <w:t>izogne</w:t>
+      </w:r>
+      <w:proofErr w:type="spellEnd"/>
+      <w:r>
+        <w:rPr>
+          <w:rFonts w:ascii="Times New Roman" w:eastAsia="Times New Roman" w:hAnsi="Times New Roman" w:cs="Times New Roman"/>
+          <w:sz w:val="24"/>
+          <w:szCs w:val="24"/>
+        </w:rPr>
+        <w:t xml:space="preserve"> </w:t>
+      </w:r>
+      <w:proofErr w:type="spellStart"/>
+      <w:r>
+        <w:rPr>
+          <w:rFonts w:ascii="Times New Roman" w:eastAsia="Times New Roman" w:hAnsi="Times New Roman" w:cs="Times New Roman"/>
+          <w:sz w:val="24"/>
+          <w:szCs w:val="24"/>
+        </w:rPr>
+        <w:t>globalni</w:t>
+      </w:r>
+      <w:proofErr w:type="spellEnd"/>
+      <w:r>
+        <w:rPr>
+          <w:rFonts w:ascii="Times New Roman" w:eastAsia="Times New Roman" w:hAnsi="Times New Roman" w:cs="Times New Roman"/>
+          <w:sz w:val="24"/>
+          <w:szCs w:val="24"/>
+        </w:rPr>
+        <w:t xml:space="preserve"> </w:t>
+      </w:r>
+      <w:proofErr w:type="spellStart"/>
+      <w:r>
+        <w:rPr>
+          <w:rFonts w:ascii="Times New Roman" w:eastAsia="Times New Roman" w:hAnsi="Times New Roman" w:cs="Times New Roman"/>
+          <w:sz w:val="24"/>
+          <w:szCs w:val="24"/>
+        </w:rPr>
+        <w:t>operaciji</w:t>
+      </w:r>
+      <w:proofErr w:type="spellEnd"/>
+      <w:r>
+        <w:rPr>
+          <w:rFonts w:ascii="Times New Roman" w:eastAsia="Times New Roman" w:hAnsi="Times New Roman" w:cs="Times New Roman"/>
+          <w:sz w:val="24"/>
+          <w:szCs w:val="24"/>
+        </w:rPr>
+        <w:t xml:space="preserve"> </w:t>
+      </w:r>
+      <w:proofErr w:type="spellStart"/>
+      <w:r>
+        <w:rPr>
+          <w:rFonts w:ascii="Courier New" w:eastAsia="Times New Roman" w:hAnsi="Courier New" w:cs="Courier New"/>
+          <w:sz w:val="20"/>
+          <w:szCs w:val="20"/>
+        </w:rPr>
+        <w:t>MPI_Allgather</w:t>
+      </w:r>
+      <w:proofErr w:type="spellEnd"/>
+      <w:r>
+        <w:rPr>
+          <w:rFonts w:ascii="Times New Roman" w:eastAsia="Times New Roman" w:hAnsi="Times New Roman" w:cs="Times New Roman"/>
+          <w:sz w:val="24"/>
+          <w:szCs w:val="24"/>
+        </w:rPr>
+        <w:t xml:space="preserve">, </w:t>
+      </w:r>
+      <w:proofErr w:type="spellStart"/>
+      <w:r>
+        <w:rPr>
+          <w:rFonts w:ascii="Times New Roman" w:eastAsia="Times New Roman" w:hAnsi="Times New Roman" w:cs="Times New Roman"/>
+          <w:sz w:val="24"/>
+          <w:szCs w:val="24"/>
+        </w:rPr>
+        <w:t>ki</w:t>
+      </w:r>
+      <w:proofErr w:type="spellEnd"/>
+      <w:r>
+        <w:rPr>
+          <w:rFonts w:ascii="Times New Roman" w:eastAsia="Times New Roman" w:hAnsi="Times New Roman" w:cs="Times New Roman"/>
+          <w:sz w:val="24"/>
+          <w:szCs w:val="24"/>
+        </w:rPr>
+        <w:t xml:space="preserve"> je </w:t>
+      </w:r>
+      <w:proofErr w:type="spellStart"/>
+      <w:r>
+        <w:rPr>
+          <w:rFonts w:ascii="Times New Roman" w:eastAsia="Times New Roman" w:hAnsi="Times New Roman" w:cs="Times New Roman"/>
+          <w:sz w:val="24"/>
+          <w:szCs w:val="24"/>
+        </w:rPr>
+        <w:t>bila</w:t>
+      </w:r>
+      <w:proofErr w:type="spellEnd"/>
+      <w:r>
+        <w:rPr>
+          <w:rFonts w:ascii="Times New Roman" w:eastAsia="Times New Roman" w:hAnsi="Times New Roman" w:cs="Times New Roman"/>
+          <w:sz w:val="24"/>
+          <w:szCs w:val="24"/>
+        </w:rPr>
+        <w:t xml:space="preserve"> </w:t>
+      </w:r>
+      <w:proofErr w:type="spellStart"/>
+      <w:r>
+        <w:rPr>
+          <w:rFonts w:ascii="Times New Roman" w:eastAsia="Times New Roman" w:hAnsi="Times New Roman" w:cs="Times New Roman"/>
+          <w:sz w:val="24"/>
+          <w:szCs w:val="24"/>
+        </w:rPr>
+        <w:t>glavni</w:t>
+      </w:r>
+      <w:proofErr w:type="spellEnd"/>
+      <w:r>
+        <w:rPr>
+          <w:rFonts w:ascii="Times New Roman" w:eastAsia="Times New Roman" w:hAnsi="Times New Roman" w:cs="Times New Roman"/>
+          <w:sz w:val="24"/>
+          <w:szCs w:val="24"/>
+        </w:rPr>
+        <w:t xml:space="preserve"> </w:t>
+      </w:r>
+      <w:proofErr w:type="spellStart"/>
+      <w:r>
+        <w:rPr>
+          <w:rFonts w:ascii="Times New Roman" w:eastAsia="Times New Roman" w:hAnsi="Times New Roman" w:cs="Times New Roman"/>
+          <w:sz w:val="24"/>
+          <w:szCs w:val="24"/>
+        </w:rPr>
+        <w:t>razlog</w:t>
+      </w:r>
+      <w:proofErr w:type="spellEnd"/>
+      <w:r>
+        <w:rPr>
+          <w:rFonts w:ascii="Times New Roman" w:eastAsia="Times New Roman" w:hAnsi="Times New Roman" w:cs="Times New Roman"/>
+          <w:sz w:val="24"/>
+          <w:szCs w:val="24"/>
+        </w:rPr>
+        <w:t xml:space="preserve"> </w:t>
+      </w:r>
+      <w:proofErr w:type="spellStart"/>
+      <w:r>
+        <w:rPr>
+          <w:rFonts w:ascii="Times New Roman" w:eastAsia="Times New Roman" w:hAnsi="Times New Roman" w:cs="Times New Roman"/>
+          <w:sz w:val="24"/>
+          <w:szCs w:val="24"/>
+        </w:rPr>
+        <w:t>za</w:t>
+      </w:r>
+      <w:proofErr w:type="spellEnd"/>
+      <w:r>
+        <w:rPr>
+          <w:rFonts w:ascii="Times New Roman" w:eastAsia="Times New Roman" w:hAnsi="Times New Roman" w:cs="Times New Roman"/>
+          <w:sz w:val="24"/>
+          <w:szCs w:val="24"/>
+        </w:rPr>
+        <w:t xml:space="preserve"> </w:t>
+      </w:r>
+      <w:proofErr w:type="spellStart"/>
+      <w:r>
+        <w:rPr>
+          <w:rFonts w:ascii="Times New Roman" w:eastAsia="Times New Roman" w:hAnsi="Times New Roman" w:cs="Times New Roman"/>
+          <w:sz w:val="24"/>
+          <w:szCs w:val="24"/>
+        </w:rPr>
+        <w:t>slabo</w:t>
+      </w:r>
+      <w:proofErr w:type="spellEnd"/>
+      <w:r>
+        <w:rPr>
+          <w:rFonts w:ascii="Times New Roman" w:eastAsia="Times New Roman" w:hAnsi="Times New Roman" w:cs="Times New Roman"/>
+          <w:sz w:val="24"/>
+          <w:szCs w:val="24"/>
+        </w:rPr>
+        <w:t xml:space="preserve"> </w:t>
+      </w:r>
+      <w:proofErr w:type="spellStart"/>
+      <w:r>
+        <w:rPr>
+          <w:rFonts w:ascii="Times New Roman" w:eastAsia="Times New Roman" w:hAnsi="Times New Roman" w:cs="Times New Roman"/>
+          <w:sz w:val="24"/>
+          <w:szCs w:val="24"/>
+        </w:rPr>
+        <w:t>skalabilnost</w:t>
+      </w:r>
+      <w:proofErr w:type="spellEnd"/>
+      <w:r>
+        <w:rPr>
+          <w:rFonts w:ascii="Times New Roman" w:eastAsia="Times New Roman" w:hAnsi="Times New Roman" w:cs="Times New Roman"/>
+          <w:sz w:val="24"/>
+          <w:szCs w:val="24"/>
+        </w:rPr>
+        <w:t xml:space="preserve"> v </w:t>
+      </w:r>
+      <w:proofErr w:type="spellStart"/>
+      <w:r>
+        <w:rPr>
+          <w:rFonts w:ascii="Times New Roman" w:eastAsia="Times New Roman" w:hAnsi="Times New Roman" w:cs="Times New Roman"/>
+          <w:sz w:val="24"/>
+          <w:szCs w:val="24"/>
+        </w:rPr>
+        <w:t>prvi</w:t>
+      </w:r>
+      <w:proofErr w:type="spellEnd"/>
+      <w:r>
+        <w:rPr>
+          <w:rFonts w:ascii="Times New Roman" w:eastAsia="Times New Roman" w:hAnsi="Times New Roman" w:cs="Times New Roman"/>
+          <w:sz w:val="24"/>
+          <w:szCs w:val="24"/>
+        </w:rPr>
+        <w:t xml:space="preserve"> </w:t>
+      </w:r>
+      <w:proofErr w:type="spellStart"/>
+      <w:r>
+        <w:rPr>
+          <w:rFonts w:ascii="Times New Roman" w:eastAsia="Times New Roman" w:hAnsi="Times New Roman" w:cs="Times New Roman"/>
+          <w:sz w:val="24"/>
+          <w:szCs w:val="24"/>
+        </w:rPr>
+        <w:t>implementaciji</w:t>
+      </w:r>
+      <w:proofErr w:type="spellEnd"/>
+      <w:r>
+        <w:rPr>
+          <w:rFonts w:ascii="Times New Roman" w:eastAsia="Times New Roman" w:hAnsi="Times New Roman" w:cs="Times New Roman"/>
+          <w:sz w:val="24"/>
+          <w:szCs w:val="24"/>
+        </w:rPr>
+        <w:t>.</w:t>
+      </w:r>
+    </w:p>
+    <w:p>
+      <w:pPr>
+        <w:spacing w:before="100" w:beforeAutospacing="1" w:after="100" w:afterAutospacing="1" w:line="240" w:lineRule="auto"/>
+        <w:outlineLvl w:val="1"/>
+        <w:rPr>
+          <w:rFonts w:ascii="Times New Roman" w:eastAsia="Times New Roman" w:hAnsi="Times New Roman" w:cs="Times New Roman"/>
+          <w:b/>
+          <w:bCs/>
+          <w:sz w:val="24"/>
+          <w:szCs w:val="24"/>
+        </w:rPr>
+      </w:pPr>
+      <w:proofErr w:type="spellStart"/>
+      <w:r>
+        <w:rPr>
+          <w:rFonts w:ascii="Times New Roman" w:eastAsia="Times New Roman" w:hAnsi="Times New Roman" w:cs="Times New Roman"/>
+          <w:b/>
+          <w:bCs/>
+          <w:sz w:val="24"/>
+          <w:szCs w:val="24"/>
+        </w:rPr>
+        <w:t>Rezultati</w:t>
+      </w:r>
+      <w:proofErr w:type="spellEnd"/>
+      <w:r>
+        <w:rPr>
+          <w:rFonts w:ascii="Times New Roman" w:eastAsia="Times New Roman" w:hAnsi="Times New Roman" w:cs="Times New Roman"/>
+          <w:b/>
+          <w:bCs/>
+          <w:sz w:val="24"/>
+          <w:szCs w:val="24"/>
+        </w:rPr>
+        <w:t xml:space="preserve"> </w:t>
+      </w:r>
+      <w:proofErr w:type="spellStart"/>
+      <w:r>
+        <w:rPr>
+          <w:rFonts w:ascii="Times New Roman" w:eastAsia="Times New Roman" w:hAnsi="Times New Roman" w:cs="Times New Roman"/>
+          <w:b/>
+          <w:bCs/>
+          <w:sz w:val="24"/>
+          <w:szCs w:val="24"/>
+        </w:rPr>
+        <w:t>druge</w:t>
+      </w:r>
+      <w:proofErr w:type="spellEnd"/>
+      <w:r>
+        <w:rPr>
+          <w:rFonts w:ascii="Times New Roman" w:eastAsia="Times New Roman" w:hAnsi="Times New Roman" w:cs="Times New Roman"/>
+          <w:b/>
+          <w:bCs/>
+          <w:sz w:val="24"/>
+          <w:szCs w:val="24"/>
+        </w:rPr>
+        <w:t xml:space="preserve"> </w:t>
+      </w:r>
+      <w:proofErr w:type="spellStart"/>
+      <w:r>
+        <w:rPr>
+          <w:rFonts w:ascii="Times New Roman" w:eastAsia="Times New Roman" w:hAnsi="Times New Roman" w:cs="Times New Roman"/>
+          <w:b/>
+          <w:bCs/>
+          <w:sz w:val="24"/>
+          <w:szCs w:val="24"/>
+        </w:rPr>
+        <w:t>implementacije</w:t>
+      </w:r>
+      <w:proofErr w:type="spellEnd"/>
+    </w:p>
+    <w:p>
+      <w:pPr>
+        <w:spacing w:before="100" w:beforeAutospacing="1" w:after="100" w:afterAutospacing="1" w:line="240" w:lineRule="auto"/>
+        <w:rPr>
+          <w:rFonts w:ascii="Times New Roman" w:eastAsia="Times New Roman" w:hAnsi="Times New Roman" w:cs="Times New Roman"/>
+          <w:sz w:val="24"/>
+          <w:szCs w:val="24"/>
+        </w:rPr>
+      </w:pPr>
+      <w:proofErr w:type="spellStart"/>
+      <w:r>
+        <w:rPr>
+          <w:rFonts w:ascii="Times New Roman" w:eastAsia="Times New Roman" w:hAnsi="Times New Roman" w:cs="Times New Roman"/>
+          <w:sz w:val="24"/>
+          <w:szCs w:val="24"/>
+        </w:rPr>
+        <w:t>Za</w:t>
+      </w:r>
+      <w:proofErr w:type="spellEnd"/>
+      <w:r>
+        <w:rPr>
+          <w:rFonts w:ascii="Times New Roman" w:eastAsia="Times New Roman" w:hAnsi="Times New Roman" w:cs="Times New Roman"/>
+          <w:sz w:val="24"/>
+          <w:szCs w:val="24"/>
+        </w:rPr>
+        <w:t xml:space="preserve"> </w:t>
+      </w:r>
+      <w:proofErr w:type="spellStart"/>
+      <w:r>
+        <w:rPr>
+          <w:rFonts w:ascii="Times New Roman" w:eastAsia="Times New Roman" w:hAnsi="Times New Roman" w:cs="Times New Roman"/>
+          <w:sz w:val="24"/>
+          <w:szCs w:val="24"/>
+        </w:rPr>
+        <w:t>drugo</w:t>
+      </w:r>
+      <w:proofErr w:type="spellEnd"/>
+      <w:r>
+        <w:rPr>
+          <w:rFonts w:ascii="Times New Roman" w:eastAsia="Times New Roman" w:hAnsi="Times New Roman" w:cs="Times New Roman"/>
+          <w:sz w:val="24"/>
+          <w:szCs w:val="24"/>
+        </w:rPr>
+        <w:t xml:space="preserve"> </w:t>
+      </w:r>
+      <w:proofErr w:type="spellStart"/>
+      <w:r>
+        <w:rPr>
+          <w:rFonts w:ascii="Times New Roman" w:eastAsia="Times New Roman" w:hAnsi="Times New Roman" w:cs="Times New Roman"/>
+          <w:sz w:val="24"/>
+          <w:szCs w:val="24"/>
+        </w:rPr>
+        <w:t>implementacijo</w:t>
+      </w:r>
+      <w:proofErr w:type="spellEnd"/>
+      <w:r>
+        <w:rPr>
+          <w:rFonts w:ascii="Times New Roman" w:eastAsia="Times New Roman" w:hAnsi="Times New Roman" w:cs="Times New Roman"/>
+          <w:sz w:val="24"/>
+          <w:szCs w:val="24"/>
+        </w:rPr>
+        <w:t xml:space="preserve"> </w:t>
+      </w:r>
+      <w:proofErr w:type="spellStart"/>
+      <w:r>
+        <w:rPr>
+          <w:rFonts w:ascii="Times New Roman" w:eastAsia="Times New Roman" w:hAnsi="Times New Roman" w:cs="Times New Roman"/>
+          <w:sz w:val="24"/>
+          <w:szCs w:val="24"/>
+        </w:rPr>
+        <w:t>smo</w:t>
+      </w:r>
+      <w:proofErr w:type="spellEnd"/>
+      <w:r>
+        <w:rPr>
+          <w:rFonts w:ascii="Times New Roman" w:eastAsia="Times New Roman" w:hAnsi="Times New Roman" w:cs="Times New Roman"/>
+          <w:sz w:val="24"/>
+          <w:szCs w:val="24"/>
+        </w:rPr>
+        <w:t xml:space="preserve"> </w:t>
+      </w:r>
+      <w:proofErr w:type="spellStart"/>
+      <w:r>
+        <w:rPr>
+          <w:rFonts w:ascii="Times New Roman" w:eastAsia="Times New Roman" w:hAnsi="Times New Roman" w:cs="Times New Roman"/>
+          <w:sz w:val="24"/>
+          <w:szCs w:val="24"/>
+        </w:rPr>
+        <w:t>ponovno</w:t>
+      </w:r>
+      <w:proofErr w:type="spellEnd"/>
+      <w:r>
+        <w:rPr>
+          <w:rFonts w:ascii="Times New Roman" w:eastAsia="Times New Roman" w:hAnsi="Times New Roman" w:cs="Times New Roman"/>
+          <w:sz w:val="24"/>
+          <w:szCs w:val="24"/>
+        </w:rPr>
+        <w:t xml:space="preserve"> </w:t>
+      </w:r>
+      <w:proofErr w:type="spellStart"/>
+      <w:r>
+        <w:rPr>
+          <w:rFonts w:ascii="Times New Roman" w:eastAsia="Times New Roman" w:hAnsi="Times New Roman" w:cs="Times New Roman"/>
+          <w:sz w:val="24"/>
+          <w:szCs w:val="24"/>
+        </w:rPr>
+        <w:t>izvedli</w:t>
+      </w:r>
+      <w:proofErr w:type="spellEnd"/>
+      <w:r>
+        <w:rPr>
+          <w:rFonts w:ascii="Times New Roman" w:eastAsia="Times New Roman" w:hAnsi="Times New Roman" w:cs="Times New Roman"/>
+          <w:sz w:val="24"/>
+          <w:szCs w:val="24"/>
+        </w:rPr>
+        <w:t xml:space="preserve"> </w:t>
+      </w:r>
+      <w:proofErr w:type="spellStart"/>
+      <w:r>
+        <w:rPr>
+          <w:rFonts w:ascii="Times New Roman" w:eastAsia="Times New Roman" w:hAnsi="Times New Roman" w:cs="Times New Roman"/>
+          <w:sz w:val="24"/>
+          <w:szCs w:val="24"/>
+        </w:rPr>
+        <w:t>meritve</w:t>
+      </w:r>
+      <w:proofErr w:type="spellEnd"/>
+      <w:r>
+        <w:rPr>
+          <w:rFonts w:ascii="Times New Roman" w:eastAsia="Times New Roman" w:hAnsi="Times New Roman" w:cs="Times New Roman"/>
+          <w:sz w:val="24"/>
+          <w:szCs w:val="24"/>
+        </w:rPr>
+        <w:t xml:space="preserve"> </w:t>
+      </w:r>
+      <w:proofErr w:type="spellStart"/>
+      <w:r>
+        <w:rPr>
+          <w:rFonts w:ascii="Times New Roman" w:eastAsia="Times New Roman" w:hAnsi="Times New Roman" w:cs="Times New Roman"/>
+          <w:sz w:val="24"/>
+          <w:szCs w:val="24"/>
+        </w:rPr>
+        <w:t>za</w:t>
+      </w:r>
+      <w:proofErr w:type="spellEnd"/>
+      <w:r>
+        <w:rPr>
+          <w:rFonts w:ascii="Times New Roman" w:eastAsia="Times New Roman" w:hAnsi="Times New Roman" w:cs="Times New Roman"/>
+          <w:sz w:val="24"/>
+          <w:szCs w:val="24"/>
+        </w:rPr>
+        <w:t xml:space="preserve"> p = 1, 2, 4 in 8 </w:t>
+      </w:r>
+      <w:proofErr w:type="spellStart"/>
+      <w:r>
+        <w:rPr>
+          <w:rFonts w:ascii="Times New Roman" w:eastAsia="Times New Roman" w:hAnsi="Times New Roman" w:cs="Times New Roman"/>
+          <w:sz w:val="24"/>
+          <w:szCs w:val="24"/>
+        </w:rPr>
+        <w:t>procesov</w:t>
+      </w:r>
+      <w:proofErr w:type="spellEnd"/>
+      <w:r>
+        <w:rPr>
+          <w:rFonts w:ascii="Times New Roman" w:eastAsia="Times New Roman" w:hAnsi="Times New Roman" w:cs="Times New Roman"/>
+          <w:sz w:val="24"/>
+          <w:szCs w:val="24"/>
+        </w:rPr>
+        <w:t xml:space="preserve">. </w:t>
+      </w:r>
+      <w:proofErr w:type="spellStart"/>
+      <w:proofErr w:type="gramStart"/>
+      <w:r>
+        <w:rPr>
+          <w:rFonts w:ascii="Times New Roman" w:eastAsia="Times New Roman" w:hAnsi="Times New Roman" w:cs="Times New Roman"/>
+          <w:sz w:val="24"/>
+          <w:szCs w:val="24"/>
+        </w:rPr>
+        <w:t>Vsako</w:t>
+      </w:r>
+      <w:proofErr w:type="spellEnd"/>
+      <w:r>
+        <w:rPr>
+          <w:rFonts w:ascii="Times New Roman" w:eastAsia="Times New Roman" w:hAnsi="Times New Roman" w:cs="Times New Roman"/>
+          <w:sz w:val="24"/>
+          <w:szCs w:val="24"/>
+        </w:rPr>
+        <w:t xml:space="preserve"> </w:t>
+      </w:r>
+      <w:proofErr w:type="spellStart"/>
+      <w:r>
+        <w:rPr>
+          <w:rFonts w:ascii="Times New Roman" w:eastAsia="Times New Roman" w:hAnsi="Times New Roman" w:cs="Times New Roman"/>
+          <w:sz w:val="24"/>
+          <w:szCs w:val="24"/>
+        </w:rPr>
+        <w:t>konfiguracijo</w:t>
+      </w:r>
+      <w:proofErr w:type="spellEnd"/>
+      <w:r>
+        <w:rPr>
+          <w:rFonts w:ascii="Times New Roman" w:eastAsia="Times New Roman" w:hAnsi="Times New Roman" w:cs="Times New Roman"/>
+          <w:sz w:val="24"/>
+          <w:szCs w:val="24"/>
+        </w:rPr>
+        <w:t xml:space="preserve"> </w:t>
+      </w:r>
+      <w:proofErr w:type="spellStart"/>
+      <w:r>
+        <w:rPr>
+          <w:rFonts w:ascii="Times New Roman" w:eastAsia="Times New Roman" w:hAnsi="Times New Roman" w:cs="Times New Roman"/>
+          <w:sz w:val="24"/>
+          <w:szCs w:val="24"/>
+        </w:rPr>
+        <w:t>smo</w:t>
+      </w:r>
+      <w:proofErr w:type="spellEnd"/>
+      <w:r>
+        <w:rPr>
+          <w:rFonts w:ascii="Times New Roman" w:eastAsia="Times New Roman" w:hAnsi="Times New Roman" w:cs="Times New Roman"/>
+          <w:sz w:val="24"/>
+          <w:szCs w:val="24"/>
+        </w:rPr>
+        <w:t xml:space="preserve"> </w:t>
+      </w:r>
+      <w:proofErr w:type="spellStart"/>
+      <w:r>
+        <w:rPr>
+          <w:rFonts w:ascii="Times New Roman" w:eastAsia="Times New Roman" w:hAnsi="Times New Roman" w:cs="Times New Roman"/>
+          <w:sz w:val="24"/>
+          <w:szCs w:val="24"/>
+        </w:rPr>
+        <w:t>zagnali</w:t>
+      </w:r>
+      <w:proofErr w:type="spellEnd"/>
+      <w:r>
+        <w:rPr>
+          <w:rFonts w:ascii="Times New Roman" w:eastAsia="Times New Roman" w:hAnsi="Times New Roman" w:cs="Times New Roman"/>
+          <w:sz w:val="24"/>
+          <w:szCs w:val="24"/>
+        </w:rPr>
+        <w:t xml:space="preserve"> </w:t>
+      </w:r>
+      <w:proofErr w:type="spellStart"/>
+      <w:r>
+        <w:rPr>
+          <w:rFonts w:ascii="Times New Roman" w:eastAsia="Times New Roman" w:hAnsi="Times New Roman" w:cs="Times New Roman"/>
+          <w:sz w:val="24"/>
+          <w:szCs w:val="24"/>
+        </w:rPr>
+        <w:t>trikrat</w:t>
+      </w:r>
+      <w:proofErr w:type="spellEnd"/>
+      <w:r>
+        <w:rPr>
+          <w:rFonts w:ascii="Times New Roman" w:eastAsia="Times New Roman" w:hAnsi="Times New Roman" w:cs="Times New Roman"/>
+          <w:sz w:val="24"/>
+          <w:szCs w:val="24"/>
+        </w:rPr>
+        <w:t xml:space="preserve"> in </w:t>
+      </w:r>
+      <w:proofErr w:type="spellStart"/>
+      <w:r>
+        <w:rPr>
+          <w:rFonts w:ascii="Times New Roman" w:eastAsia="Times New Roman" w:hAnsi="Times New Roman" w:cs="Times New Roman"/>
+          <w:sz w:val="24"/>
+          <w:szCs w:val="24"/>
+        </w:rPr>
+        <w:t>izračunali</w:t>
+      </w:r>
+      <w:proofErr w:type="spellEnd"/>
+      <w:r>
+        <w:rPr>
+          <w:rFonts w:ascii="Times New Roman" w:eastAsia="Times New Roman" w:hAnsi="Times New Roman" w:cs="Times New Roman"/>
+          <w:sz w:val="24"/>
+          <w:szCs w:val="24"/>
+        </w:rPr>
+        <w:t xml:space="preserve"> </w:t>
+      </w:r>
+      <w:proofErr w:type="spellStart"/>
+      <w:r>
+        <w:rPr>
+          <w:rFonts w:ascii="Times New Roman" w:eastAsia="Times New Roman" w:hAnsi="Times New Roman" w:cs="Times New Roman"/>
+          <w:sz w:val="24"/>
+          <w:szCs w:val="24"/>
+        </w:rPr>
+        <w:t>povprečje</w:t>
+      </w:r>
+      <w:proofErr w:type="spellEnd"/>
+      <w:r>
+        <w:rPr>
+          <w:rFonts w:ascii="Times New Roman" w:eastAsia="Times New Roman" w:hAnsi="Times New Roman" w:cs="Times New Roman"/>
+          <w:sz w:val="24"/>
+          <w:szCs w:val="24"/>
+        </w:rPr>
+        <w:t>.</w:t>
+      </w:r>
+      <w:proofErr w:type="gramEnd"/>
+    </w:p>
+    <w:p>
+      <w:pPr>
+        <w:spacing w:before="100" w:beforeAutospacing="1" w:after="100" w:afterAutospacing="1" w:line="240" w:lineRule="auto"/>
+        <w:outlineLvl w:val="2"/>
+        <w:rPr>
+          <w:rFonts w:ascii="Times New Roman" w:eastAsia="Times New Roman" w:hAnsi="Times New Roman" w:cs="Times New Roman"/>
+          <w:b/>
+          <w:bCs/>
+          <w:sz w:val="24"/>
+          <w:szCs w:val="24"/>
+        </w:rPr>
+      </w:pPr>
+      <w:proofErr w:type="spellStart"/>
+      <w:r>
+        <w:rPr>
+          <w:rFonts w:ascii="Times New Roman" w:eastAsia="Times New Roman" w:hAnsi="Times New Roman" w:cs="Times New Roman"/>
+          <w:b/>
+          <w:bCs/>
+          <w:sz w:val="24"/>
+          <w:szCs w:val="24"/>
+        </w:rPr>
+        <w:t>Tabela</w:t>
+      </w:r>
+      <w:proofErr w:type="spellEnd"/>
+      <w:r>
+        <w:rPr>
+          <w:rFonts w:ascii="Times New Roman" w:eastAsia="Times New Roman" w:hAnsi="Times New Roman" w:cs="Times New Roman"/>
+          <w:b/>
+          <w:bCs/>
+          <w:sz w:val="24"/>
+          <w:szCs w:val="24"/>
+        </w:rPr>
+        <w:t xml:space="preserve">: </w:t>
+      </w:r>
+      <w:proofErr w:type="spellStart"/>
+      <w:r>
+        <w:rPr>
+          <w:rFonts w:ascii="Times New Roman" w:eastAsia="Times New Roman" w:hAnsi="Times New Roman" w:cs="Times New Roman"/>
+          <w:b/>
+          <w:bCs/>
+          <w:sz w:val="24"/>
+          <w:szCs w:val="24"/>
+        </w:rPr>
+        <w:t>Časi</w:t>
+      </w:r>
+      <w:proofErr w:type="spellEnd"/>
+      <w:r>
+        <w:rPr>
+          <w:rFonts w:ascii="Times New Roman" w:eastAsia="Times New Roman" w:hAnsi="Times New Roman" w:cs="Times New Roman"/>
+          <w:b/>
+          <w:bCs/>
+          <w:sz w:val="24"/>
+          <w:szCs w:val="24"/>
+        </w:rPr>
+        <w:t xml:space="preserve"> </w:t>
+      </w:r>
+      <w:proofErr w:type="spellStart"/>
+      <w:r>
+        <w:rPr>
+          <w:rFonts w:ascii="Times New Roman" w:eastAsia="Times New Roman" w:hAnsi="Times New Roman" w:cs="Times New Roman"/>
+          <w:b/>
+          <w:bCs/>
+          <w:sz w:val="24"/>
+          <w:szCs w:val="24"/>
+        </w:rPr>
+        <w:t>izvajanja</w:t>
+      </w:r>
+      <w:proofErr w:type="spellEnd"/>
+      <w:r>
+        <w:rPr>
+          <w:rFonts w:ascii="Times New Roman" w:eastAsia="Times New Roman" w:hAnsi="Times New Roman" w:cs="Times New Roman"/>
+          <w:b/>
+          <w:bCs/>
+          <w:sz w:val="24"/>
+          <w:szCs w:val="24"/>
+        </w:rPr>
+        <w:t xml:space="preserve"> Scatter/</w:t>
+      </w:r>
+      <w:proofErr w:type="spellStart"/>
+      <w:r>
+        <w:rPr>
+          <w:rFonts w:ascii="Times New Roman" w:eastAsia="Times New Roman" w:hAnsi="Times New Roman" w:cs="Times New Roman"/>
+          <w:b/>
+          <w:bCs/>
+          <w:sz w:val="24"/>
+          <w:szCs w:val="24"/>
+        </w:rPr>
+        <w:t>Bcast</w:t>
+      </w:r>
+      <w:proofErr w:type="spellEnd"/>
+      <w:r>
+        <w:rPr>
+          <w:rFonts w:ascii="Times New Roman" w:eastAsia="Times New Roman" w:hAnsi="Times New Roman" w:cs="Times New Roman"/>
+          <w:b/>
+          <w:bCs/>
+          <w:sz w:val="24"/>
+          <w:szCs w:val="24"/>
+        </w:rPr>
+        <w:t xml:space="preserve">/Gather </w:t>
+      </w:r>
+      <w:proofErr w:type="spellStart"/>
+      <w:r>
+        <w:rPr>
+          <w:rFonts w:ascii="Times New Roman" w:eastAsia="Times New Roman" w:hAnsi="Times New Roman" w:cs="Times New Roman"/>
+          <w:b/>
+          <w:bCs/>
+          <w:sz w:val="24"/>
+          <w:szCs w:val="24"/>
+        </w:rPr>
+        <w:t>pristopa</w:t>
+      </w:r>
+      <w:proofErr w:type="spellEnd"/>
+    </w:p>
+    <w:tbl>
+      <w:tblPr>
+        <w:tblStyle w:val="LightShading"/>
+        <w:tblW w:w="0" w:type="auto"/>
+        <w:tblLook w:val="04A0" w:firstRow="1" w:lastRow="0" w:firstColumn="1" w:lastColumn="0" w:noHBand="0" w:noVBand="1"/>
+      </w:tblPr>
+      <w:tblGrid>
+        <w:gridCol w:w="6446"/>
+      </w:tblGrid>
+      <w:tr>
+        <w:trPr>
+          <w:cnfStyle w:val="100000000000" w:firstRow="1" w:lastRow="0" w:firstColumn="0" w:lastColumn="0" w:oddVBand="0" w:evenVBand="0" w:oddHBand="0" w:evenHBand="0" w:firstRowFirstColumn="0" w:firstRowLastColumn="0" w:lastRowFirstColumn="0" w:lastRowLastColumn="0"/>
+          <w:trHeight w:val="1547"/>
+        </w:trPr>
+        <w:tc>
+          <w:tcPr>
+            <w:cnfStyle w:val="001000000000" w:firstRow="0" w:lastRow="0" w:firstColumn="1" w:lastColumn="0" w:oddVBand="0" w:evenVBand="0" w:oddHBand="0" w:evenHBand="0" w:firstRowFirstColumn="0" w:firstRowLastColumn="0" w:lastRowFirstColumn="0" w:lastRowLastColumn="0"/>
+            <w:tcW w:w="6446" w:type="dxa"/>
+          </w:tcPr>
+          <w:tbl>
+            <w:tblPr>
+              <w:tblStyle w:val="MediumShading1"/>
+              <w:tblW w:w="4246" w:type="dxa"/>
+              <w:tblLook w:val="04A0" w:firstRow="1" w:lastRow="0" w:firstColumn="1" w:lastColumn="0" w:noHBand="0" w:noVBand="1"/>
+            </w:tblPr>
+            <w:tblGrid>
+              <w:gridCol w:w="1109"/>
+              <w:gridCol w:w="1116"/>
+              <w:gridCol w:w="1116"/>
+              <w:gridCol w:w="1116"/>
+              <w:gridCol w:w="1243"/>
+            </w:tblGrid>
+            <w:tr>
+              <w:trPr>
+                <w:cnfStyle w:val="100000000000" w:firstRow="1" w:lastRow="0" w:firstColumn="0" w:lastColumn="0" w:oddVBand="0" w:evenVBand="0" w:oddHBand="0" w:evenHBand="0" w:firstRowFirstColumn="0" w:firstRowLastColumn="0" w:lastRowFirstColumn="0" w:lastRowLastColumn="0"/>
+                <w:trHeight w:val="285"/>
+              </w:trPr>
+              <w:tc>
+                <w:tcPr>
+                  <w:cnfStyle w:val="001000000000" w:firstRow="0" w:lastRow="0" w:firstColumn="1" w:lastColumn="0" w:oddVBand="0" w:evenVBand="0" w:oddHBand="0" w:evenHBand="0" w:firstRowFirstColumn="0" w:firstRowLastColumn="0" w:lastRowFirstColumn="0" w:lastRowLastColumn="0"/>
+                  <w:tcW w:w="0" w:type="auto"/>
+                  <w:hideMark/>
+                </w:tcPr>
+                <w:p>
+                  <w:pPr>
+                    <w:jc w:val="center"/>
+                    <w:rPr>
+                      <w:rFonts w:ascii="Times New Roman" w:eastAsia="Times New Roman" w:hAnsi="Times New Roman" w:cs="Times New Roman"/>
+                      <w:sz w:val="24"/>
+                      <w:szCs w:val="24"/>
+                    </w:rPr>
+                  </w:pPr>
+                  <w:r>
+                    <w:rPr>
+                      <w:rFonts w:ascii="Times New Roman" w:eastAsia="Times New Roman" w:hAnsi="Times New Roman" w:cs="Times New Roman"/>
+                      <w:sz w:val="24"/>
+                      <w:szCs w:val="24"/>
+                    </w:rPr>
+                    <w:t>p (</w:t>
+                  </w:r>
+                  <w:proofErr w:type="spellStart"/>
+                  <w:r>
+                    <w:rPr>
+                      <w:rFonts w:ascii="Times New Roman" w:eastAsia="Times New Roman" w:hAnsi="Times New Roman" w:cs="Times New Roman"/>
+                      <w:sz w:val="24"/>
+                      <w:szCs w:val="24"/>
+                    </w:rPr>
+                    <w:t>procesi</w:t>
+                  </w:r>
+                  <w:proofErr w:type="spellEnd"/>
+                  <w:r>
+                    <w:rPr>
+                      <w:rFonts w:ascii="Times New Roman" w:eastAsia="Times New Roman" w:hAnsi="Times New Roman" w:cs="Times New Roman"/>
+                      <w:sz w:val="24"/>
+                      <w:szCs w:val="24"/>
+                    </w:rPr>
+                    <w:t>)</w:t>
+                  </w:r>
+                </w:p>
+              </w:tc>
+              <w:tc>
+                <w:tcPr>
+                  <w:tcW w:w="0" w:type="auto"/>
+                  <w:hideMark/>
+                </w:tcPr>
+                <w:p>
+                  <w:pPr>
+                    <w:jc w:val="center"/>
+                    <w:cnfStyle w:val="100000000000" w:firstRow="1" w:lastRow="0" w:firstColumn="0" w:lastColumn="0" w:oddVBand="0" w:evenVBand="0" w:oddHBand="0" w:evenHBand="0" w:firstRowFirstColumn="0" w:firstRowLastColumn="0" w:lastRowFirstColumn="0" w:lastRowLastColumn="0"/>
+                    <w:rPr>
+                      <w:rFonts w:ascii="Times New Roman" w:eastAsia="Times New Roman" w:hAnsi="Times New Roman" w:cs="Times New Roman"/>
+                      <w:sz w:val="24"/>
+                      <w:szCs w:val="24"/>
+                    </w:rPr>
+                  </w:pPr>
+                  <w:r>
+                    <w:rPr>
+                      <w:rFonts w:ascii="Times New Roman" w:eastAsia="Times New Roman" w:hAnsi="Times New Roman" w:cs="Times New Roman"/>
+                      <w:sz w:val="24"/>
+                      <w:szCs w:val="24"/>
+                    </w:rPr>
+                    <w:t>Run 1 [s]</w:t>
+                  </w:r>
+                </w:p>
+              </w:tc>
+              <w:tc>
+                <w:tcPr>
+                  <w:tcW w:w="0" w:type="auto"/>
+                  <w:hideMark/>
+                </w:tcPr>
+                <w:p>
+                  <w:pPr>
+                    <w:jc w:val="center"/>
+                    <w:cnfStyle w:val="100000000000" w:firstRow="1" w:lastRow="0" w:firstColumn="0" w:lastColumn="0" w:oddVBand="0" w:evenVBand="0" w:oddHBand="0" w:evenHBand="0" w:firstRowFirstColumn="0" w:firstRowLastColumn="0" w:lastRowFirstColumn="0" w:lastRowLastColumn="0"/>
+                    <w:rPr>
+                      <w:rFonts w:ascii="Times New Roman" w:eastAsia="Times New Roman" w:hAnsi="Times New Roman" w:cs="Times New Roman"/>
+                      <w:sz w:val="24"/>
+                      <w:szCs w:val="24"/>
+                    </w:rPr>
+                  </w:pPr>
+                  <w:r>
+                    <w:rPr>
+                      <w:rFonts w:ascii="Times New Roman" w:eastAsia="Times New Roman" w:hAnsi="Times New Roman" w:cs="Times New Roman"/>
+                      <w:sz w:val="24"/>
+                      <w:szCs w:val="24"/>
+                    </w:rPr>
+                    <w:t>Run 2 [s]</w:t>
+                  </w:r>
+                </w:p>
+              </w:tc>
+              <w:tc>
+                <w:tcPr>
+                  <w:tcW w:w="0" w:type="auto"/>
+                  <w:hideMark/>
+                </w:tcPr>
+                <w:p>
+                  <w:pPr>
+                    <w:jc w:val="center"/>
+                    <w:cnfStyle w:val="100000000000" w:firstRow="1" w:lastRow="0" w:firstColumn="0" w:lastColumn="0" w:oddVBand="0" w:evenVBand="0" w:oddHBand="0" w:evenHBand="0" w:firstRowFirstColumn="0" w:firstRowLastColumn="0" w:lastRowFirstColumn="0" w:lastRowLastColumn="0"/>
+                    <w:rPr>
+                      <w:rFonts w:ascii="Times New Roman" w:eastAsia="Times New Roman" w:hAnsi="Times New Roman" w:cs="Times New Roman"/>
+                      <w:sz w:val="24"/>
+                      <w:szCs w:val="24"/>
+                    </w:rPr>
+                  </w:pPr>
+                  <w:r>
+                    <w:rPr>
+                      <w:rFonts w:ascii="Times New Roman" w:eastAsia="Times New Roman" w:hAnsi="Times New Roman" w:cs="Times New Roman"/>
+                      <w:sz w:val="24"/>
+                      <w:szCs w:val="24"/>
+                    </w:rPr>
+                    <w:t>Run 3 [s]</w:t>
+                  </w:r>
+                </w:p>
+              </w:tc>
+              <w:tc>
+                <w:tcPr>
+                  <w:tcW w:w="0" w:type="auto"/>
+                  <w:hideMark/>
+                </w:tcPr>
+                <w:p>
+                  <w:pPr>
+                    <w:jc w:val="center"/>
+                    <w:cnfStyle w:val="100000000000" w:firstRow="1" w:lastRow="0" w:firstColumn="0" w:lastColumn="0" w:oddVBand="0" w:evenVBand="0" w:oddHBand="0" w:evenHBand="0" w:firstRowFirstColumn="0" w:firstRowLastColumn="0" w:lastRowFirstColumn="0" w:lastRowLastColumn="0"/>
+                    <w:rPr>
+                      <w:rFonts w:ascii="Times New Roman" w:eastAsia="Times New Roman" w:hAnsi="Times New Roman" w:cs="Times New Roman"/>
+                      <w:sz w:val="24"/>
+                      <w:szCs w:val="24"/>
+                    </w:rPr>
+                  </w:pPr>
+                  <w:proofErr w:type="spellStart"/>
+                  <w:r>
+                    <w:rPr>
+                      <w:rFonts w:ascii="Times New Roman" w:eastAsia="Times New Roman" w:hAnsi="Times New Roman" w:cs="Times New Roman"/>
+                      <w:sz w:val="24"/>
+                      <w:szCs w:val="24"/>
+                    </w:rPr>
+                    <w:t>Povprečje</w:t>
+                  </w:r>
+                  <w:proofErr w:type="spellEnd"/>
+                  <w:r>
+                    <w:rPr>
+                      <w:rFonts w:ascii="Times New Roman" w:eastAsia="Times New Roman" w:hAnsi="Times New Roman" w:cs="Times New Roman"/>
+                      <w:sz w:val="24"/>
+                      <w:szCs w:val="24"/>
+                    </w:rPr>
+                    <w:t xml:space="preserve"> [s]</w:t>
+                  </w:r>
+                </w:p>
+              </w:tc>
+            </w:tr>
+            <w:tr>
+              <w:trPr>
+                <w:cnfStyle w:val="000000100000" w:firstRow="0" w:lastRow="0" w:firstColumn="0" w:lastColumn="0" w:oddVBand="0" w:evenVBand="0" w:oddHBand="1" w:evenHBand="0" w:firstRowFirstColumn="0" w:firstRowLastColumn="0" w:lastRowFirstColumn="0" w:lastRowLastColumn="0"/>
+                <w:trHeight w:val="285"/>
+              </w:trPr>
+              <w:tc>
+                <w:tcPr>
+                  <w:cnfStyle w:val="001000000000" w:firstRow="0" w:lastRow="0" w:firstColumn="1" w:lastColumn="0" w:oddVBand="0" w:evenVBand="0" w:oddHBand="0" w:evenHBand="0" w:firstRowFirstColumn="0" w:firstRowLastColumn="0" w:lastRowFirstColumn="0" w:lastRowLastColumn="0"/>
+                  <w:tcW w:w="0" w:type="auto"/>
+                  <w:hideMark/>
+                </w:tcPr>
+                <w:p>
+                  <w:pPr>
+                    <w:jc w:val="center"/>
+                    <w:rPr>
+                      <w:rFonts w:ascii="Times New Roman" w:eastAsia="Times New Roman" w:hAnsi="Times New Roman" w:cs="Times New Roman"/>
+                      <w:sz w:val="24"/>
+                      <w:szCs w:val="24"/>
+                    </w:rPr>
+                  </w:pPr>
+                  <w:r>
+                    <w:rPr>
+                      <w:rFonts w:ascii="Times New Roman" w:eastAsia="Times New Roman" w:hAnsi="Times New Roman" w:cs="Times New Roman"/>
+                      <w:sz w:val="24"/>
+                      <w:szCs w:val="24"/>
+                    </w:rPr>
+                    <w:t>1</w:t>
+                  </w:r>
+                </w:p>
+              </w:tc>
+              <w:tc>
+                <w:tcPr>
+                  <w:tcW w:w="0" w:type="auto"/>
+                  <w:hideMark/>
+                </w:tcPr>
+                <w:p>
+                  <w:pPr>
+                    <w:cnfStyle w:val="000000100000" w:firstRow="0" w:lastRow="0" w:firstColumn="0" w:lastColumn="0" w:oddVBand="0" w:evenVBand="0" w:oddHBand="1" w:evenHBand="0" w:firstRowFirstColumn="0" w:firstRowLastColumn="0" w:lastRowFirstColumn="0" w:lastRowLastColumn="0"/>
+                    <w:rPr>
+                      <w:rFonts w:ascii="Times New Roman" w:eastAsia="Times New Roman" w:hAnsi="Times New Roman" w:cs="Times New Roman"/>
+                      <w:sz w:val="24"/>
+                      <w:szCs w:val="24"/>
+                    </w:rPr>
+                  </w:pPr>
+                  <w:r>
+                    <w:rPr>
+                      <w:rFonts w:ascii="Times New Roman" w:eastAsia="Times New Roman" w:hAnsi="Times New Roman" w:cs="Times New Roman"/>
+                      <w:sz w:val="24"/>
+                      <w:szCs w:val="24"/>
+                    </w:rPr>
+                    <w:t>1.216040</w:t>
+                  </w:r>
+                </w:p>
+              </w:tc>
+              <w:tc>
+                <w:tcPr>
+                  <w:tcW w:w="0" w:type="auto"/>
+                  <w:hideMark/>
+                </w:tcPr>
+                <w:p>
+                  <w:pPr>
+                    <w:cnfStyle w:val="000000100000" w:firstRow="0" w:lastRow="0" w:firstColumn="0" w:lastColumn="0" w:oddVBand="0" w:evenVBand="0" w:oddHBand="1" w:evenHBand="0" w:firstRowFirstColumn="0" w:firstRowLastColumn="0" w:lastRowFirstColumn="0" w:lastRowLastColumn="0"/>
+                    <w:rPr>
+                      <w:rFonts w:ascii="Times New Roman" w:eastAsia="Times New Roman" w:hAnsi="Times New Roman" w:cs="Times New Roman"/>
+                      <w:sz w:val="24"/>
+                      <w:szCs w:val="24"/>
+                    </w:rPr>
+                  </w:pPr>
+                  <w:r>
+                    <w:rPr>
+                      <w:rFonts w:ascii="Times New Roman" w:eastAsia="Times New Roman" w:hAnsi="Times New Roman" w:cs="Times New Roman"/>
+                      <w:sz w:val="24"/>
+                      <w:szCs w:val="24"/>
+                    </w:rPr>
+                    <w:t>1.244691</w:t>
+                  </w:r>
+                </w:p>
+              </w:tc>
+              <w:tc>
+                <w:tcPr>
+                  <w:tcW w:w="0" w:type="auto"/>
+                  <w:hideMark/>
+                </w:tcPr>
+                <w:p>
+                  <w:pPr>
+                    <w:cnfStyle w:val="000000100000" w:firstRow="0" w:lastRow="0" w:firstColumn="0" w:lastColumn="0" w:oddVBand="0" w:evenVBand="0" w:oddHBand="1" w:evenHBand="0" w:firstRowFirstColumn="0" w:firstRowLastColumn="0" w:lastRowFirstColumn="0" w:lastRowLastColumn="0"/>
+                    <w:rPr>
+                      <w:rFonts w:ascii="Times New Roman" w:eastAsia="Times New Roman" w:hAnsi="Times New Roman" w:cs="Times New Roman"/>
+                      <w:sz w:val="24"/>
+                      <w:szCs w:val="24"/>
+                    </w:rPr>
+                  </w:pPr>
+                  <w:r>
+                    <w:rPr>
+                      <w:rFonts w:ascii="Times New Roman" w:eastAsia="Times New Roman" w:hAnsi="Times New Roman" w:cs="Times New Roman"/>
+                      <w:sz w:val="24"/>
+                      <w:szCs w:val="24"/>
+                    </w:rPr>
+                    <w:t>1.253372</w:t>
+                  </w:r>
+                </w:p>
+              </w:tc>
+              <w:tc>
+                <w:tcPr>
+                  <w:tcW w:w="0" w:type="auto"/>
+                  <w:hideMark/>
+                </w:tcPr>
+                <w:p>
+                  <w:pPr>
+                    <w:cnfStyle w:val="000000100000" w:firstRow="0" w:lastRow="0" w:firstColumn="0" w:lastColumn="0" w:oddVBand="0" w:evenVBand="0" w:oddHBand="1" w:evenHBand="0" w:firstRowFirstColumn="0" w:firstRowLastColumn="0" w:lastRowFirstColumn="0" w:lastRowLastColumn="0"/>
+                    <w:rPr>
+                      <w:rFonts w:ascii="Times New Roman" w:eastAsia="Times New Roman" w:hAnsi="Times New Roman" w:cs="Times New Roman"/>
+                      <w:sz w:val="24"/>
+                      <w:szCs w:val="24"/>
+                    </w:rPr>
+                  </w:pPr>
+                  <w:r>
+                    <w:rPr>
+                      <w:rFonts w:ascii="Times New Roman" w:eastAsia="Times New Roman" w:hAnsi="Times New Roman" w:cs="Times New Roman"/>
+                      <w:b/>
+                      <w:bCs/>
+                      <w:sz w:val="24"/>
+                      <w:szCs w:val="24"/>
+                    </w:rPr>
+                    <w:t>1.238034</w:t>
+                  </w:r>
+                </w:p>
+              </w:tc>
+            </w:tr>
+            <w:tr>
+              <w:trPr>
+                <w:cnfStyle w:val="000000010000" w:firstRow="0" w:lastRow="0" w:firstColumn="0" w:lastColumn="0" w:oddVBand="0" w:evenVBand="0" w:oddHBand="0" w:evenHBand="1" w:firstRowFirstColumn="0" w:firstRowLastColumn="0" w:lastRowFirstColumn="0" w:lastRowLastColumn="0"/>
+                <w:trHeight w:val="285"/>
+              </w:trPr>
+              <w:tc>
+                <w:tcPr>
+                  <w:cnfStyle w:val="001000000000" w:firstRow="0" w:lastRow="0" w:firstColumn="1" w:lastColumn="0" w:oddVBand="0" w:evenVBand="0" w:oddHBand="0" w:evenHBand="0" w:firstRowFirstColumn="0" w:firstRowLastColumn="0" w:lastRowFirstColumn="0" w:lastRowLastColumn="0"/>
+                  <w:tcW w:w="0" w:type="auto"/>
+                  <w:hideMark/>
+                </w:tcPr>
+                <w:p>
+                  <w:pPr>
+                    <w:jc w:val="center"/>
+                    <w:rPr>
+                      <w:rFonts w:ascii="Times New Roman" w:eastAsia="Times New Roman" w:hAnsi="Times New Roman" w:cs="Times New Roman"/>
+                      <w:sz w:val="24"/>
+                      <w:szCs w:val="24"/>
+                    </w:rPr>
+                  </w:pPr>
+                  <w:r>
+                    <w:rPr>
+                      <w:rFonts w:ascii="Times New Roman" w:eastAsia="Times New Roman" w:hAnsi="Times New Roman" w:cs="Times New Roman"/>
+                      <w:sz w:val="24"/>
+                      <w:szCs w:val="24"/>
+                    </w:rPr>
+                    <w:t>2</w:t>
+                  </w:r>
+                </w:p>
+              </w:tc>
+              <w:tc>
+                <w:tcPr>
+                  <w:tcW w:w="0" w:type="auto"/>
+                  <w:hideMark/>
+                </w:tcPr>
+                <w:p>
+                  <w:pPr>
+                    <w:cnfStyle w:val="000000010000" w:firstRow="0" w:lastRow="0" w:firstColumn="0" w:lastColumn="0" w:oddVBand="0" w:evenVBand="0" w:oddHBand="0" w:evenHBand="1" w:firstRowFirstColumn="0" w:firstRowLastColumn="0" w:lastRowFirstColumn="0" w:lastRowLastColumn="0"/>
+                    <w:rPr>
+                      <w:rFonts w:ascii="Times New Roman" w:eastAsia="Times New Roman" w:hAnsi="Times New Roman" w:cs="Times New Roman"/>
+                      <w:sz w:val="24"/>
+                      <w:szCs w:val="24"/>
+                    </w:rPr>
+                  </w:pPr>
+                  <w:r>
+                    <w:rPr>
+                      <w:rFonts w:ascii="Times New Roman" w:eastAsia="Times New Roman" w:hAnsi="Times New Roman" w:cs="Times New Roman"/>
+                      <w:sz w:val="24"/>
+                      <w:szCs w:val="24"/>
+                    </w:rPr>
+                    <w:t>0.671411</w:t>
+                  </w:r>
+                </w:p>
+              </w:tc>
+              <w:tc>
+                <w:tcPr>
+                  <w:tcW w:w="0" w:type="auto"/>
+                  <w:hideMark/>
+                </w:tcPr>
+                <w:p>
+                  <w:pPr>
+                    <w:cnfStyle w:val="000000010000" w:firstRow="0" w:lastRow="0" w:firstColumn="0" w:lastColumn="0" w:oddVBand="0" w:evenVBand="0" w:oddHBand="0" w:evenHBand="1" w:firstRowFirstColumn="0" w:firstRowLastColumn="0" w:lastRowFirstColumn="0" w:lastRowLastColumn="0"/>
+                    <w:rPr>
+                      <w:rFonts w:ascii="Times New Roman" w:eastAsia="Times New Roman" w:hAnsi="Times New Roman" w:cs="Times New Roman"/>
+                      <w:sz w:val="24"/>
+                      <w:szCs w:val="24"/>
+                    </w:rPr>
+                  </w:pPr>
+                  <w:r>
+                    <w:rPr>
+                      <w:rFonts w:ascii="Times New Roman" w:eastAsia="Times New Roman" w:hAnsi="Times New Roman" w:cs="Times New Roman"/>
+                      <w:sz w:val="24"/>
+                      <w:szCs w:val="24"/>
+                    </w:rPr>
+                    <w:t>0.668663</w:t>
+                  </w:r>
+                </w:p>
+              </w:tc>
+              <w:tc>
+                <w:tcPr>
+                  <w:tcW w:w="0" w:type="auto"/>
+                  <w:hideMark/>
+                </w:tcPr>
+                <w:p>
+                  <w:pPr>
+                    <w:cnfStyle w:val="000000010000" w:firstRow="0" w:lastRow="0" w:firstColumn="0" w:lastColumn="0" w:oddVBand="0" w:evenVBand="0" w:oddHBand="0" w:evenHBand="1" w:firstRowFirstColumn="0" w:firstRowLastColumn="0" w:lastRowFirstColumn="0" w:lastRowLastColumn="0"/>
+                    <w:rPr>
+                      <w:rFonts w:ascii="Times New Roman" w:eastAsia="Times New Roman" w:hAnsi="Times New Roman" w:cs="Times New Roman"/>
+                      <w:sz w:val="24"/>
+                      <w:szCs w:val="24"/>
+                    </w:rPr>
+                  </w:pPr>
+                  <w:r>
+                    <w:rPr>
+                      <w:rFonts w:ascii="Times New Roman" w:eastAsia="Times New Roman" w:hAnsi="Times New Roman" w:cs="Times New Roman"/>
+                      <w:sz w:val="24"/>
+                      <w:szCs w:val="24"/>
+                    </w:rPr>
+                    <w:t>0.648315</w:t>
+                  </w:r>
+                </w:p>
+              </w:tc>
+              <w:tc>
+                <w:tcPr>
+                  <w:tcW w:w="0" w:type="auto"/>
+                  <w:hideMark/>
+                </w:tcPr>
+                <w:p>
+                  <w:pPr>
+                    <w:cnfStyle w:val="000000010000" w:firstRow="0" w:lastRow="0" w:firstColumn="0" w:lastColumn="0" w:oddVBand="0" w:evenVBand="0" w:oddHBand="0" w:evenHBand="1" w:firstRowFirstColumn="0" w:firstRowLastColumn="0" w:lastRowFirstColumn="0" w:lastRowLastColumn="0"/>
+                    <w:rPr>
+                      <w:rFonts w:ascii="Times New Roman" w:eastAsia="Times New Roman" w:hAnsi="Times New Roman" w:cs="Times New Roman"/>
+                      <w:sz w:val="24"/>
+                      <w:szCs w:val="24"/>
+                    </w:rPr>
+                  </w:pPr>
+                  <w:r>
+                    <w:rPr>
+                      <w:rFonts w:ascii="Times New Roman" w:eastAsia="Times New Roman" w:hAnsi="Times New Roman" w:cs="Times New Roman"/>
+                      <w:b/>
+                      <w:bCs/>
+                      <w:sz w:val="24"/>
+                      <w:szCs w:val="24"/>
+                    </w:rPr>
+                    <w:t>0.662796</w:t>
+                  </w:r>
+                </w:p>
+              </w:tc>
+            </w:tr>
+            <w:tr>
+              <w:trPr>
+                <w:cnfStyle w:val="000000100000" w:firstRow="0" w:lastRow="0" w:firstColumn="0" w:lastColumn="0" w:oddVBand="0" w:evenVBand="0" w:oddHBand="1" w:evenHBand="0" w:firstRowFirstColumn="0" w:firstRowLastColumn="0" w:lastRowFirstColumn="0" w:lastRowLastColumn="0"/>
+                <w:trHeight w:val="285"/>
+              </w:trPr>
+              <w:tc>
+                <w:tcPr>
+                  <w:cnfStyle w:val="001000000000" w:firstRow="0" w:lastRow="0" w:firstColumn="1" w:lastColumn="0" w:oddVBand="0" w:evenVBand="0" w:oddHBand="0" w:evenHBand="0" w:firstRowFirstColumn="0" w:firstRowLastColumn="0" w:lastRowFirstColumn="0" w:lastRowLastColumn="0"/>
+                  <w:tcW w:w="0" w:type="auto"/>
+                  <w:hideMark/>
+                </w:tcPr>
+                <w:p>
+                  <w:pPr>
+                    <w:jc w:val="center"/>
+                    <w:rPr>
+                      <w:rFonts w:ascii="Times New Roman" w:eastAsia="Times New Roman" w:hAnsi="Times New Roman" w:cs="Times New Roman"/>
+                      <w:sz w:val="24"/>
+                      <w:szCs w:val="24"/>
+                    </w:rPr>
+                  </w:pPr>
+                  <w:r>
+                    <w:rPr>
+                      <w:rFonts w:ascii="Times New Roman" w:eastAsia="Times New Roman" w:hAnsi="Times New Roman" w:cs="Times New Roman"/>
+                      <w:sz w:val="24"/>
+                      <w:szCs w:val="24"/>
+                    </w:rPr>
+                    <w:t>4</w:t>
+                  </w:r>
+                </w:p>
+              </w:tc>
+              <w:tc>
+                <w:tcPr>
+                  <w:tcW w:w="0" w:type="auto"/>
+                  <w:hideMark/>
+                </w:tcPr>
+                <w:p>
+                  <w:pPr>
+                    <w:cnfStyle w:val="000000100000" w:firstRow="0" w:lastRow="0" w:firstColumn="0" w:lastColumn="0" w:oddVBand="0" w:evenVBand="0" w:oddHBand="1" w:evenHBand="0" w:firstRowFirstColumn="0" w:firstRowLastColumn="0" w:lastRowFirstColumn="0" w:lastRowLastColumn="0"/>
+                    <w:rPr>
+                      <w:rFonts w:ascii="Times New Roman" w:eastAsia="Times New Roman" w:hAnsi="Times New Roman" w:cs="Times New Roman"/>
+                      <w:sz w:val="24"/>
+                      <w:szCs w:val="24"/>
+                    </w:rPr>
+                  </w:pPr>
+                  <w:r>
+                    <w:rPr>
+                      <w:rFonts w:ascii="Times New Roman" w:eastAsia="Times New Roman" w:hAnsi="Times New Roman" w:cs="Times New Roman"/>
+                      <w:sz w:val="24"/>
+                      <w:szCs w:val="24"/>
+                    </w:rPr>
+                    <w:t>0.430601</w:t>
+                  </w:r>
+                </w:p>
+              </w:tc>
+              <w:tc>
+                <w:tcPr>
+                  <w:tcW w:w="0" w:type="auto"/>
+                  <w:hideMark/>
+                </w:tcPr>
+                <w:p>
+                  <w:pPr>
+                    <w:cnfStyle w:val="000000100000" w:firstRow="0" w:lastRow="0" w:firstColumn="0" w:lastColumn="0" w:oddVBand="0" w:evenVBand="0" w:oddHBand="1" w:evenHBand="0" w:firstRowFirstColumn="0" w:firstRowLastColumn="0" w:lastRowFirstColumn="0" w:lastRowLastColumn="0"/>
+                    <w:rPr>
+                      <w:rFonts w:ascii="Times New Roman" w:eastAsia="Times New Roman" w:hAnsi="Times New Roman" w:cs="Times New Roman"/>
+                      <w:sz w:val="24"/>
+                      <w:szCs w:val="24"/>
+                    </w:rPr>
+                  </w:pPr>
+                  <w:r>
+                    <w:rPr>
+                      <w:rFonts w:ascii="Times New Roman" w:eastAsia="Times New Roman" w:hAnsi="Times New Roman" w:cs="Times New Roman"/>
+                      <w:sz w:val="24"/>
+                      <w:szCs w:val="24"/>
+                    </w:rPr>
+                    <w:t>0.417607</w:t>
+                  </w:r>
+                </w:p>
+              </w:tc>
+              <w:tc>
+                <w:tcPr>
+                  <w:tcW w:w="0" w:type="auto"/>
+                  <w:hideMark/>
+                </w:tcPr>
+                <w:p>
+                  <w:pPr>
+                    <w:cnfStyle w:val="000000100000" w:firstRow="0" w:lastRow="0" w:firstColumn="0" w:lastColumn="0" w:oddVBand="0" w:evenVBand="0" w:oddHBand="1" w:evenHBand="0" w:firstRowFirstColumn="0" w:firstRowLastColumn="0" w:lastRowFirstColumn="0" w:lastRowLastColumn="0"/>
+                    <w:rPr>
+                      <w:rFonts w:ascii="Times New Roman" w:eastAsia="Times New Roman" w:hAnsi="Times New Roman" w:cs="Times New Roman"/>
+                      <w:sz w:val="24"/>
+                      <w:szCs w:val="24"/>
+                    </w:rPr>
+                  </w:pPr>
+                  <w:r>
+                    <w:rPr>
+                      <w:rFonts w:ascii="Times New Roman" w:eastAsia="Times New Roman" w:hAnsi="Times New Roman" w:cs="Times New Roman"/>
+                      <w:sz w:val="24"/>
+                      <w:szCs w:val="24"/>
+                    </w:rPr>
+                    <w:t>0.438215</w:t>
+                  </w:r>
+                </w:p>
+              </w:tc>
+              <w:tc>
+                <w:tcPr>
+                  <w:tcW w:w="0" w:type="auto"/>
+                  <w:hideMark/>
+                </w:tcPr>
+                <w:p>
+                  <w:pPr>
+                    <w:cnfStyle w:val="000000100000" w:firstRow="0" w:lastRow="0" w:firstColumn="0" w:lastColumn="0" w:oddVBand="0" w:evenVBand="0" w:oddHBand="1" w:evenHBand="0" w:firstRowFirstColumn="0" w:firstRowLastColumn="0" w:lastRowFirstColumn="0" w:lastRowLastColumn="0"/>
+                    <w:rPr>
+                      <w:rFonts w:ascii="Times New Roman" w:eastAsia="Times New Roman" w:hAnsi="Times New Roman" w:cs="Times New Roman"/>
+                      <w:sz w:val="24"/>
+                      <w:szCs w:val="24"/>
+                    </w:rPr>
+                  </w:pPr>
+                  <w:r>
+                    <w:rPr>
+                      <w:rFonts w:ascii="Times New Roman" w:eastAsia="Times New Roman" w:hAnsi="Times New Roman" w:cs="Times New Roman"/>
+                      <w:b/>
+                      <w:bCs/>
+                      <w:sz w:val="24"/>
+                      <w:szCs w:val="24"/>
+                    </w:rPr>
+                    <w:t>0.428808</w:t>
+                  </w:r>
+                </w:p>
+              </w:tc>
+            </w:tr>
+            <w:tr>
+              <w:trPr>
+                <w:cnfStyle w:val="000000010000" w:firstRow="0" w:lastRow="0" w:firstColumn="0" w:lastColumn="0" w:oddVBand="0" w:evenVBand="0" w:oddHBand="0" w:evenHBand="1" w:firstRowFirstColumn="0" w:firstRowLastColumn="0" w:lastRowFirstColumn="0" w:lastRowLastColumn="0"/>
+                <w:trHeight w:val="285"/>
+              </w:trPr>
+              <w:tc>
+                <w:tcPr>
+                  <w:cnfStyle w:val="001000000000" w:firstRow="0" w:lastRow="0" w:firstColumn="1" w:lastColumn="0" w:oddVBand="0" w:evenVBand="0" w:oddHBand="0" w:evenHBand="0" w:firstRowFirstColumn="0" w:firstRowLastColumn="0" w:lastRowFirstColumn="0" w:lastRowLastColumn="0"/>
+                  <w:tcW w:w="0" w:type="auto"/>
+                  <w:hideMark/>
+                </w:tcPr>
+                <w:p>
+                  <w:pPr>
+                    <w:jc w:val="center"/>
+                    <w:rPr>
+                      <w:rFonts w:ascii="Times New Roman" w:eastAsia="Times New Roman" w:hAnsi="Times New Roman" w:cs="Times New Roman"/>
+                      <w:sz w:val="24"/>
+                      <w:szCs w:val="24"/>
+                    </w:rPr>
+                  </w:pPr>
+                  <w:r>
+                    <w:rPr>
+                      <w:rFonts w:ascii="Times New Roman" w:eastAsia="Times New Roman" w:hAnsi="Times New Roman" w:cs="Times New Roman"/>
+                      <w:sz w:val="24"/>
+                      <w:szCs w:val="24"/>
+                    </w:rPr>
+                    <w:t>8</w:t>
+                  </w:r>
+                </w:p>
+              </w:tc>
+              <w:tc>
+                <w:tcPr>
+                  <w:tcW w:w="0" w:type="auto"/>
+                  <w:hideMark/>
+                </w:tcPr>
+                <w:p>
+                  <w:pPr>
+                    <w:cnfStyle w:val="000000010000" w:firstRow="0" w:lastRow="0" w:firstColumn="0" w:lastColumn="0" w:oddVBand="0" w:evenVBand="0" w:oddHBand="0" w:evenHBand="1" w:firstRowFirstColumn="0" w:firstRowLastColumn="0" w:lastRowFirstColumn="0" w:lastRowLastColumn="0"/>
+                    <w:rPr>
+                      <w:rFonts w:ascii="Times New Roman" w:eastAsia="Times New Roman" w:hAnsi="Times New Roman" w:cs="Times New Roman"/>
+                      <w:sz w:val="24"/>
+                      <w:szCs w:val="24"/>
+                    </w:rPr>
+                  </w:pPr>
+                  <w:r>
+                    <w:rPr>
+                      <w:rFonts w:ascii="Times New Roman" w:eastAsia="Times New Roman" w:hAnsi="Times New Roman" w:cs="Times New Roman"/>
+                      <w:sz w:val="24"/>
+                      <w:szCs w:val="24"/>
+                    </w:rPr>
+                    <w:t>0.319639</w:t>
+                  </w:r>
+                </w:p>
+              </w:tc>
+              <w:tc>
+                <w:tcPr>
+                  <w:tcW w:w="0" w:type="auto"/>
+                  <w:hideMark/>
+                </w:tcPr>
+                <w:p>
+                  <w:pPr>
+                    <w:cnfStyle w:val="000000010000" w:firstRow="0" w:lastRow="0" w:firstColumn="0" w:lastColumn="0" w:oddVBand="0" w:evenVBand="0" w:oddHBand="0" w:evenHBand="1" w:firstRowFirstColumn="0" w:firstRowLastColumn="0" w:lastRowFirstColumn="0" w:lastRowLastColumn="0"/>
+                    <w:rPr>
+                      <w:rFonts w:ascii="Times New Roman" w:eastAsia="Times New Roman" w:hAnsi="Times New Roman" w:cs="Times New Roman"/>
+                      <w:sz w:val="24"/>
+                      <w:szCs w:val="24"/>
+                    </w:rPr>
+                  </w:pPr>
+                  <w:r>
+                    <w:rPr>
+                      <w:rFonts w:ascii="Times New Roman" w:eastAsia="Times New Roman" w:hAnsi="Times New Roman" w:cs="Times New Roman"/>
+                      <w:sz w:val="24"/>
+                      <w:szCs w:val="24"/>
+                    </w:rPr>
+                    <w:t>0.307034</w:t>
+                  </w:r>
+                </w:p>
+              </w:tc>
+              <w:tc>
+                <w:tcPr>
+                  <w:tcW w:w="0" w:type="auto"/>
+                  <w:hideMark/>
+                </w:tcPr>
+                <w:p>
+                  <w:pPr>
+                    <w:cnfStyle w:val="000000010000" w:firstRow="0" w:lastRow="0" w:firstColumn="0" w:lastColumn="0" w:oddVBand="0" w:evenVBand="0" w:oddHBand="0" w:evenHBand="1" w:firstRowFirstColumn="0" w:firstRowLastColumn="0" w:lastRowFirstColumn="0" w:lastRowLastColumn="0"/>
+                    <w:rPr>
+                      <w:rFonts w:ascii="Times New Roman" w:eastAsia="Times New Roman" w:hAnsi="Times New Roman" w:cs="Times New Roman"/>
+                      <w:sz w:val="24"/>
+                      <w:szCs w:val="24"/>
+                    </w:rPr>
+                  </w:pPr>
+                  <w:r>
+                    <w:rPr>
+                      <w:rFonts w:ascii="Times New Roman" w:eastAsia="Times New Roman" w:hAnsi="Times New Roman" w:cs="Times New Roman"/>
+                      <w:sz w:val="24"/>
+                      <w:szCs w:val="24"/>
+                    </w:rPr>
+                    <w:t>0.315951</w:t>
+                  </w:r>
+                </w:p>
+              </w:tc>
+              <w:tc>
+                <w:tcPr>
+                  <w:tcW w:w="0" w:type="auto"/>
+                  <w:hideMark/>
+                </w:tcPr>
+                <w:p>
+                  <w:pPr>
+                    <w:cnfStyle w:val="000000010000" w:firstRow="0" w:lastRow="0" w:firstColumn="0" w:lastColumn="0" w:oddVBand="0" w:evenVBand="0" w:oddHBand="0" w:evenHBand="1" w:firstRowFirstColumn="0" w:firstRowLastColumn="0" w:lastRowFirstColumn="0" w:lastRowLastColumn="0"/>
+                    <w:rPr>
+                      <w:rFonts w:ascii="Times New Roman" w:eastAsia="Times New Roman" w:hAnsi="Times New Roman" w:cs="Times New Roman"/>
+                      <w:sz w:val="24"/>
+                      <w:szCs w:val="24"/>
+                    </w:rPr>
+                  </w:pPr>
+                  <w:r>
+                    <w:rPr>
+                      <w:rFonts w:ascii="Times New Roman" w:eastAsia="Times New Roman" w:hAnsi="Times New Roman" w:cs="Times New Roman"/>
+                      <w:b/>
+                      <w:bCs/>
+                      <w:sz w:val="24"/>
+                      <w:szCs w:val="24"/>
+                    </w:rPr>
+                    <w:t>0.314208</w:t>
+                  </w:r>
+                </w:p>
+              </w:tc>
+            </w:tr>
+          </w:tbl>
+          <w:p/>
+        </w:tc>
+        <w:bookmarkStart w:id="0" w:name="_GoBack"/>
+        <w:bookmarkEnd w:id="0"/>
+      </w:tr>
+    </w:tbl>
+    <w:p>
+      <w:pPr>
+        <w:spacing w:before="100" w:beforeAutospacing="1" w:after="100" w:afterAutospacing="1" w:line="240" w:lineRule="auto"/>
+        <w:outlineLvl w:val="1"/>
+        <w:rPr>
+          <w:rFonts w:ascii="Times New Roman" w:eastAsia="Times New Roman" w:hAnsi="Times New Roman" w:cs="Times New Roman"/>
+          <w:b/>
+          <w:bCs/>
+          <w:sz w:val="24"/>
+          <w:szCs w:val="24"/>
+        </w:rPr>
+      </w:pPr>
+      <w:proofErr w:type="spellStart"/>
+      <w:r>
+        <w:rPr>
+          <w:rFonts w:ascii="Times New Roman" w:eastAsia="Times New Roman" w:hAnsi="Times New Roman" w:cs="Times New Roman"/>
+          <w:b/>
+          <w:bCs/>
+          <w:sz w:val="24"/>
+          <w:szCs w:val="24"/>
+        </w:rPr>
+        <w:t>Primerjava</w:t>
+      </w:r>
+      <w:proofErr w:type="spellEnd"/>
+      <w:r>
+        <w:rPr>
+          <w:rFonts w:ascii="Times New Roman" w:eastAsia="Times New Roman" w:hAnsi="Times New Roman" w:cs="Times New Roman"/>
+          <w:b/>
+          <w:bCs/>
+          <w:sz w:val="24"/>
+          <w:szCs w:val="24"/>
+        </w:rPr>
+        <w:t xml:space="preserve"> </w:t>
+      </w:r>
+      <w:proofErr w:type="spellStart"/>
+      <w:r>
+        <w:rPr>
+          <w:rFonts w:ascii="Times New Roman" w:eastAsia="Times New Roman" w:hAnsi="Times New Roman" w:cs="Times New Roman"/>
+          <w:b/>
+          <w:bCs/>
+          <w:sz w:val="24"/>
+          <w:szCs w:val="24"/>
+        </w:rPr>
+        <w:t>obeh</w:t>
+      </w:r>
+      <w:proofErr w:type="spellEnd"/>
+      <w:r>
+        <w:rPr>
+          <w:rFonts w:ascii="Times New Roman" w:eastAsia="Times New Roman" w:hAnsi="Times New Roman" w:cs="Times New Roman"/>
+          <w:b/>
+          <w:bCs/>
+          <w:sz w:val="24"/>
+          <w:szCs w:val="24"/>
+        </w:rPr>
+        <w:t xml:space="preserve"> </w:t>
+      </w:r>
+      <w:proofErr w:type="spellStart"/>
+      <w:r>
+        <w:rPr>
+          <w:rFonts w:ascii="Times New Roman" w:eastAsia="Times New Roman" w:hAnsi="Times New Roman" w:cs="Times New Roman"/>
+          <w:b/>
+          <w:bCs/>
+          <w:sz w:val="24"/>
+          <w:szCs w:val="24"/>
+        </w:rPr>
+        <w:t>pristopov</w:t>
+      </w:r>
+      <w:proofErr w:type="spellEnd"/>
+    </w:p>
+    <w:p>
+      <w:pPr>
+        <w:spacing w:before="100" w:beforeAutospacing="1" w:after="100" w:afterAutospacing="1" w:line="240" w:lineRule="auto"/>
+        <w:rPr>
+          <w:rFonts w:ascii="Times New Roman" w:eastAsia="Times New Roman" w:hAnsi="Times New Roman" w:cs="Times New Roman"/>
+          <w:sz w:val="24"/>
+          <w:szCs w:val="24"/>
+        </w:rPr>
+      </w:pPr>
+      <w:proofErr w:type="spellStart"/>
+      <w:r>
+        <w:rPr>
+          <w:rFonts w:ascii="Times New Roman" w:eastAsia="Times New Roman" w:hAnsi="Times New Roman" w:cs="Times New Roman"/>
+          <w:sz w:val="24"/>
+          <w:szCs w:val="24"/>
+        </w:rPr>
+        <w:t>Za</w:t>
+      </w:r>
+      <w:proofErr w:type="spellEnd"/>
+      <w:r>
+        <w:rPr>
+          <w:rFonts w:ascii="Times New Roman" w:eastAsia="Times New Roman" w:hAnsi="Times New Roman" w:cs="Times New Roman"/>
+          <w:sz w:val="24"/>
+          <w:szCs w:val="24"/>
+        </w:rPr>
+        <w:t xml:space="preserve"> </w:t>
+      </w:r>
+      <w:proofErr w:type="spellStart"/>
+      <w:r>
+        <w:rPr>
+          <w:rFonts w:ascii="Times New Roman" w:eastAsia="Times New Roman" w:hAnsi="Times New Roman" w:cs="Times New Roman"/>
+          <w:sz w:val="24"/>
+          <w:szCs w:val="24"/>
+        </w:rPr>
+        <w:t>boljši</w:t>
+      </w:r>
+      <w:proofErr w:type="spellEnd"/>
+      <w:r>
+        <w:rPr>
+          <w:rFonts w:ascii="Times New Roman" w:eastAsia="Times New Roman" w:hAnsi="Times New Roman" w:cs="Times New Roman"/>
+          <w:sz w:val="24"/>
+          <w:szCs w:val="24"/>
+        </w:rPr>
+        <w:t xml:space="preserve"> </w:t>
+      </w:r>
+      <w:proofErr w:type="spellStart"/>
+      <w:r>
+        <w:rPr>
+          <w:rFonts w:ascii="Times New Roman" w:eastAsia="Times New Roman" w:hAnsi="Times New Roman" w:cs="Times New Roman"/>
+          <w:sz w:val="24"/>
+          <w:szCs w:val="24"/>
+        </w:rPr>
+        <w:t>pregled</w:t>
+      </w:r>
+      <w:proofErr w:type="spellEnd"/>
+      <w:r>
+        <w:rPr>
+          <w:rFonts w:ascii="Times New Roman" w:eastAsia="Times New Roman" w:hAnsi="Times New Roman" w:cs="Times New Roman"/>
+          <w:sz w:val="24"/>
+          <w:szCs w:val="24"/>
+        </w:rPr>
+        <w:t xml:space="preserve"> </w:t>
+      </w:r>
+      <w:proofErr w:type="spellStart"/>
+      <w:r>
+        <w:rPr>
+          <w:rFonts w:ascii="Times New Roman" w:eastAsia="Times New Roman" w:hAnsi="Times New Roman" w:cs="Times New Roman"/>
+          <w:sz w:val="24"/>
+          <w:szCs w:val="24"/>
+        </w:rPr>
+        <w:t>smo</w:t>
+      </w:r>
+      <w:proofErr w:type="spellEnd"/>
+      <w:r>
+        <w:rPr>
+          <w:rFonts w:ascii="Times New Roman" w:eastAsia="Times New Roman" w:hAnsi="Times New Roman" w:cs="Times New Roman"/>
+          <w:sz w:val="24"/>
+          <w:szCs w:val="24"/>
+        </w:rPr>
+        <w:t xml:space="preserve"> </w:t>
+      </w:r>
+      <w:proofErr w:type="spellStart"/>
+      <w:r>
+        <w:rPr>
+          <w:rFonts w:ascii="Times New Roman" w:eastAsia="Times New Roman" w:hAnsi="Times New Roman" w:cs="Times New Roman"/>
+          <w:sz w:val="24"/>
+          <w:szCs w:val="24"/>
+        </w:rPr>
+        <w:t>primerjali</w:t>
+      </w:r>
+      <w:proofErr w:type="spellEnd"/>
+      <w:r>
+        <w:rPr>
+          <w:rFonts w:ascii="Times New Roman" w:eastAsia="Times New Roman" w:hAnsi="Times New Roman" w:cs="Times New Roman"/>
+          <w:sz w:val="24"/>
+          <w:szCs w:val="24"/>
+        </w:rPr>
+        <w:t xml:space="preserve"> </w:t>
+      </w:r>
+      <w:proofErr w:type="spellStart"/>
+      <w:r>
+        <w:rPr>
+          <w:rFonts w:ascii="Times New Roman" w:eastAsia="Times New Roman" w:hAnsi="Times New Roman" w:cs="Times New Roman"/>
+          <w:sz w:val="24"/>
+          <w:szCs w:val="24"/>
+        </w:rPr>
+        <w:t>povprečne</w:t>
+      </w:r>
+      <w:proofErr w:type="spellEnd"/>
+      <w:r>
+        <w:rPr>
+          <w:rFonts w:ascii="Times New Roman" w:eastAsia="Times New Roman" w:hAnsi="Times New Roman" w:cs="Times New Roman"/>
+          <w:sz w:val="24"/>
+          <w:szCs w:val="24"/>
+        </w:rPr>
+        <w:t xml:space="preserve"> </w:t>
+      </w:r>
+      <w:proofErr w:type="spellStart"/>
+      <w:r>
+        <w:rPr>
+          <w:rFonts w:ascii="Times New Roman" w:eastAsia="Times New Roman" w:hAnsi="Times New Roman" w:cs="Times New Roman"/>
+          <w:sz w:val="24"/>
+          <w:szCs w:val="24"/>
+        </w:rPr>
+        <w:t>čase</w:t>
+      </w:r>
+      <w:proofErr w:type="spellEnd"/>
+      <w:r>
+        <w:rPr>
+          <w:rFonts w:ascii="Times New Roman" w:eastAsia="Times New Roman" w:hAnsi="Times New Roman" w:cs="Times New Roman"/>
+          <w:sz w:val="24"/>
+          <w:szCs w:val="24"/>
+        </w:rPr>
+        <w:t xml:space="preserve"> </w:t>
+      </w:r>
+      <w:proofErr w:type="spellStart"/>
+      <w:r>
+        <w:rPr>
+          <w:rFonts w:ascii="Times New Roman" w:eastAsia="Times New Roman" w:hAnsi="Times New Roman" w:cs="Times New Roman"/>
+          <w:sz w:val="24"/>
+          <w:szCs w:val="24"/>
+        </w:rPr>
+        <w:t>obeh</w:t>
+      </w:r>
+      <w:proofErr w:type="spellEnd"/>
+      <w:r>
+        <w:rPr>
+          <w:rFonts w:ascii="Times New Roman" w:eastAsia="Times New Roman" w:hAnsi="Times New Roman" w:cs="Times New Roman"/>
+          <w:sz w:val="24"/>
+          <w:szCs w:val="24"/>
+        </w:rPr>
+        <w:t xml:space="preserve"> </w:t>
+      </w:r>
+      <w:proofErr w:type="spellStart"/>
+      <w:r>
+        <w:rPr>
+          <w:rFonts w:ascii="Times New Roman" w:eastAsia="Times New Roman" w:hAnsi="Times New Roman" w:cs="Times New Roman"/>
+          <w:sz w:val="24"/>
+          <w:szCs w:val="24"/>
+        </w:rPr>
+        <w:t>implementacij</w:t>
+      </w:r>
+      <w:proofErr w:type="spellEnd"/>
+      <w:r>
+        <w:rPr>
+          <w:rFonts w:ascii="Times New Roman" w:eastAsia="Times New Roman" w:hAnsi="Times New Roman" w:cs="Times New Roman"/>
+          <w:sz w:val="24"/>
+          <w:szCs w:val="24"/>
+        </w:rPr>
+        <w:t>:</w:t>
+      </w:r>
+    </w:p>
+    <w:p>
+      <w:pPr>
+        <w:numPr>
+          <w:ilvl w:val="0"/>
+          <w:numId w:val="3"/>
+        </w:numPr>
+        <w:spacing w:before="100" w:beforeAutospacing="1" w:after="100" w:afterAutospacing="1" w:line="240" w:lineRule="auto"/>
+        <w:rPr>
+          <w:rFonts w:ascii="Times New Roman" w:eastAsia="Times New Roman" w:hAnsi="Times New Roman" w:cs="Times New Roman"/>
+          <w:sz w:val="24"/>
+          <w:szCs w:val="24"/>
+        </w:rPr>
+      </w:pPr>
+      <w:proofErr w:type="spellStart"/>
+      <w:r>
+        <w:rPr>
+          <w:rFonts w:ascii="Times New Roman" w:eastAsia="Times New Roman" w:hAnsi="Times New Roman" w:cs="Times New Roman"/>
+          <w:bCs/>
+          <w:sz w:val="24"/>
+          <w:szCs w:val="24"/>
+        </w:rPr>
+        <w:t>Allgather</w:t>
+      </w:r>
+      <w:proofErr w:type="spellEnd"/>
+      <w:r>
+        <w:rPr>
+          <w:rFonts w:ascii="Times New Roman" w:eastAsia="Times New Roman" w:hAnsi="Times New Roman" w:cs="Times New Roman"/>
+          <w:bCs/>
+          <w:sz w:val="24"/>
+          <w:szCs w:val="24"/>
+        </w:rPr>
+        <w:t xml:space="preserve"> </w:t>
+      </w:r>
+      <w:proofErr w:type="spellStart"/>
+      <w:r>
+        <w:rPr>
+          <w:rFonts w:ascii="Times New Roman" w:eastAsia="Times New Roman" w:hAnsi="Times New Roman" w:cs="Times New Roman"/>
+          <w:bCs/>
+          <w:sz w:val="24"/>
+          <w:szCs w:val="24"/>
+        </w:rPr>
+        <w:t>pristop</w:t>
+      </w:r>
+      <w:proofErr w:type="spellEnd"/>
+      <w:r>
+        <w:rPr>
+          <w:rFonts w:ascii="Times New Roman" w:eastAsia="Times New Roman" w:hAnsi="Times New Roman" w:cs="Times New Roman"/>
+          <w:sz w:val="24"/>
+          <w:szCs w:val="24"/>
+        </w:rPr>
+        <w:t xml:space="preserve">: </w:t>
+      </w:r>
+      <w:proofErr w:type="spellStart"/>
+      <w:r>
+        <w:rPr>
+          <w:rFonts w:ascii="Times New Roman" w:eastAsia="Times New Roman" w:hAnsi="Times New Roman" w:cs="Times New Roman"/>
+          <w:sz w:val="24"/>
+          <w:szCs w:val="24"/>
+        </w:rPr>
+        <w:t>čas</w:t>
+      </w:r>
+      <w:proofErr w:type="spellEnd"/>
+      <w:r>
+        <w:rPr>
+          <w:rFonts w:ascii="Times New Roman" w:eastAsia="Times New Roman" w:hAnsi="Times New Roman" w:cs="Times New Roman"/>
+          <w:sz w:val="24"/>
+          <w:szCs w:val="24"/>
+        </w:rPr>
+        <w:t xml:space="preserve"> </w:t>
+      </w:r>
+      <w:proofErr w:type="spellStart"/>
+      <w:r>
+        <w:rPr>
+          <w:rFonts w:ascii="Times New Roman" w:eastAsia="Times New Roman" w:hAnsi="Times New Roman" w:cs="Times New Roman"/>
+          <w:sz w:val="24"/>
+          <w:szCs w:val="24"/>
+        </w:rPr>
+        <w:t>narašča</w:t>
+      </w:r>
+      <w:proofErr w:type="spellEnd"/>
+      <w:r>
+        <w:rPr>
+          <w:rFonts w:ascii="Times New Roman" w:eastAsia="Times New Roman" w:hAnsi="Times New Roman" w:cs="Times New Roman"/>
+          <w:sz w:val="24"/>
+          <w:szCs w:val="24"/>
+        </w:rPr>
+        <w:t xml:space="preserve"> z </w:t>
+      </w:r>
+      <w:proofErr w:type="spellStart"/>
+      <w:r>
+        <w:rPr>
+          <w:rFonts w:ascii="Times New Roman" w:eastAsia="Times New Roman" w:hAnsi="Times New Roman" w:cs="Times New Roman"/>
+          <w:sz w:val="24"/>
+          <w:szCs w:val="24"/>
+        </w:rPr>
+        <w:t>večanjem</w:t>
+      </w:r>
+      <w:proofErr w:type="spellEnd"/>
+      <w:r>
+        <w:rPr>
+          <w:rFonts w:ascii="Times New Roman" w:eastAsia="Times New Roman" w:hAnsi="Times New Roman" w:cs="Times New Roman"/>
+          <w:sz w:val="24"/>
+          <w:szCs w:val="24"/>
+        </w:rPr>
+        <w:t xml:space="preserve"> </w:t>
+      </w:r>
+      <w:proofErr w:type="spellStart"/>
+      <w:r>
+        <w:rPr>
+          <w:rFonts w:ascii="Times New Roman" w:eastAsia="Times New Roman" w:hAnsi="Times New Roman" w:cs="Times New Roman"/>
+          <w:sz w:val="24"/>
+          <w:szCs w:val="24"/>
+        </w:rPr>
+        <w:t>števila</w:t>
+      </w:r>
+      <w:proofErr w:type="spellEnd"/>
+      <w:r>
+        <w:rPr>
+          <w:rFonts w:ascii="Times New Roman" w:eastAsia="Times New Roman" w:hAnsi="Times New Roman" w:cs="Times New Roman"/>
+          <w:sz w:val="24"/>
+          <w:szCs w:val="24"/>
+        </w:rPr>
+        <w:t xml:space="preserve"> </w:t>
+      </w:r>
+      <w:proofErr w:type="spellStart"/>
+      <w:r>
+        <w:rPr>
+          <w:rFonts w:ascii="Times New Roman" w:eastAsia="Times New Roman" w:hAnsi="Times New Roman" w:cs="Times New Roman"/>
+          <w:sz w:val="24"/>
+          <w:szCs w:val="24"/>
+        </w:rPr>
+        <w:t>procesov</w:t>
+      </w:r>
+      <w:proofErr w:type="spellEnd"/>
+    </w:p>
+    <w:p>
+      <w:pPr>
+        <w:numPr>
+          <w:ilvl w:val="0"/>
+          <w:numId w:val="3"/>
+        </w:numPr>
+        <w:spacing w:before="100" w:beforeAutospacing="1" w:after="100" w:afterAutospacing="1" w:line="240" w:lineRule="auto"/>
+        <w:rPr>
+          <w:rFonts w:ascii="Times New Roman" w:eastAsia="Times New Roman" w:hAnsi="Times New Roman" w:cs="Times New Roman"/>
+          <w:sz w:val="24"/>
+          <w:szCs w:val="24"/>
+        </w:rPr>
+      </w:pPr>
+      <w:r>
+        <w:rPr>
+          <w:rFonts w:ascii="Times New Roman" w:eastAsia="Times New Roman" w:hAnsi="Times New Roman" w:cs="Times New Roman"/>
+          <w:bCs/>
+          <w:sz w:val="24"/>
+          <w:szCs w:val="24"/>
+        </w:rPr>
+        <w:t>Scatter/</w:t>
+      </w:r>
+      <w:proofErr w:type="spellStart"/>
+      <w:r>
+        <w:rPr>
+          <w:rFonts w:ascii="Times New Roman" w:eastAsia="Times New Roman" w:hAnsi="Times New Roman" w:cs="Times New Roman"/>
+          <w:bCs/>
+          <w:sz w:val="24"/>
+          <w:szCs w:val="24"/>
+        </w:rPr>
+        <w:t>Bcast</w:t>
+      </w:r>
+      <w:proofErr w:type="spellEnd"/>
+      <w:r>
+        <w:rPr>
+          <w:rFonts w:ascii="Times New Roman" w:eastAsia="Times New Roman" w:hAnsi="Times New Roman" w:cs="Times New Roman"/>
+          <w:bCs/>
+          <w:sz w:val="24"/>
+          <w:szCs w:val="24"/>
+        </w:rPr>
+        <w:t xml:space="preserve">/Gather </w:t>
+      </w:r>
+      <w:proofErr w:type="spellStart"/>
+      <w:r>
+        <w:rPr>
+          <w:rFonts w:ascii="Times New Roman" w:eastAsia="Times New Roman" w:hAnsi="Times New Roman" w:cs="Times New Roman"/>
+          <w:bCs/>
+          <w:sz w:val="24"/>
+          <w:szCs w:val="24"/>
+        </w:rPr>
+        <w:t>pristop</w:t>
+      </w:r>
+      <w:proofErr w:type="spellEnd"/>
+      <w:r>
+        <w:rPr>
+          <w:rFonts w:ascii="Times New Roman" w:eastAsia="Times New Roman" w:hAnsi="Times New Roman" w:cs="Times New Roman"/>
+          <w:sz w:val="24"/>
+          <w:szCs w:val="24"/>
+        </w:rPr>
+        <w:t xml:space="preserve">: </w:t>
+      </w:r>
+      <w:proofErr w:type="spellStart"/>
+      <w:r>
+        <w:rPr>
+          <w:rFonts w:ascii="Times New Roman" w:eastAsia="Times New Roman" w:hAnsi="Times New Roman" w:cs="Times New Roman"/>
+          <w:sz w:val="24"/>
+          <w:szCs w:val="24"/>
+        </w:rPr>
+        <w:t>čas</w:t>
+      </w:r>
+      <w:proofErr w:type="spellEnd"/>
+      <w:r>
+        <w:rPr>
+          <w:rFonts w:ascii="Times New Roman" w:eastAsia="Times New Roman" w:hAnsi="Times New Roman" w:cs="Times New Roman"/>
+          <w:sz w:val="24"/>
+          <w:szCs w:val="24"/>
+        </w:rPr>
+        <w:t xml:space="preserve"> se </w:t>
+      </w:r>
+      <w:proofErr w:type="spellStart"/>
+      <w:r>
+        <w:rPr>
+          <w:rFonts w:ascii="Times New Roman" w:eastAsia="Times New Roman" w:hAnsi="Times New Roman" w:cs="Times New Roman"/>
+          <w:sz w:val="24"/>
+          <w:szCs w:val="24"/>
+        </w:rPr>
+        <w:t>zmanjšuje</w:t>
+      </w:r>
+      <w:proofErr w:type="spellEnd"/>
+      <w:r>
+        <w:rPr>
+          <w:rFonts w:ascii="Times New Roman" w:eastAsia="Times New Roman" w:hAnsi="Times New Roman" w:cs="Times New Roman"/>
+          <w:sz w:val="24"/>
+          <w:szCs w:val="24"/>
+        </w:rPr>
+        <w:t xml:space="preserve"> in </w:t>
+      </w:r>
+      <w:proofErr w:type="spellStart"/>
+      <w:r>
+        <w:rPr>
+          <w:rFonts w:ascii="Times New Roman" w:eastAsia="Times New Roman" w:hAnsi="Times New Roman" w:cs="Times New Roman"/>
+          <w:sz w:val="24"/>
+          <w:szCs w:val="24"/>
+        </w:rPr>
+        <w:t>lepo</w:t>
+      </w:r>
+      <w:proofErr w:type="spellEnd"/>
+      <w:r>
+        <w:rPr>
+          <w:rFonts w:ascii="Times New Roman" w:eastAsia="Times New Roman" w:hAnsi="Times New Roman" w:cs="Times New Roman"/>
+          <w:sz w:val="24"/>
+          <w:szCs w:val="24"/>
+        </w:rPr>
+        <w:t xml:space="preserve"> </w:t>
+      </w:r>
+      <w:proofErr w:type="spellStart"/>
+      <w:r>
+        <w:rPr>
+          <w:rFonts w:ascii="Times New Roman" w:eastAsia="Times New Roman" w:hAnsi="Times New Roman" w:cs="Times New Roman"/>
+          <w:sz w:val="24"/>
+          <w:szCs w:val="24"/>
+        </w:rPr>
+        <w:t>skaluje</w:t>
+      </w:r>
+      <w:proofErr w:type="spellEnd"/>
+    </w:p>
+    <w:p>
+      <w:pPr>
+        <w:spacing w:before="100" w:beforeAutospacing="1" w:after="100" w:afterAutospacing="1" w:line="240" w:lineRule="auto"/>
+        <w:outlineLvl w:val="2"/>
+        <w:rPr>
+          <w:rFonts w:ascii="Times New Roman" w:eastAsia="Times New Roman" w:hAnsi="Times New Roman" w:cs="Times New Roman"/>
+          <w:b/>
+          <w:bCs/>
+          <w:sz w:val="24"/>
+          <w:szCs w:val="24"/>
+        </w:rPr>
+      </w:pPr>
+      <w:proofErr w:type="spellStart"/>
+      <w:r>
+        <w:rPr>
+          <w:rFonts w:ascii="Times New Roman" w:eastAsia="Times New Roman" w:hAnsi="Times New Roman" w:cs="Times New Roman"/>
+          <w:b/>
+          <w:bCs/>
+          <w:sz w:val="24"/>
+          <w:szCs w:val="24"/>
+        </w:rPr>
+        <w:t>Glavne</w:t>
+      </w:r>
+      <w:proofErr w:type="spellEnd"/>
+      <w:r>
+        <w:rPr>
+          <w:rFonts w:ascii="Times New Roman" w:eastAsia="Times New Roman" w:hAnsi="Times New Roman" w:cs="Times New Roman"/>
+          <w:b/>
+          <w:bCs/>
+          <w:sz w:val="24"/>
+          <w:szCs w:val="24"/>
+        </w:rPr>
+        <w:t xml:space="preserve"> </w:t>
+      </w:r>
+      <w:proofErr w:type="spellStart"/>
+      <w:r>
+        <w:rPr>
+          <w:rFonts w:ascii="Times New Roman" w:eastAsia="Times New Roman" w:hAnsi="Times New Roman" w:cs="Times New Roman"/>
+          <w:b/>
+          <w:bCs/>
+          <w:sz w:val="24"/>
+          <w:szCs w:val="24"/>
+        </w:rPr>
+        <w:t>ugotovitve</w:t>
+      </w:r>
+      <w:proofErr w:type="spellEnd"/>
+    </w:p>
+    <w:p>
+      <w:pPr>
+        <w:numPr>
+          <w:ilvl w:val="0"/>
+          <w:numId w:val="4"/>
+        </w:numPr>
+        <w:spacing w:before="100" w:beforeAutospacing="1" w:after="100" w:afterAutospacing="1" w:line="240" w:lineRule="auto"/>
+        <w:rPr>
+          <w:rFonts w:ascii="Times New Roman" w:eastAsia="Times New Roman" w:hAnsi="Times New Roman" w:cs="Times New Roman"/>
+          <w:sz w:val="24"/>
+          <w:szCs w:val="24"/>
+        </w:rPr>
+      </w:pPr>
+      <w:proofErr w:type="spellStart"/>
+      <w:r>
+        <w:rPr>
+          <w:rFonts w:ascii="Times New Roman" w:eastAsia="Times New Roman" w:hAnsi="Times New Roman" w:cs="Times New Roman"/>
+          <w:sz w:val="24"/>
+          <w:szCs w:val="24"/>
+        </w:rPr>
+        <w:t>Allgather</w:t>
+      </w:r>
+      <w:proofErr w:type="spellEnd"/>
+      <w:r>
+        <w:rPr>
+          <w:rFonts w:ascii="Times New Roman" w:eastAsia="Times New Roman" w:hAnsi="Times New Roman" w:cs="Times New Roman"/>
+          <w:sz w:val="24"/>
+          <w:szCs w:val="24"/>
+        </w:rPr>
+        <w:t xml:space="preserve"> </w:t>
+      </w:r>
+      <w:proofErr w:type="spellStart"/>
+      <w:r>
+        <w:rPr>
+          <w:rFonts w:ascii="Times New Roman" w:eastAsia="Times New Roman" w:hAnsi="Times New Roman" w:cs="Times New Roman"/>
+          <w:sz w:val="24"/>
+          <w:szCs w:val="24"/>
+        </w:rPr>
+        <w:t>povzroča</w:t>
+      </w:r>
+      <w:proofErr w:type="spellEnd"/>
+      <w:r>
+        <w:rPr>
+          <w:rFonts w:ascii="Times New Roman" w:eastAsia="Times New Roman" w:hAnsi="Times New Roman" w:cs="Times New Roman"/>
+          <w:sz w:val="24"/>
+          <w:szCs w:val="24"/>
+        </w:rPr>
+        <w:t xml:space="preserve"> </w:t>
+      </w:r>
+      <w:proofErr w:type="spellStart"/>
+      <w:r>
+        <w:rPr>
+          <w:rFonts w:ascii="Times New Roman" w:eastAsia="Times New Roman" w:hAnsi="Times New Roman" w:cs="Times New Roman"/>
+          <w:bCs/>
+          <w:sz w:val="24"/>
+          <w:szCs w:val="24"/>
+        </w:rPr>
+        <w:t>globalno</w:t>
+      </w:r>
+      <w:proofErr w:type="spellEnd"/>
+      <w:r>
+        <w:rPr>
+          <w:rFonts w:ascii="Times New Roman" w:eastAsia="Times New Roman" w:hAnsi="Times New Roman" w:cs="Times New Roman"/>
+          <w:bCs/>
+          <w:sz w:val="24"/>
+          <w:szCs w:val="24"/>
+        </w:rPr>
+        <w:t xml:space="preserve"> </w:t>
+      </w:r>
+      <w:proofErr w:type="spellStart"/>
+      <w:r>
+        <w:rPr>
+          <w:rFonts w:ascii="Times New Roman" w:eastAsia="Times New Roman" w:hAnsi="Times New Roman" w:cs="Times New Roman"/>
+          <w:bCs/>
+          <w:sz w:val="24"/>
+          <w:szCs w:val="24"/>
+        </w:rPr>
+        <w:t>sinhronizacijo</w:t>
+      </w:r>
+      <w:proofErr w:type="spellEnd"/>
+      <w:r>
+        <w:rPr>
+          <w:rFonts w:ascii="Times New Roman" w:eastAsia="Times New Roman" w:hAnsi="Times New Roman" w:cs="Times New Roman"/>
+          <w:sz w:val="24"/>
+          <w:szCs w:val="24"/>
+        </w:rPr>
+        <w:t xml:space="preserve">, </w:t>
+      </w:r>
+      <w:proofErr w:type="spellStart"/>
+      <w:r>
+        <w:rPr>
+          <w:rFonts w:ascii="Times New Roman" w:eastAsia="Times New Roman" w:hAnsi="Times New Roman" w:cs="Times New Roman"/>
+          <w:sz w:val="24"/>
+          <w:szCs w:val="24"/>
+        </w:rPr>
+        <w:t>kar</w:t>
+      </w:r>
+      <w:proofErr w:type="spellEnd"/>
+      <w:r>
+        <w:rPr>
+          <w:rFonts w:ascii="Times New Roman" w:eastAsia="Times New Roman" w:hAnsi="Times New Roman" w:cs="Times New Roman"/>
+          <w:sz w:val="24"/>
+          <w:szCs w:val="24"/>
+        </w:rPr>
+        <w:t xml:space="preserve"> </w:t>
+      </w:r>
+      <w:proofErr w:type="spellStart"/>
+      <w:r>
+        <w:rPr>
+          <w:rFonts w:ascii="Times New Roman" w:eastAsia="Times New Roman" w:hAnsi="Times New Roman" w:cs="Times New Roman"/>
+          <w:sz w:val="24"/>
+          <w:szCs w:val="24"/>
+        </w:rPr>
+        <w:t>vodi</w:t>
+      </w:r>
+      <w:proofErr w:type="spellEnd"/>
+      <w:r>
+        <w:rPr>
+          <w:rFonts w:ascii="Times New Roman" w:eastAsia="Times New Roman" w:hAnsi="Times New Roman" w:cs="Times New Roman"/>
+          <w:sz w:val="24"/>
+          <w:szCs w:val="24"/>
+        </w:rPr>
+        <w:t xml:space="preserve"> v </w:t>
+      </w:r>
+      <w:proofErr w:type="spellStart"/>
+      <w:r>
+        <w:rPr>
+          <w:rFonts w:ascii="Times New Roman" w:eastAsia="Times New Roman" w:hAnsi="Times New Roman" w:cs="Times New Roman"/>
+          <w:sz w:val="24"/>
+          <w:szCs w:val="24"/>
+        </w:rPr>
+        <w:t>slabo</w:t>
+      </w:r>
+      <w:proofErr w:type="spellEnd"/>
+      <w:r>
+        <w:rPr>
+          <w:rFonts w:ascii="Times New Roman" w:eastAsia="Times New Roman" w:hAnsi="Times New Roman" w:cs="Times New Roman"/>
+          <w:sz w:val="24"/>
+          <w:szCs w:val="24"/>
+        </w:rPr>
+        <w:t xml:space="preserve"> </w:t>
+      </w:r>
+      <w:proofErr w:type="spellStart"/>
+      <w:r>
+        <w:rPr>
+          <w:rFonts w:ascii="Times New Roman" w:eastAsia="Times New Roman" w:hAnsi="Times New Roman" w:cs="Times New Roman"/>
+          <w:sz w:val="24"/>
+          <w:szCs w:val="24"/>
+        </w:rPr>
+        <w:t>skalabilnost</w:t>
+      </w:r>
+      <w:proofErr w:type="spellEnd"/>
+      <w:r>
+        <w:rPr>
+          <w:rFonts w:ascii="Times New Roman" w:eastAsia="Times New Roman" w:hAnsi="Times New Roman" w:cs="Times New Roman"/>
+          <w:sz w:val="24"/>
+          <w:szCs w:val="24"/>
+        </w:rPr>
+        <w:t>.</w:t>
+      </w:r>
+    </w:p>
+    <w:p>
+      <w:pPr>
+        <w:numPr>
+          <w:ilvl w:val="0"/>
+          <w:numId w:val="4"/>
+        </w:numPr>
+        <w:spacing w:before="100" w:beforeAutospacing="1" w:after="100" w:afterAutospacing="1" w:line="240" w:lineRule="auto"/>
+        <w:rPr>
+          <w:rFonts w:ascii="Times New Roman" w:eastAsia="Times New Roman" w:hAnsi="Times New Roman" w:cs="Times New Roman"/>
+          <w:sz w:val="24"/>
+          <w:szCs w:val="24"/>
+        </w:rPr>
+      </w:pPr>
+      <w:r>
+        <w:rPr>
+          <w:rFonts w:ascii="Times New Roman" w:eastAsia="Times New Roman" w:hAnsi="Times New Roman" w:cs="Times New Roman"/>
+          <w:sz w:val="24"/>
+          <w:szCs w:val="24"/>
+        </w:rPr>
+        <w:t>Scatter/</w:t>
+      </w:r>
+      <w:proofErr w:type="spellStart"/>
+      <w:r>
+        <w:rPr>
+          <w:rFonts w:ascii="Times New Roman" w:eastAsia="Times New Roman" w:hAnsi="Times New Roman" w:cs="Times New Roman"/>
+          <w:sz w:val="24"/>
+          <w:szCs w:val="24"/>
+        </w:rPr>
+        <w:t>Bcast</w:t>
+      </w:r>
+      <w:proofErr w:type="spellEnd"/>
+      <w:r>
+        <w:rPr>
+          <w:rFonts w:ascii="Times New Roman" w:eastAsia="Times New Roman" w:hAnsi="Times New Roman" w:cs="Times New Roman"/>
+          <w:sz w:val="24"/>
+          <w:szCs w:val="24"/>
+        </w:rPr>
+        <w:t xml:space="preserve">/Gather </w:t>
+      </w:r>
+      <w:proofErr w:type="spellStart"/>
+      <w:r>
+        <w:rPr>
+          <w:rFonts w:ascii="Times New Roman" w:eastAsia="Times New Roman" w:hAnsi="Times New Roman" w:cs="Times New Roman"/>
+          <w:sz w:val="24"/>
+          <w:szCs w:val="24"/>
+        </w:rPr>
+        <w:t>razbije</w:t>
+      </w:r>
+      <w:proofErr w:type="spellEnd"/>
+      <w:r>
+        <w:rPr>
+          <w:rFonts w:ascii="Times New Roman" w:eastAsia="Times New Roman" w:hAnsi="Times New Roman" w:cs="Times New Roman"/>
+          <w:sz w:val="24"/>
+          <w:szCs w:val="24"/>
+        </w:rPr>
+        <w:t xml:space="preserve"> </w:t>
+      </w:r>
+      <w:proofErr w:type="spellStart"/>
+      <w:r>
+        <w:rPr>
+          <w:rFonts w:ascii="Times New Roman" w:eastAsia="Times New Roman" w:hAnsi="Times New Roman" w:cs="Times New Roman"/>
+          <w:sz w:val="24"/>
+          <w:szCs w:val="24"/>
+        </w:rPr>
+        <w:t>komunikacijo</w:t>
+      </w:r>
+      <w:proofErr w:type="spellEnd"/>
+      <w:r>
+        <w:rPr>
+          <w:rFonts w:ascii="Times New Roman" w:eastAsia="Times New Roman" w:hAnsi="Times New Roman" w:cs="Times New Roman"/>
+          <w:sz w:val="24"/>
+          <w:szCs w:val="24"/>
+        </w:rPr>
+        <w:t xml:space="preserve"> </w:t>
+      </w:r>
+      <w:proofErr w:type="spellStart"/>
+      <w:proofErr w:type="gramStart"/>
+      <w:r>
+        <w:rPr>
+          <w:rFonts w:ascii="Times New Roman" w:eastAsia="Times New Roman" w:hAnsi="Times New Roman" w:cs="Times New Roman"/>
+          <w:sz w:val="24"/>
+          <w:szCs w:val="24"/>
+        </w:rPr>
+        <w:t>na</w:t>
+      </w:r>
+      <w:proofErr w:type="spellEnd"/>
+      <w:proofErr w:type="gramEnd"/>
+      <w:r>
+        <w:rPr>
+          <w:rFonts w:ascii="Times New Roman" w:eastAsia="Times New Roman" w:hAnsi="Times New Roman" w:cs="Times New Roman"/>
+          <w:sz w:val="24"/>
+          <w:szCs w:val="24"/>
+        </w:rPr>
+        <w:t xml:space="preserve"> </w:t>
+      </w:r>
+      <w:proofErr w:type="spellStart"/>
+      <w:r>
+        <w:rPr>
+          <w:rFonts w:ascii="Times New Roman" w:eastAsia="Times New Roman" w:hAnsi="Times New Roman" w:cs="Times New Roman"/>
+          <w:sz w:val="24"/>
+          <w:szCs w:val="24"/>
+        </w:rPr>
+        <w:t>manjše</w:t>
+      </w:r>
+      <w:proofErr w:type="spellEnd"/>
+      <w:r>
+        <w:rPr>
+          <w:rFonts w:ascii="Times New Roman" w:eastAsia="Times New Roman" w:hAnsi="Times New Roman" w:cs="Times New Roman"/>
+          <w:sz w:val="24"/>
+          <w:szCs w:val="24"/>
+        </w:rPr>
+        <w:t xml:space="preserve"> </w:t>
+      </w:r>
+      <w:proofErr w:type="spellStart"/>
+      <w:r>
+        <w:rPr>
+          <w:rFonts w:ascii="Times New Roman" w:eastAsia="Times New Roman" w:hAnsi="Times New Roman" w:cs="Times New Roman"/>
+          <w:sz w:val="24"/>
+          <w:szCs w:val="24"/>
+        </w:rPr>
+        <w:t>korake</w:t>
+      </w:r>
+      <w:proofErr w:type="spellEnd"/>
+      <w:r>
+        <w:rPr>
+          <w:rFonts w:ascii="Times New Roman" w:eastAsia="Times New Roman" w:hAnsi="Times New Roman" w:cs="Times New Roman"/>
+          <w:sz w:val="24"/>
+          <w:szCs w:val="24"/>
+        </w:rPr>
+        <w:t xml:space="preserve">, </w:t>
+      </w:r>
+      <w:proofErr w:type="spellStart"/>
+      <w:r>
+        <w:rPr>
+          <w:rFonts w:ascii="Times New Roman" w:eastAsia="Times New Roman" w:hAnsi="Times New Roman" w:cs="Times New Roman"/>
+          <w:sz w:val="24"/>
+          <w:szCs w:val="24"/>
+        </w:rPr>
+        <w:t>kar</w:t>
+      </w:r>
+      <w:proofErr w:type="spellEnd"/>
+      <w:r>
+        <w:rPr>
+          <w:rFonts w:ascii="Times New Roman" w:eastAsia="Times New Roman" w:hAnsi="Times New Roman" w:cs="Times New Roman"/>
+          <w:sz w:val="24"/>
+          <w:szCs w:val="24"/>
+        </w:rPr>
+        <w:t xml:space="preserve"> </w:t>
+      </w:r>
+      <w:proofErr w:type="spellStart"/>
+      <w:r>
+        <w:rPr>
+          <w:rFonts w:ascii="Times New Roman" w:eastAsia="Times New Roman" w:hAnsi="Times New Roman" w:cs="Times New Roman"/>
+          <w:sz w:val="24"/>
+          <w:szCs w:val="24"/>
+        </w:rPr>
+        <w:t>zmanjša</w:t>
+      </w:r>
+      <w:proofErr w:type="spellEnd"/>
+      <w:r>
+        <w:rPr>
+          <w:rFonts w:ascii="Times New Roman" w:eastAsia="Times New Roman" w:hAnsi="Times New Roman" w:cs="Times New Roman"/>
+          <w:sz w:val="24"/>
+          <w:szCs w:val="24"/>
+        </w:rPr>
+        <w:t xml:space="preserve"> </w:t>
+      </w:r>
+      <w:proofErr w:type="spellStart"/>
+      <w:r>
+        <w:rPr>
+          <w:rFonts w:ascii="Times New Roman" w:eastAsia="Times New Roman" w:hAnsi="Times New Roman" w:cs="Times New Roman"/>
+          <w:sz w:val="24"/>
+          <w:szCs w:val="24"/>
+        </w:rPr>
+        <w:t>čakanje</w:t>
+      </w:r>
+      <w:proofErr w:type="spellEnd"/>
+      <w:r>
+        <w:rPr>
+          <w:rFonts w:ascii="Times New Roman" w:eastAsia="Times New Roman" w:hAnsi="Times New Roman" w:cs="Times New Roman"/>
+          <w:sz w:val="24"/>
+          <w:szCs w:val="24"/>
+        </w:rPr>
+        <w:t>.</w:t>
+      </w:r>
+    </w:p>
+    <w:p>
+      <w:pPr>
+        <w:numPr>
+          <w:ilvl w:val="0"/>
+          <w:numId w:val="4"/>
+        </w:numPr>
+        <w:spacing w:before="100" w:beforeAutospacing="1" w:after="100" w:afterAutospacing="1" w:line="240" w:lineRule="auto"/>
+        <w:rPr>
+          <w:rFonts w:ascii="Times New Roman" w:eastAsia="Times New Roman" w:hAnsi="Times New Roman" w:cs="Times New Roman"/>
+          <w:sz w:val="24"/>
+          <w:szCs w:val="24"/>
+        </w:rPr>
+      </w:pPr>
+      <w:proofErr w:type="spellStart"/>
+      <w:r>
+        <w:rPr>
+          <w:rFonts w:ascii="Times New Roman" w:eastAsia="Times New Roman" w:hAnsi="Times New Roman" w:cs="Times New Roman"/>
+          <w:sz w:val="24"/>
+          <w:szCs w:val="24"/>
+        </w:rPr>
+        <w:t>Pri</w:t>
+      </w:r>
+      <w:proofErr w:type="spellEnd"/>
+      <w:r>
+        <w:rPr>
+          <w:rFonts w:ascii="Times New Roman" w:eastAsia="Times New Roman" w:hAnsi="Times New Roman" w:cs="Times New Roman"/>
+          <w:sz w:val="24"/>
+          <w:szCs w:val="24"/>
+        </w:rPr>
+        <w:t xml:space="preserve"> 8 </w:t>
+      </w:r>
+      <w:proofErr w:type="spellStart"/>
+      <w:r>
+        <w:rPr>
+          <w:rFonts w:ascii="Times New Roman" w:eastAsia="Times New Roman" w:hAnsi="Times New Roman" w:cs="Times New Roman"/>
+          <w:sz w:val="24"/>
+          <w:szCs w:val="24"/>
+        </w:rPr>
+        <w:t>procesih</w:t>
+      </w:r>
+      <w:proofErr w:type="spellEnd"/>
+      <w:r>
+        <w:rPr>
+          <w:rFonts w:ascii="Times New Roman" w:eastAsia="Times New Roman" w:hAnsi="Times New Roman" w:cs="Times New Roman"/>
+          <w:sz w:val="24"/>
+          <w:szCs w:val="24"/>
+        </w:rPr>
+        <w:t xml:space="preserve"> je </w:t>
+      </w:r>
+      <w:proofErr w:type="spellStart"/>
+      <w:r>
+        <w:rPr>
+          <w:rFonts w:ascii="Times New Roman" w:eastAsia="Times New Roman" w:hAnsi="Times New Roman" w:cs="Times New Roman"/>
+          <w:sz w:val="24"/>
+          <w:szCs w:val="24"/>
+        </w:rPr>
+        <w:t>razlika</w:t>
+      </w:r>
+      <w:proofErr w:type="spellEnd"/>
+      <w:r>
+        <w:rPr>
+          <w:rFonts w:ascii="Times New Roman" w:eastAsia="Times New Roman" w:hAnsi="Times New Roman" w:cs="Times New Roman"/>
+          <w:sz w:val="24"/>
+          <w:szCs w:val="24"/>
+        </w:rPr>
+        <w:t xml:space="preserve"> </w:t>
+      </w:r>
+      <w:proofErr w:type="spellStart"/>
+      <w:r>
+        <w:rPr>
+          <w:rFonts w:ascii="Times New Roman" w:eastAsia="Times New Roman" w:hAnsi="Times New Roman" w:cs="Times New Roman"/>
+          <w:sz w:val="24"/>
+          <w:szCs w:val="24"/>
+        </w:rPr>
+        <w:t>največja</w:t>
+      </w:r>
+      <w:proofErr w:type="spellEnd"/>
+      <w:r>
+        <w:rPr>
+          <w:rFonts w:ascii="Times New Roman" w:eastAsia="Times New Roman" w:hAnsi="Times New Roman" w:cs="Times New Roman"/>
+          <w:sz w:val="24"/>
+          <w:szCs w:val="24"/>
+        </w:rPr>
+        <w:t xml:space="preserve"> — </w:t>
+      </w:r>
+      <w:proofErr w:type="spellStart"/>
+      <w:r>
+        <w:rPr>
+          <w:rFonts w:ascii="Times New Roman" w:eastAsia="Times New Roman" w:hAnsi="Times New Roman" w:cs="Times New Roman"/>
+          <w:sz w:val="24"/>
+          <w:szCs w:val="24"/>
+        </w:rPr>
+        <w:t>Allgather</w:t>
+      </w:r>
+      <w:proofErr w:type="spellEnd"/>
+      <w:r>
+        <w:rPr>
+          <w:rFonts w:ascii="Times New Roman" w:eastAsia="Times New Roman" w:hAnsi="Times New Roman" w:cs="Times New Roman"/>
+          <w:sz w:val="24"/>
+          <w:szCs w:val="24"/>
+        </w:rPr>
+        <w:t xml:space="preserve"> je </w:t>
+      </w:r>
+      <w:proofErr w:type="spellStart"/>
+      <w:r>
+        <w:rPr>
+          <w:rFonts w:ascii="Times New Roman" w:eastAsia="Times New Roman" w:hAnsi="Times New Roman" w:cs="Times New Roman"/>
+          <w:sz w:val="24"/>
+          <w:szCs w:val="24"/>
+        </w:rPr>
+        <w:t>najpočasnejši</w:t>
+      </w:r>
+      <w:proofErr w:type="spellEnd"/>
+      <w:r>
+        <w:rPr>
+          <w:rFonts w:ascii="Times New Roman" w:eastAsia="Times New Roman" w:hAnsi="Times New Roman" w:cs="Times New Roman"/>
+          <w:sz w:val="24"/>
+          <w:szCs w:val="24"/>
+        </w:rPr>
+        <w:t>, Scatter/</w:t>
+      </w:r>
+      <w:proofErr w:type="spellStart"/>
+      <w:r>
+        <w:rPr>
+          <w:rFonts w:ascii="Times New Roman" w:eastAsia="Times New Roman" w:hAnsi="Times New Roman" w:cs="Times New Roman"/>
+          <w:sz w:val="24"/>
+          <w:szCs w:val="24"/>
+        </w:rPr>
+        <w:t>Bcast</w:t>
+      </w:r>
+      <w:proofErr w:type="spellEnd"/>
+      <w:r>
+        <w:rPr>
+          <w:rFonts w:ascii="Times New Roman" w:eastAsia="Times New Roman" w:hAnsi="Times New Roman" w:cs="Times New Roman"/>
+          <w:sz w:val="24"/>
+          <w:szCs w:val="24"/>
+        </w:rPr>
+        <w:t xml:space="preserve">/Gather pa </w:t>
+      </w:r>
+      <w:proofErr w:type="spellStart"/>
+      <w:r>
+        <w:rPr>
+          <w:rFonts w:ascii="Times New Roman" w:eastAsia="Times New Roman" w:hAnsi="Times New Roman" w:cs="Times New Roman"/>
+          <w:sz w:val="24"/>
+          <w:szCs w:val="24"/>
+        </w:rPr>
+        <w:t>najhitrejši</w:t>
+      </w:r>
+      <w:proofErr w:type="spellEnd"/>
+      <w:r>
+        <w:rPr>
+          <w:rFonts w:ascii="Times New Roman" w:eastAsia="Times New Roman" w:hAnsi="Times New Roman" w:cs="Times New Roman"/>
+          <w:sz w:val="24"/>
+          <w:szCs w:val="24"/>
+        </w:rPr>
+        <w:t>.</w:t>
+      </w:r>
+    </w:p>
+    <w:p>
+      <w:pPr>
+        <w:spacing w:before="100" w:beforeAutospacing="1" w:after="100" w:afterAutospacing="1" w:line="240" w:lineRule="auto"/>
+        <w:outlineLvl w:val="1"/>
+        <w:rPr>
+          <w:rFonts w:ascii="Times New Roman" w:eastAsia="Times New Roman" w:hAnsi="Times New Roman" w:cs="Times New Roman"/>
+          <w:b/>
+          <w:bCs/>
+          <w:sz w:val="24"/>
+          <w:szCs w:val="24"/>
+        </w:rPr>
+      </w:pPr>
+      <w:r>
+        <w:rPr>
+          <w:rFonts w:ascii="Times New Roman" w:eastAsia="Times New Roman" w:hAnsi="Times New Roman" w:cs="Times New Roman"/>
+          <w:b/>
+          <w:bCs/>
+          <w:sz w:val="24"/>
+          <w:szCs w:val="24"/>
+        </w:rPr>
+        <w:t xml:space="preserve">Graf </w:t>
+      </w:r>
+      <w:proofErr w:type="spellStart"/>
+      <w:r>
+        <w:rPr>
+          <w:rFonts w:ascii="Times New Roman" w:eastAsia="Times New Roman" w:hAnsi="Times New Roman" w:cs="Times New Roman"/>
+          <w:b/>
+          <w:bCs/>
+          <w:sz w:val="24"/>
+          <w:szCs w:val="24"/>
+        </w:rPr>
+        <w:t>primerjave</w:t>
+      </w:r>
+      <w:proofErr w:type="spellEnd"/>
+    </w:p>
+    <w:p>
+      <w:pPr>
+        <w:spacing w:before="100" w:beforeAutospacing="1" w:after="100" w:afterAutospacing="1" w:line="240" w:lineRule="auto"/>
+        <w:jc w:val="center"/>
+        <w:rPr>
+          <w:rFonts w:ascii="Times New Roman" w:eastAsia="Times New Roman" w:hAnsi="Times New Roman" w:cs="Times New Roman"/>
+          <w:b/>
+          <w:bCs/>
+          <w:sz w:val="24"/>
+          <w:szCs w:val="24"/>
+        </w:rPr>
+      </w:pPr>
+      <w:r>
+        <w:rPr>
+          <w:rFonts w:ascii="Times New Roman" w:eastAsia="Times New Roman" w:hAnsi="Times New Roman" w:cs="Times New Roman"/>
+          <w:noProof/>
+          <w:sz w:val="24"/>
+          <w:szCs w:val="24"/>
+        </w:rPr>
+        <w:lastRenderedPageBreak/>
+        <w:drawing>
+          <wp:inline distT="0" distB="0" distL="0" distR="0" wp14:anchorId="66E5B31A" wp14:editId="1514C936">
+            <wp:extent cx="4027117" cy="3020338"/>
+            <wp:effectExtent l="0" t="0" r="0" b="8890"/>
+            <wp:docPr id="3" name="Picture 3"/>
+            <wp:cNvGraphicFramePr>
+              <a:graphicFrameLocks xmlns:a="http://schemas.openxmlformats.org/drawingml/2006/main" noChangeAspect="1"/>
+            </wp:cNvGraphicFramePr>
+            <a:graphic xmlns:a="http://schemas.openxmlformats.org/drawingml/2006/main">
+              <a:graphicData uri="http://schemas.openxmlformats.org/drawingml/2006/picture">
+                <pic:pic xmlns:pic="http://schemas.openxmlformats.org/drawingml/2006/picture">
+                  <pic:nvPicPr>
+                    <pic:cNvPr id="0" name=""/>
+                    <pic:cNvPicPr/>
+                  </pic:nvPicPr>
+                  <pic:blipFill>
+                    <a:blip r:embed="rId8"/>
+                    <a:stretch>
+                      <a:fillRect/>
+                    </a:stretch>
+                  </pic:blipFill>
+                  <pic:spPr>
+                    <a:xfrm>
+                      <a:off x="0" y="0"/>
+                      <a:ext cx="4032424" cy="3024318"/>
+                    </a:xfrm>
+                    <a:prstGeom prst="rect">
+                      <a:avLst/>
+                    </a:prstGeom>
+                  </pic:spPr>
+                </pic:pic>
+              </a:graphicData>
+            </a:graphic>
+          </wp:inline>
+        </w:drawing>
+      </w:r>
+    </w:p>
+    <w:p>
+      <w:pPr>
+        <w:spacing w:before="100" w:beforeAutospacing="1" w:after="100" w:afterAutospacing="1" w:line="240" w:lineRule="auto"/>
+        <w:jc w:val="center"/>
+        <w:rPr>
+          <w:rFonts w:ascii="Times New Roman" w:eastAsia="Times New Roman" w:hAnsi="Times New Roman" w:cs="Times New Roman"/>
+          <w:sz w:val="24"/>
+          <w:szCs w:val="24"/>
+        </w:rPr>
+      </w:pPr>
+      <w:r>
+        <w:rPr>
+          <w:rFonts w:ascii="Times New Roman" w:eastAsia="Times New Roman" w:hAnsi="Times New Roman" w:cs="Times New Roman"/>
+          <w:noProof/>
+          <w:sz w:val="24"/>
+          <w:szCs w:val="24"/>
+        </w:rPr>
+        <w:drawing>
+          <wp:inline distT="0" distB="0" distL="0" distR="0" wp14:anchorId="3358948D" wp14:editId="6847BAF0">
+            <wp:extent cx="3949873" cy="2962405"/>
+            <wp:effectExtent l="0" t="0" r="0" b="9525"/>
+            <wp:docPr id="4" name="Picture 4"/>
+            <wp:cNvGraphicFramePr>
+              <a:graphicFrameLocks xmlns:a="http://schemas.openxmlformats.org/drawingml/2006/main" noChangeAspect="1"/>
+            </wp:cNvGraphicFramePr>
+            <a:graphic xmlns:a="http://schemas.openxmlformats.org/drawingml/2006/main">
+              <a:graphicData uri="http://schemas.openxmlformats.org/drawingml/2006/picture">
+                <pic:pic xmlns:pic="http://schemas.openxmlformats.org/drawingml/2006/picture">
+                  <pic:nvPicPr>
+                    <pic:cNvPr id="0" name=""/>
+                    <pic:cNvPicPr/>
+                  </pic:nvPicPr>
+                  <pic:blipFill>
+                    <a:blip r:embed="rId9"/>
+                    <a:stretch>
+                      <a:fillRect/>
+                    </a:stretch>
+                  </pic:blipFill>
+                  <pic:spPr>
+                    <a:xfrm>
+                      <a:off x="0" y="0"/>
+                      <a:ext cx="3949873" cy="2962405"/>
+                    </a:xfrm>
+                    <a:prstGeom prst="rect">
+                      <a:avLst/>
+                    </a:prstGeom>
+                  </pic:spPr>
+                </pic:pic>
+              </a:graphicData>
+            </a:graphic>
+          </wp:inline>
+        </w:drawing>
+      </w:r>
+    </w:p>
+    <w:p>
+      <w:pPr>
+        <w:spacing w:before="100" w:beforeAutospacing="1" w:after="100" w:afterAutospacing="1" w:line="240" w:lineRule="auto"/>
+        <w:outlineLvl w:val="1"/>
+        <w:rPr>
+          <w:rFonts w:ascii="Times New Roman" w:eastAsia="Times New Roman" w:hAnsi="Times New Roman" w:cs="Times New Roman"/>
+          <w:b/>
+          <w:bCs/>
+          <w:sz w:val="24"/>
+          <w:szCs w:val="24"/>
+        </w:rPr>
+      </w:pPr>
+      <w:proofErr w:type="spellStart"/>
+      <w:r>
+        <w:rPr>
+          <w:rFonts w:ascii="Times New Roman" w:eastAsia="Times New Roman" w:hAnsi="Times New Roman" w:cs="Times New Roman"/>
+          <w:b/>
+          <w:bCs/>
+          <w:sz w:val="24"/>
+          <w:szCs w:val="24"/>
+        </w:rPr>
+        <w:t>Razširjena</w:t>
+      </w:r>
+      <w:proofErr w:type="spellEnd"/>
+      <w:r>
+        <w:rPr>
+          <w:rFonts w:ascii="Times New Roman" w:eastAsia="Times New Roman" w:hAnsi="Times New Roman" w:cs="Times New Roman"/>
+          <w:b/>
+          <w:bCs/>
+          <w:sz w:val="24"/>
+          <w:szCs w:val="24"/>
+        </w:rPr>
+        <w:t xml:space="preserve"> </w:t>
+      </w:r>
+      <w:proofErr w:type="spellStart"/>
+      <w:r>
+        <w:rPr>
+          <w:rFonts w:ascii="Times New Roman" w:eastAsia="Times New Roman" w:hAnsi="Times New Roman" w:cs="Times New Roman"/>
+          <w:b/>
+          <w:bCs/>
+          <w:sz w:val="24"/>
+          <w:szCs w:val="24"/>
+        </w:rPr>
+        <w:t>razprava</w:t>
+      </w:r>
+      <w:proofErr w:type="spellEnd"/>
+    </w:p>
+    <w:p>
+      <w:pPr>
+        <w:spacing w:before="100" w:beforeAutospacing="1" w:after="100" w:afterAutospacing="1" w:line="240" w:lineRule="auto"/>
+        <w:rPr>
+          <w:rFonts w:ascii="Times New Roman" w:eastAsia="Times New Roman" w:hAnsi="Times New Roman" w:cs="Times New Roman"/>
+          <w:sz w:val="24"/>
+          <w:szCs w:val="24"/>
+        </w:rPr>
+      </w:pPr>
+      <w:proofErr w:type="spellStart"/>
+      <w:proofErr w:type="gramStart"/>
+      <w:r>
+        <w:rPr>
+          <w:rFonts w:ascii="Times New Roman" w:eastAsia="Times New Roman" w:hAnsi="Times New Roman" w:cs="Times New Roman"/>
+          <w:sz w:val="24"/>
+          <w:szCs w:val="24"/>
+        </w:rPr>
+        <w:t>Druga</w:t>
+      </w:r>
+      <w:proofErr w:type="spellEnd"/>
+      <w:r>
+        <w:rPr>
+          <w:rFonts w:ascii="Times New Roman" w:eastAsia="Times New Roman" w:hAnsi="Times New Roman" w:cs="Times New Roman"/>
+          <w:sz w:val="24"/>
+          <w:szCs w:val="24"/>
+        </w:rPr>
+        <w:t xml:space="preserve"> </w:t>
+      </w:r>
+      <w:proofErr w:type="spellStart"/>
+      <w:r>
+        <w:rPr>
+          <w:rFonts w:ascii="Times New Roman" w:eastAsia="Times New Roman" w:hAnsi="Times New Roman" w:cs="Times New Roman"/>
+          <w:sz w:val="24"/>
+          <w:szCs w:val="24"/>
+        </w:rPr>
+        <w:t>implementacija</w:t>
+      </w:r>
+      <w:proofErr w:type="spellEnd"/>
+      <w:r>
+        <w:rPr>
+          <w:rFonts w:ascii="Times New Roman" w:eastAsia="Times New Roman" w:hAnsi="Times New Roman" w:cs="Times New Roman"/>
+          <w:sz w:val="24"/>
+          <w:szCs w:val="24"/>
+        </w:rPr>
+        <w:t xml:space="preserve"> </w:t>
+      </w:r>
+      <w:proofErr w:type="spellStart"/>
+      <w:r>
+        <w:rPr>
+          <w:rFonts w:ascii="Times New Roman" w:eastAsia="Times New Roman" w:hAnsi="Times New Roman" w:cs="Times New Roman"/>
+          <w:sz w:val="24"/>
+          <w:szCs w:val="24"/>
+        </w:rPr>
+        <w:t>jasno</w:t>
+      </w:r>
+      <w:proofErr w:type="spellEnd"/>
+      <w:r>
+        <w:rPr>
+          <w:rFonts w:ascii="Times New Roman" w:eastAsia="Times New Roman" w:hAnsi="Times New Roman" w:cs="Times New Roman"/>
+          <w:sz w:val="24"/>
+          <w:szCs w:val="24"/>
+        </w:rPr>
+        <w:t xml:space="preserve"> </w:t>
+      </w:r>
+      <w:proofErr w:type="spellStart"/>
+      <w:r>
+        <w:rPr>
+          <w:rFonts w:ascii="Times New Roman" w:eastAsia="Times New Roman" w:hAnsi="Times New Roman" w:cs="Times New Roman"/>
+          <w:sz w:val="24"/>
+          <w:szCs w:val="24"/>
+        </w:rPr>
+        <w:t>pokaže</w:t>
+      </w:r>
+      <w:proofErr w:type="spellEnd"/>
+      <w:r>
+        <w:rPr>
+          <w:rFonts w:ascii="Times New Roman" w:eastAsia="Times New Roman" w:hAnsi="Times New Roman" w:cs="Times New Roman"/>
+          <w:sz w:val="24"/>
+          <w:szCs w:val="24"/>
+        </w:rPr>
+        <w:t xml:space="preserve">, da je </w:t>
+      </w:r>
+      <w:proofErr w:type="spellStart"/>
+      <w:r>
+        <w:rPr>
+          <w:rFonts w:ascii="Times New Roman" w:eastAsia="Times New Roman" w:hAnsi="Times New Roman" w:cs="Times New Roman"/>
+          <w:sz w:val="24"/>
+          <w:szCs w:val="24"/>
+        </w:rPr>
+        <w:t>izbira</w:t>
+      </w:r>
+      <w:proofErr w:type="spellEnd"/>
+      <w:r>
+        <w:rPr>
+          <w:rFonts w:ascii="Times New Roman" w:eastAsia="Times New Roman" w:hAnsi="Times New Roman" w:cs="Times New Roman"/>
+          <w:sz w:val="24"/>
+          <w:szCs w:val="24"/>
+        </w:rPr>
+        <w:t xml:space="preserve"> </w:t>
+      </w:r>
+      <w:proofErr w:type="spellStart"/>
+      <w:r>
+        <w:rPr>
+          <w:rFonts w:ascii="Times New Roman" w:eastAsia="Times New Roman" w:hAnsi="Times New Roman" w:cs="Times New Roman"/>
+          <w:sz w:val="24"/>
+          <w:szCs w:val="24"/>
+        </w:rPr>
+        <w:t>komunikacijskih</w:t>
+      </w:r>
+      <w:proofErr w:type="spellEnd"/>
+      <w:r>
+        <w:rPr>
+          <w:rFonts w:ascii="Times New Roman" w:eastAsia="Times New Roman" w:hAnsi="Times New Roman" w:cs="Times New Roman"/>
+          <w:sz w:val="24"/>
+          <w:szCs w:val="24"/>
+        </w:rPr>
+        <w:t xml:space="preserve"> </w:t>
+      </w:r>
+      <w:proofErr w:type="spellStart"/>
+      <w:r>
+        <w:rPr>
+          <w:rFonts w:ascii="Times New Roman" w:eastAsia="Times New Roman" w:hAnsi="Times New Roman" w:cs="Times New Roman"/>
+          <w:sz w:val="24"/>
+          <w:szCs w:val="24"/>
+        </w:rPr>
+        <w:t>primitivov</w:t>
+      </w:r>
+      <w:proofErr w:type="spellEnd"/>
+      <w:r>
+        <w:rPr>
+          <w:rFonts w:ascii="Times New Roman" w:eastAsia="Times New Roman" w:hAnsi="Times New Roman" w:cs="Times New Roman"/>
+          <w:sz w:val="24"/>
+          <w:szCs w:val="24"/>
+        </w:rPr>
+        <w:t xml:space="preserve"> </w:t>
+      </w:r>
+      <w:proofErr w:type="spellStart"/>
+      <w:r>
+        <w:rPr>
+          <w:rFonts w:ascii="Times New Roman" w:eastAsia="Times New Roman" w:hAnsi="Times New Roman" w:cs="Times New Roman"/>
+          <w:sz w:val="24"/>
+          <w:szCs w:val="24"/>
+        </w:rPr>
+        <w:t>ključna</w:t>
+      </w:r>
+      <w:proofErr w:type="spellEnd"/>
+      <w:r>
+        <w:rPr>
+          <w:rFonts w:ascii="Times New Roman" w:eastAsia="Times New Roman" w:hAnsi="Times New Roman" w:cs="Times New Roman"/>
+          <w:sz w:val="24"/>
+          <w:szCs w:val="24"/>
+        </w:rPr>
+        <w:t xml:space="preserve"> </w:t>
+      </w:r>
+      <w:proofErr w:type="spellStart"/>
+      <w:r>
+        <w:rPr>
+          <w:rFonts w:ascii="Times New Roman" w:eastAsia="Times New Roman" w:hAnsi="Times New Roman" w:cs="Times New Roman"/>
+          <w:sz w:val="24"/>
+          <w:szCs w:val="24"/>
+        </w:rPr>
+        <w:t>za</w:t>
+      </w:r>
+      <w:proofErr w:type="spellEnd"/>
+      <w:r>
+        <w:rPr>
+          <w:rFonts w:ascii="Times New Roman" w:eastAsia="Times New Roman" w:hAnsi="Times New Roman" w:cs="Times New Roman"/>
+          <w:sz w:val="24"/>
+          <w:szCs w:val="24"/>
+        </w:rPr>
+        <w:t xml:space="preserve"> </w:t>
+      </w:r>
+      <w:proofErr w:type="spellStart"/>
+      <w:r>
+        <w:rPr>
+          <w:rFonts w:ascii="Times New Roman" w:eastAsia="Times New Roman" w:hAnsi="Times New Roman" w:cs="Times New Roman"/>
+          <w:sz w:val="24"/>
+          <w:szCs w:val="24"/>
+        </w:rPr>
+        <w:t>učinkovito</w:t>
+      </w:r>
+      <w:proofErr w:type="spellEnd"/>
+      <w:r>
+        <w:rPr>
+          <w:rFonts w:ascii="Times New Roman" w:eastAsia="Times New Roman" w:hAnsi="Times New Roman" w:cs="Times New Roman"/>
+          <w:sz w:val="24"/>
+          <w:szCs w:val="24"/>
+        </w:rPr>
+        <w:t xml:space="preserve"> </w:t>
+      </w:r>
+      <w:proofErr w:type="spellStart"/>
+      <w:r>
+        <w:rPr>
+          <w:rFonts w:ascii="Times New Roman" w:eastAsia="Times New Roman" w:hAnsi="Times New Roman" w:cs="Times New Roman"/>
+          <w:sz w:val="24"/>
+          <w:szCs w:val="24"/>
+        </w:rPr>
+        <w:t>paralelizacijo</w:t>
+      </w:r>
+      <w:proofErr w:type="spellEnd"/>
+      <w:r>
+        <w:rPr>
+          <w:rFonts w:ascii="Times New Roman" w:eastAsia="Times New Roman" w:hAnsi="Times New Roman" w:cs="Times New Roman"/>
+          <w:sz w:val="24"/>
+          <w:szCs w:val="24"/>
+        </w:rPr>
+        <w:t>.</w:t>
+      </w:r>
+      <w:proofErr w:type="gramEnd"/>
+      <w:r>
+        <w:rPr>
+          <w:rFonts w:ascii="Times New Roman" w:eastAsia="Times New Roman" w:hAnsi="Times New Roman" w:cs="Times New Roman"/>
+          <w:sz w:val="24"/>
+          <w:szCs w:val="24"/>
+        </w:rPr>
+        <w:t xml:space="preserve"> </w:t>
+      </w:r>
+      <w:proofErr w:type="spellStart"/>
+      <w:r>
+        <w:rPr>
+          <w:rFonts w:ascii="Times New Roman" w:eastAsia="Times New Roman" w:hAnsi="Times New Roman" w:cs="Times New Roman"/>
+          <w:sz w:val="24"/>
+          <w:szCs w:val="24"/>
+        </w:rPr>
+        <w:t>Medtem</w:t>
+      </w:r>
+      <w:proofErr w:type="spellEnd"/>
+      <w:r>
+        <w:rPr>
+          <w:rFonts w:ascii="Times New Roman" w:eastAsia="Times New Roman" w:hAnsi="Times New Roman" w:cs="Times New Roman"/>
+          <w:sz w:val="24"/>
+          <w:szCs w:val="24"/>
+        </w:rPr>
+        <w:t xml:space="preserve"> </w:t>
+      </w:r>
+      <w:proofErr w:type="spellStart"/>
+      <w:proofErr w:type="gramStart"/>
+      <w:r>
+        <w:rPr>
+          <w:rFonts w:ascii="Times New Roman" w:eastAsia="Times New Roman" w:hAnsi="Times New Roman" w:cs="Times New Roman"/>
+          <w:sz w:val="24"/>
+          <w:szCs w:val="24"/>
+        </w:rPr>
+        <w:t>ko</w:t>
+      </w:r>
+      <w:proofErr w:type="spellEnd"/>
+      <w:proofErr w:type="gramEnd"/>
+      <w:r>
+        <w:rPr>
+          <w:rFonts w:ascii="Times New Roman" w:eastAsia="Times New Roman" w:hAnsi="Times New Roman" w:cs="Times New Roman"/>
+          <w:sz w:val="24"/>
+          <w:szCs w:val="24"/>
+        </w:rPr>
+        <w:t xml:space="preserve"> </w:t>
+      </w:r>
+      <w:proofErr w:type="spellStart"/>
+      <w:r>
+        <w:rPr>
+          <w:rFonts w:ascii="Courier New" w:eastAsia="Times New Roman" w:hAnsi="Courier New" w:cs="Courier New"/>
+          <w:sz w:val="20"/>
+          <w:szCs w:val="20"/>
+        </w:rPr>
+        <w:t>MPI_Allgather</w:t>
+      </w:r>
+      <w:proofErr w:type="spellEnd"/>
+      <w:r>
+        <w:rPr>
+          <w:rFonts w:ascii="Times New Roman" w:eastAsia="Times New Roman" w:hAnsi="Times New Roman" w:cs="Times New Roman"/>
+          <w:sz w:val="24"/>
+          <w:szCs w:val="24"/>
+        </w:rPr>
+        <w:t xml:space="preserve"> </w:t>
+      </w:r>
+      <w:proofErr w:type="spellStart"/>
+      <w:r>
+        <w:rPr>
+          <w:rFonts w:ascii="Times New Roman" w:eastAsia="Times New Roman" w:hAnsi="Times New Roman" w:cs="Times New Roman"/>
+          <w:sz w:val="24"/>
+          <w:szCs w:val="24"/>
+        </w:rPr>
+        <w:t>povzroča</w:t>
+      </w:r>
+      <w:proofErr w:type="spellEnd"/>
+      <w:r>
+        <w:rPr>
+          <w:rFonts w:ascii="Times New Roman" w:eastAsia="Times New Roman" w:hAnsi="Times New Roman" w:cs="Times New Roman"/>
+          <w:sz w:val="24"/>
+          <w:szCs w:val="24"/>
+        </w:rPr>
+        <w:t xml:space="preserve"> </w:t>
+      </w:r>
+      <w:proofErr w:type="spellStart"/>
+      <w:r>
+        <w:rPr>
+          <w:rFonts w:ascii="Times New Roman" w:eastAsia="Times New Roman" w:hAnsi="Times New Roman" w:cs="Times New Roman"/>
+          <w:sz w:val="24"/>
+          <w:szCs w:val="24"/>
+        </w:rPr>
+        <w:t>veliko</w:t>
+      </w:r>
+      <w:proofErr w:type="spellEnd"/>
+      <w:r>
+        <w:rPr>
+          <w:rFonts w:ascii="Times New Roman" w:eastAsia="Times New Roman" w:hAnsi="Times New Roman" w:cs="Times New Roman"/>
+          <w:sz w:val="24"/>
+          <w:szCs w:val="24"/>
+        </w:rPr>
+        <w:t xml:space="preserve"> </w:t>
+      </w:r>
+      <w:proofErr w:type="spellStart"/>
+      <w:r>
+        <w:rPr>
+          <w:rFonts w:ascii="Times New Roman" w:eastAsia="Times New Roman" w:hAnsi="Times New Roman" w:cs="Times New Roman"/>
+          <w:sz w:val="24"/>
+          <w:szCs w:val="24"/>
+        </w:rPr>
+        <w:t>komunikacijskega</w:t>
+      </w:r>
+      <w:proofErr w:type="spellEnd"/>
+      <w:r>
+        <w:rPr>
+          <w:rFonts w:ascii="Times New Roman" w:eastAsia="Times New Roman" w:hAnsi="Times New Roman" w:cs="Times New Roman"/>
+          <w:sz w:val="24"/>
+          <w:szCs w:val="24"/>
+        </w:rPr>
+        <w:t xml:space="preserve"> </w:t>
+      </w:r>
+      <w:proofErr w:type="spellStart"/>
+      <w:r>
+        <w:rPr>
+          <w:rFonts w:ascii="Times New Roman" w:eastAsia="Times New Roman" w:hAnsi="Times New Roman" w:cs="Times New Roman"/>
+          <w:sz w:val="24"/>
+          <w:szCs w:val="24"/>
+        </w:rPr>
+        <w:t>overheada</w:t>
+      </w:r>
+      <w:proofErr w:type="spellEnd"/>
+      <w:r>
+        <w:rPr>
+          <w:rFonts w:ascii="Times New Roman" w:eastAsia="Times New Roman" w:hAnsi="Times New Roman" w:cs="Times New Roman"/>
+          <w:sz w:val="24"/>
+          <w:szCs w:val="24"/>
+        </w:rPr>
+        <w:t>, Scatter/</w:t>
+      </w:r>
+      <w:proofErr w:type="spellStart"/>
+      <w:r>
+        <w:rPr>
+          <w:rFonts w:ascii="Times New Roman" w:eastAsia="Times New Roman" w:hAnsi="Times New Roman" w:cs="Times New Roman"/>
+          <w:sz w:val="24"/>
+          <w:szCs w:val="24"/>
+        </w:rPr>
+        <w:t>Bcast</w:t>
+      </w:r>
+      <w:proofErr w:type="spellEnd"/>
+      <w:r>
+        <w:rPr>
+          <w:rFonts w:ascii="Times New Roman" w:eastAsia="Times New Roman" w:hAnsi="Times New Roman" w:cs="Times New Roman"/>
+          <w:sz w:val="24"/>
+          <w:szCs w:val="24"/>
+        </w:rPr>
+        <w:t xml:space="preserve">/Gather </w:t>
+      </w:r>
+      <w:proofErr w:type="spellStart"/>
+      <w:r>
+        <w:rPr>
+          <w:rFonts w:ascii="Times New Roman" w:eastAsia="Times New Roman" w:hAnsi="Times New Roman" w:cs="Times New Roman"/>
+          <w:sz w:val="24"/>
+          <w:szCs w:val="24"/>
+        </w:rPr>
+        <w:t>pristop</w:t>
+      </w:r>
+      <w:proofErr w:type="spellEnd"/>
+      <w:r>
+        <w:rPr>
+          <w:rFonts w:ascii="Times New Roman" w:eastAsia="Times New Roman" w:hAnsi="Times New Roman" w:cs="Times New Roman"/>
+          <w:sz w:val="24"/>
+          <w:szCs w:val="24"/>
+        </w:rPr>
+        <w:t>:</w:t>
+      </w:r>
+    </w:p>
+    <w:p>
+      <w:pPr>
+        <w:numPr>
+          <w:ilvl w:val="0"/>
+          <w:numId w:val="6"/>
+        </w:numPr>
+        <w:spacing w:before="100" w:beforeAutospacing="1" w:after="100" w:afterAutospacing="1" w:line="240" w:lineRule="auto"/>
+        <w:rPr>
+          <w:rFonts w:ascii="Times New Roman" w:eastAsia="Times New Roman" w:hAnsi="Times New Roman" w:cs="Times New Roman"/>
+          <w:sz w:val="24"/>
+          <w:szCs w:val="24"/>
+        </w:rPr>
+      </w:pPr>
+      <w:proofErr w:type="spellStart"/>
+      <w:r>
+        <w:rPr>
+          <w:rFonts w:ascii="Times New Roman" w:eastAsia="Times New Roman" w:hAnsi="Times New Roman" w:cs="Times New Roman"/>
+          <w:sz w:val="24"/>
+          <w:szCs w:val="24"/>
+        </w:rPr>
+        <w:t>zmanjšuje</w:t>
+      </w:r>
+      <w:proofErr w:type="spellEnd"/>
+      <w:r>
+        <w:rPr>
+          <w:rFonts w:ascii="Times New Roman" w:eastAsia="Times New Roman" w:hAnsi="Times New Roman" w:cs="Times New Roman"/>
+          <w:sz w:val="24"/>
+          <w:szCs w:val="24"/>
+        </w:rPr>
+        <w:t xml:space="preserve"> </w:t>
+      </w:r>
+      <w:proofErr w:type="spellStart"/>
+      <w:r>
+        <w:rPr>
+          <w:rFonts w:ascii="Times New Roman" w:eastAsia="Times New Roman" w:hAnsi="Times New Roman" w:cs="Times New Roman"/>
+          <w:sz w:val="24"/>
+          <w:szCs w:val="24"/>
+        </w:rPr>
+        <w:t>globalno</w:t>
+      </w:r>
+      <w:proofErr w:type="spellEnd"/>
+      <w:r>
+        <w:rPr>
+          <w:rFonts w:ascii="Times New Roman" w:eastAsia="Times New Roman" w:hAnsi="Times New Roman" w:cs="Times New Roman"/>
+          <w:sz w:val="24"/>
+          <w:szCs w:val="24"/>
+        </w:rPr>
+        <w:t xml:space="preserve"> </w:t>
+      </w:r>
+      <w:proofErr w:type="spellStart"/>
+      <w:r>
+        <w:rPr>
+          <w:rFonts w:ascii="Times New Roman" w:eastAsia="Times New Roman" w:hAnsi="Times New Roman" w:cs="Times New Roman"/>
+          <w:sz w:val="24"/>
+          <w:szCs w:val="24"/>
+        </w:rPr>
+        <w:t>čakanje</w:t>
+      </w:r>
+      <w:proofErr w:type="spellEnd"/>
+      <w:r>
+        <w:rPr>
+          <w:rFonts w:ascii="Times New Roman" w:eastAsia="Times New Roman" w:hAnsi="Times New Roman" w:cs="Times New Roman"/>
+          <w:sz w:val="24"/>
+          <w:szCs w:val="24"/>
+        </w:rPr>
+        <w:t>,</w:t>
+      </w:r>
+    </w:p>
+    <w:p>
+      <w:pPr>
+        <w:numPr>
+          <w:ilvl w:val="0"/>
+          <w:numId w:val="6"/>
+        </w:numPr>
+        <w:spacing w:before="100" w:beforeAutospacing="1" w:after="100" w:afterAutospacing="1" w:line="240" w:lineRule="auto"/>
+        <w:rPr>
+          <w:rFonts w:ascii="Times New Roman" w:eastAsia="Times New Roman" w:hAnsi="Times New Roman" w:cs="Times New Roman"/>
+          <w:sz w:val="24"/>
+          <w:szCs w:val="24"/>
+        </w:rPr>
+      </w:pPr>
+      <w:proofErr w:type="spellStart"/>
+      <w:r>
+        <w:rPr>
+          <w:rFonts w:ascii="Times New Roman" w:eastAsia="Times New Roman" w:hAnsi="Times New Roman" w:cs="Times New Roman"/>
+          <w:sz w:val="24"/>
+          <w:szCs w:val="24"/>
+        </w:rPr>
+        <w:t>bolje</w:t>
+      </w:r>
+      <w:proofErr w:type="spellEnd"/>
+      <w:r>
+        <w:rPr>
+          <w:rFonts w:ascii="Times New Roman" w:eastAsia="Times New Roman" w:hAnsi="Times New Roman" w:cs="Times New Roman"/>
+          <w:sz w:val="24"/>
+          <w:szCs w:val="24"/>
+        </w:rPr>
+        <w:t xml:space="preserve"> </w:t>
+      </w:r>
+      <w:proofErr w:type="spellStart"/>
+      <w:r>
+        <w:rPr>
+          <w:rFonts w:ascii="Times New Roman" w:eastAsia="Times New Roman" w:hAnsi="Times New Roman" w:cs="Times New Roman"/>
+          <w:sz w:val="24"/>
+          <w:szCs w:val="24"/>
+        </w:rPr>
+        <w:t>izkorišča</w:t>
+      </w:r>
+      <w:proofErr w:type="spellEnd"/>
+      <w:r>
+        <w:rPr>
+          <w:rFonts w:ascii="Times New Roman" w:eastAsia="Times New Roman" w:hAnsi="Times New Roman" w:cs="Times New Roman"/>
+          <w:sz w:val="24"/>
+          <w:szCs w:val="24"/>
+        </w:rPr>
+        <w:t xml:space="preserve"> </w:t>
+      </w:r>
+      <w:proofErr w:type="spellStart"/>
+      <w:r>
+        <w:rPr>
+          <w:rFonts w:ascii="Times New Roman" w:eastAsia="Times New Roman" w:hAnsi="Times New Roman" w:cs="Times New Roman"/>
+          <w:sz w:val="24"/>
+          <w:szCs w:val="24"/>
+        </w:rPr>
+        <w:t>lokalnost</w:t>
+      </w:r>
+      <w:proofErr w:type="spellEnd"/>
+      <w:r>
+        <w:rPr>
+          <w:rFonts w:ascii="Times New Roman" w:eastAsia="Times New Roman" w:hAnsi="Times New Roman" w:cs="Times New Roman"/>
+          <w:sz w:val="24"/>
+          <w:szCs w:val="24"/>
+        </w:rPr>
+        <w:t xml:space="preserve"> </w:t>
+      </w:r>
+      <w:proofErr w:type="spellStart"/>
+      <w:r>
+        <w:rPr>
+          <w:rFonts w:ascii="Times New Roman" w:eastAsia="Times New Roman" w:hAnsi="Times New Roman" w:cs="Times New Roman"/>
+          <w:sz w:val="24"/>
+          <w:szCs w:val="24"/>
+        </w:rPr>
+        <w:t>podatkov</w:t>
+      </w:r>
+      <w:proofErr w:type="spellEnd"/>
+      <w:r>
+        <w:rPr>
+          <w:rFonts w:ascii="Times New Roman" w:eastAsia="Times New Roman" w:hAnsi="Times New Roman" w:cs="Times New Roman"/>
+          <w:sz w:val="24"/>
+          <w:szCs w:val="24"/>
+        </w:rPr>
+        <w:t>,</w:t>
+      </w:r>
+    </w:p>
+    <w:p>
+      <w:pPr>
+        <w:numPr>
+          <w:ilvl w:val="0"/>
+          <w:numId w:val="6"/>
+        </w:numPr>
+        <w:spacing w:before="100" w:beforeAutospacing="1" w:after="100" w:afterAutospacing="1" w:line="240" w:lineRule="auto"/>
+        <w:rPr>
+          <w:rFonts w:ascii="Times New Roman" w:eastAsia="Times New Roman" w:hAnsi="Times New Roman" w:cs="Times New Roman"/>
+          <w:sz w:val="24"/>
+          <w:szCs w:val="24"/>
+        </w:rPr>
+      </w:pPr>
+      <w:proofErr w:type="spellStart"/>
+      <w:r>
+        <w:rPr>
+          <w:rFonts w:ascii="Times New Roman" w:eastAsia="Times New Roman" w:hAnsi="Times New Roman" w:cs="Times New Roman"/>
+          <w:sz w:val="24"/>
+          <w:szCs w:val="24"/>
+        </w:rPr>
+        <w:t>omogoča</w:t>
+      </w:r>
+      <w:proofErr w:type="spellEnd"/>
+      <w:r>
+        <w:rPr>
+          <w:rFonts w:ascii="Times New Roman" w:eastAsia="Times New Roman" w:hAnsi="Times New Roman" w:cs="Times New Roman"/>
+          <w:sz w:val="24"/>
+          <w:szCs w:val="24"/>
+        </w:rPr>
+        <w:t xml:space="preserve"> </w:t>
+      </w:r>
+      <w:proofErr w:type="spellStart"/>
+      <w:r>
+        <w:rPr>
+          <w:rFonts w:ascii="Times New Roman" w:eastAsia="Times New Roman" w:hAnsi="Times New Roman" w:cs="Times New Roman"/>
+          <w:sz w:val="24"/>
+          <w:szCs w:val="24"/>
+        </w:rPr>
+        <w:t>boljšo</w:t>
+      </w:r>
+      <w:proofErr w:type="spellEnd"/>
+      <w:r>
+        <w:rPr>
+          <w:rFonts w:ascii="Times New Roman" w:eastAsia="Times New Roman" w:hAnsi="Times New Roman" w:cs="Times New Roman"/>
+          <w:sz w:val="24"/>
+          <w:szCs w:val="24"/>
+        </w:rPr>
+        <w:t xml:space="preserve"> </w:t>
+      </w:r>
+      <w:proofErr w:type="spellStart"/>
+      <w:r>
+        <w:rPr>
+          <w:rFonts w:ascii="Times New Roman" w:eastAsia="Times New Roman" w:hAnsi="Times New Roman" w:cs="Times New Roman"/>
+          <w:sz w:val="24"/>
+          <w:szCs w:val="24"/>
+        </w:rPr>
+        <w:t>porazdelitev</w:t>
+      </w:r>
+      <w:proofErr w:type="spellEnd"/>
+      <w:r>
+        <w:rPr>
+          <w:rFonts w:ascii="Times New Roman" w:eastAsia="Times New Roman" w:hAnsi="Times New Roman" w:cs="Times New Roman"/>
+          <w:sz w:val="24"/>
+          <w:szCs w:val="24"/>
+        </w:rPr>
+        <w:t xml:space="preserve"> </w:t>
+      </w:r>
+      <w:proofErr w:type="spellStart"/>
+      <w:r>
+        <w:rPr>
+          <w:rFonts w:ascii="Times New Roman" w:eastAsia="Times New Roman" w:hAnsi="Times New Roman" w:cs="Times New Roman"/>
+          <w:sz w:val="24"/>
+          <w:szCs w:val="24"/>
+        </w:rPr>
+        <w:t>dela</w:t>
+      </w:r>
+      <w:proofErr w:type="spellEnd"/>
+      <w:r>
+        <w:rPr>
+          <w:rFonts w:ascii="Times New Roman" w:eastAsia="Times New Roman" w:hAnsi="Times New Roman" w:cs="Times New Roman"/>
+          <w:sz w:val="24"/>
+          <w:szCs w:val="24"/>
+        </w:rPr>
+        <w:t>,</w:t>
+      </w:r>
+    </w:p>
+    <w:p>
+      <w:pPr>
+        <w:numPr>
+          <w:ilvl w:val="0"/>
+          <w:numId w:val="6"/>
+        </w:numPr>
+        <w:spacing w:before="100" w:beforeAutospacing="1" w:after="100" w:afterAutospacing="1" w:line="240" w:lineRule="auto"/>
+        <w:rPr>
+          <w:rFonts w:ascii="Times New Roman" w:eastAsia="Times New Roman" w:hAnsi="Times New Roman" w:cs="Times New Roman"/>
+          <w:sz w:val="24"/>
+          <w:szCs w:val="24"/>
+        </w:rPr>
+      </w:pPr>
+      <w:proofErr w:type="gramStart"/>
+      <w:r>
+        <w:rPr>
+          <w:rFonts w:ascii="Times New Roman" w:eastAsia="Times New Roman" w:hAnsi="Times New Roman" w:cs="Times New Roman"/>
+          <w:sz w:val="24"/>
+          <w:szCs w:val="24"/>
+        </w:rPr>
+        <w:t>se</w:t>
+      </w:r>
+      <w:proofErr w:type="gramEnd"/>
+      <w:r>
+        <w:rPr>
+          <w:rFonts w:ascii="Times New Roman" w:eastAsia="Times New Roman" w:hAnsi="Times New Roman" w:cs="Times New Roman"/>
+          <w:sz w:val="24"/>
+          <w:szCs w:val="24"/>
+        </w:rPr>
+        <w:t xml:space="preserve"> </w:t>
+      </w:r>
+      <w:proofErr w:type="spellStart"/>
+      <w:r>
+        <w:rPr>
+          <w:rFonts w:ascii="Times New Roman" w:eastAsia="Times New Roman" w:hAnsi="Times New Roman" w:cs="Times New Roman"/>
+          <w:sz w:val="24"/>
+          <w:szCs w:val="24"/>
+        </w:rPr>
+        <w:t>skaluje</w:t>
+      </w:r>
+      <w:proofErr w:type="spellEnd"/>
+      <w:r>
+        <w:rPr>
+          <w:rFonts w:ascii="Times New Roman" w:eastAsia="Times New Roman" w:hAnsi="Times New Roman" w:cs="Times New Roman"/>
+          <w:sz w:val="24"/>
+          <w:szCs w:val="24"/>
+        </w:rPr>
+        <w:t xml:space="preserve"> do 8 </w:t>
+      </w:r>
+      <w:proofErr w:type="spellStart"/>
+      <w:r>
+        <w:rPr>
+          <w:rFonts w:ascii="Times New Roman" w:eastAsia="Times New Roman" w:hAnsi="Times New Roman" w:cs="Times New Roman"/>
+          <w:sz w:val="24"/>
+          <w:szCs w:val="24"/>
+        </w:rPr>
+        <w:t>procesov</w:t>
+      </w:r>
+      <w:proofErr w:type="spellEnd"/>
+      <w:r>
+        <w:rPr>
+          <w:rFonts w:ascii="Times New Roman" w:eastAsia="Times New Roman" w:hAnsi="Times New Roman" w:cs="Times New Roman"/>
+          <w:sz w:val="24"/>
+          <w:szCs w:val="24"/>
+        </w:rPr>
+        <w:t xml:space="preserve"> </w:t>
+      </w:r>
+      <w:proofErr w:type="spellStart"/>
+      <w:r>
+        <w:rPr>
+          <w:rFonts w:ascii="Times New Roman" w:eastAsia="Times New Roman" w:hAnsi="Times New Roman" w:cs="Times New Roman"/>
+          <w:sz w:val="24"/>
+          <w:szCs w:val="24"/>
+        </w:rPr>
+        <w:t>brez</w:t>
+      </w:r>
+      <w:proofErr w:type="spellEnd"/>
+      <w:r>
+        <w:rPr>
+          <w:rFonts w:ascii="Times New Roman" w:eastAsia="Times New Roman" w:hAnsi="Times New Roman" w:cs="Times New Roman"/>
+          <w:sz w:val="24"/>
+          <w:szCs w:val="24"/>
+        </w:rPr>
+        <w:t xml:space="preserve"> </w:t>
+      </w:r>
+      <w:proofErr w:type="spellStart"/>
+      <w:r>
+        <w:rPr>
+          <w:rFonts w:ascii="Times New Roman" w:eastAsia="Times New Roman" w:hAnsi="Times New Roman" w:cs="Times New Roman"/>
+          <w:sz w:val="24"/>
+          <w:szCs w:val="24"/>
+        </w:rPr>
+        <w:t>degradacije</w:t>
+      </w:r>
+      <w:proofErr w:type="spellEnd"/>
+      <w:r>
+        <w:rPr>
+          <w:rFonts w:ascii="Times New Roman" w:eastAsia="Times New Roman" w:hAnsi="Times New Roman" w:cs="Times New Roman"/>
+          <w:sz w:val="24"/>
+          <w:szCs w:val="24"/>
+        </w:rPr>
+        <w:t>.</w:t>
+      </w:r>
+    </w:p>
+    <w:p>
+      <w:pPr>
+        <w:spacing w:before="100" w:beforeAutospacing="1" w:after="100" w:afterAutospacing="1" w:line="240" w:lineRule="auto"/>
+        <w:rPr>
+          <w:rFonts w:ascii="Times New Roman" w:eastAsia="Times New Roman" w:hAnsi="Times New Roman" w:cs="Times New Roman"/>
+          <w:sz w:val="24"/>
+          <w:szCs w:val="24"/>
+        </w:rPr>
+      </w:pPr>
+      <w:r>
+        <w:rPr>
+          <w:rFonts w:ascii="Times New Roman" w:eastAsia="Times New Roman" w:hAnsi="Times New Roman" w:cs="Times New Roman"/>
+          <w:sz w:val="24"/>
+          <w:szCs w:val="24"/>
+        </w:rPr>
+        <w:lastRenderedPageBreak/>
+        <w:t xml:space="preserve">To </w:t>
+      </w:r>
+      <w:proofErr w:type="spellStart"/>
+      <w:r>
+        <w:rPr>
+          <w:rFonts w:ascii="Times New Roman" w:eastAsia="Times New Roman" w:hAnsi="Times New Roman" w:cs="Times New Roman"/>
+          <w:sz w:val="24"/>
+          <w:szCs w:val="24"/>
+        </w:rPr>
+        <w:t>potrjuje</w:t>
+      </w:r>
+      <w:proofErr w:type="spellEnd"/>
+      <w:r>
+        <w:rPr>
+          <w:rFonts w:ascii="Times New Roman" w:eastAsia="Times New Roman" w:hAnsi="Times New Roman" w:cs="Times New Roman"/>
+          <w:sz w:val="24"/>
+          <w:szCs w:val="24"/>
+        </w:rPr>
+        <w:t xml:space="preserve">, da je </w:t>
+      </w:r>
+      <w:proofErr w:type="spellStart"/>
+      <w:r>
+        <w:rPr>
+          <w:rFonts w:ascii="Times New Roman" w:eastAsia="Times New Roman" w:hAnsi="Times New Roman" w:cs="Times New Roman"/>
+          <w:sz w:val="24"/>
+          <w:szCs w:val="24"/>
+        </w:rPr>
+        <w:t>Jacobijeva</w:t>
+      </w:r>
+      <w:proofErr w:type="spellEnd"/>
+      <w:r>
+        <w:rPr>
+          <w:rFonts w:ascii="Times New Roman" w:eastAsia="Times New Roman" w:hAnsi="Times New Roman" w:cs="Times New Roman"/>
+          <w:sz w:val="24"/>
+          <w:szCs w:val="24"/>
+        </w:rPr>
+        <w:t xml:space="preserve"> </w:t>
+      </w:r>
+      <w:proofErr w:type="spellStart"/>
+      <w:r>
+        <w:rPr>
+          <w:rFonts w:ascii="Times New Roman" w:eastAsia="Times New Roman" w:hAnsi="Times New Roman" w:cs="Times New Roman"/>
+          <w:sz w:val="24"/>
+          <w:szCs w:val="24"/>
+        </w:rPr>
+        <w:t>metoda</w:t>
+      </w:r>
+      <w:proofErr w:type="spellEnd"/>
+      <w:r>
+        <w:rPr>
+          <w:rFonts w:ascii="Times New Roman" w:eastAsia="Times New Roman" w:hAnsi="Times New Roman" w:cs="Times New Roman"/>
+          <w:sz w:val="24"/>
+          <w:szCs w:val="24"/>
+        </w:rPr>
+        <w:t xml:space="preserve"> </w:t>
+      </w:r>
+      <w:proofErr w:type="spellStart"/>
+      <w:r>
+        <w:rPr>
+          <w:rFonts w:ascii="Times New Roman" w:eastAsia="Times New Roman" w:hAnsi="Times New Roman" w:cs="Times New Roman"/>
+          <w:sz w:val="24"/>
+          <w:szCs w:val="24"/>
+        </w:rPr>
+        <w:t>občutljiva</w:t>
+      </w:r>
+      <w:proofErr w:type="spellEnd"/>
+      <w:r>
+        <w:rPr>
+          <w:rFonts w:ascii="Times New Roman" w:eastAsia="Times New Roman" w:hAnsi="Times New Roman" w:cs="Times New Roman"/>
+          <w:sz w:val="24"/>
+          <w:szCs w:val="24"/>
+        </w:rPr>
+        <w:t xml:space="preserve"> </w:t>
+      </w:r>
+      <w:proofErr w:type="spellStart"/>
+      <w:proofErr w:type="gramStart"/>
+      <w:r>
+        <w:rPr>
+          <w:rFonts w:ascii="Times New Roman" w:eastAsia="Times New Roman" w:hAnsi="Times New Roman" w:cs="Times New Roman"/>
+          <w:sz w:val="24"/>
+          <w:szCs w:val="24"/>
+        </w:rPr>
+        <w:t>na</w:t>
+      </w:r>
+      <w:proofErr w:type="spellEnd"/>
+      <w:proofErr w:type="gramEnd"/>
+      <w:r>
+        <w:rPr>
+          <w:rFonts w:ascii="Times New Roman" w:eastAsia="Times New Roman" w:hAnsi="Times New Roman" w:cs="Times New Roman"/>
+          <w:sz w:val="24"/>
+          <w:szCs w:val="24"/>
+        </w:rPr>
+        <w:t xml:space="preserve"> </w:t>
+      </w:r>
+      <w:proofErr w:type="spellStart"/>
+      <w:r>
+        <w:rPr>
+          <w:rFonts w:ascii="Times New Roman" w:eastAsia="Times New Roman" w:hAnsi="Times New Roman" w:cs="Times New Roman"/>
+          <w:sz w:val="24"/>
+          <w:szCs w:val="24"/>
+        </w:rPr>
+        <w:t>komunikacijske</w:t>
+      </w:r>
+      <w:proofErr w:type="spellEnd"/>
+      <w:r>
+        <w:rPr>
+          <w:rFonts w:ascii="Times New Roman" w:eastAsia="Times New Roman" w:hAnsi="Times New Roman" w:cs="Times New Roman"/>
+          <w:sz w:val="24"/>
+          <w:szCs w:val="24"/>
+        </w:rPr>
+        <w:t xml:space="preserve"> </w:t>
+      </w:r>
+      <w:proofErr w:type="spellStart"/>
+      <w:r>
+        <w:rPr>
+          <w:rFonts w:ascii="Times New Roman" w:eastAsia="Times New Roman" w:hAnsi="Times New Roman" w:cs="Times New Roman"/>
+          <w:sz w:val="24"/>
+          <w:szCs w:val="24"/>
+        </w:rPr>
+        <w:t>vzorce</w:t>
+      </w:r>
+      <w:proofErr w:type="spellEnd"/>
+      <w:r>
+        <w:rPr>
+          <w:rFonts w:ascii="Times New Roman" w:eastAsia="Times New Roman" w:hAnsi="Times New Roman" w:cs="Times New Roman"/>
+          <w:sz w:val="24"/>
+          <w:szCs w:val="24"/>
+        </w:rPr>
+        <w:t xml:space="preserve"> in da je </w:t>
+      </w:r>
+      <w:proofErr w:type="spellStart"/>
+      <w:r>
+        <w:rPr>
+          <w:rFonts w:ascii="Times New Roman" w:eastAsia="Times New Roman" w:hAnsi="Times New Roman" w:cs="Times New Roman"/>
+          <w:sz w:val="24"/>
+          <w:szCs w:val="24"/>
+        </w:rPr>
+        <w:t>treba</w:t>
+      </w:r>
+      <w:proofErr w:type="spellEnd"/>
+      <w:r>
+        <w:rPr>
+          <w:rFonts w:ascii="Times New Roman" w:eastAsia="Times New Roman" w:hAnsi="Times New Roman" w:cs="Times New Roman"/>
+          <w:sz w:val="24"/>
+          <w:szCs w:val="24"/>
+        </w:rPr>
+        <w:t xml:space="preserve"> </w:t>
+      </w:r>
+      <w:proofErr w:type="spellStart"/>
+      <w:r>
+        <w:rPr>
+          <w:rFonts w:ascii="Times New Roman" w:eastAsia="Times New Roman" w:hAnsi="Times New Roman" w:cs="Times New Roman"/>
+          <w:sz w:val="24"/>
+          <w:szCs w:val="24"/>
+        </w:rPr>
+        <w:t>izbrati</w:t>
+      </w:r>
+      <w:proofErr w:type="spellEnd"/>
+      <w:r>
+        <w:rPr>
+          <w:rFonts w:ascii="Times New Roman" w:eastAsia="Times New Roman" w:hAnsi="Times New Roman" w:cs="Times New Roman"/>
+          <w:sz w:val="24"/>
+          <w:szCs w:val="24"/>
+        </w:rPr>
+        <w:t xml:space="preserve"> </w:t>
+      </w:r>
+      <w:proofErr w:type="spellStart"/>
+      <w:r>
+        <w:rPr>
+          <w:rFonts w:ascii="Times New Roman" w:eastAsia="Times New Roman" w:hAnsi="Times New Roman" w:cs="Times New Roman"/>
+          <w:sz w:val="24"/>
+          <w:szCs w:val="24"/>
+        </w:rPr>
+        <w:t>takšne</w:t>
+      </w:r>
+      <w:proofErr w:type="spellEnd"/>
+      <w:r>
+        <w:rPr>
+          <w:rFonts w:ascii="Times New Roman" w:eastAsia="Times New Roman" w:hAnsi="Times New Roman" w:cs="Times New Roman"/>
+          <w:sz w:val="24"/>
+          <w:szCs w:val="24"/>
+        </w:rPr>
+        <w:t xml:space="preserve">, </w:t>
+      </w:r>
+      <w:proofErr w:type="spellStart"/>
+      <w:r>
+        <w:rPr>
+          <w:rFonts w:ascii="Times New Roman" w:eastAsia="Times New Roman" w:hAnsi="Times New Roman" w:cs="Times New Roman"/>
+          <w:sz w:val="24"/>
+          <w:szCs w:val="24"/>
+        </w:rPr>
+        <w:t>ki</w:t>
+      </w:r>
+      <w:proofErr w:type="spellEnd"/>
+      <w:r>
+        <w:rPr>
+          <w:rFonts w:ascii="Times New Roman" w:eastAsia="Times New Roman" w:hAnsi="Times New Roman" w:cs="Times New Roman"/>
+          <w:sz w:val="24"/>
+          <w:szCs w:val="24"/>
+        </w:rPr>
+        <w:t xml:space="preserve"> </w:t>
+      </w:r>
+      <w:proofErr w:type="spellStart"/>
+      <w:r>
+        <w:rPr>
+          <w:rFonts w:ascii="Times New Roman" w:eastAsia="Times New Roman" w:hAnsi="Times New Roman" w:cs="Times New Roman"/>
+          <w:sz w:val="24"/>
+          <w:szCs w:val="24"/>
+        </w:rPr>
+        <w:t>zmanjšujejo</w:t>
+      </w:r>
+      <w:proofErr w:type="spellEnd"/>
+      <w:r>
+        <w:rPr>
+          <w:rFonts w:ascii="Times New Roman" w:eastAsia="Times New Roman" w:hAnsi="Times New Roman" w:cs="Times New Roman"/>
+          <w:sz w:val="24"/>
+          <w:szCs w:val="24"/>
+        </w:rPr>
+        <w:t xml:space="preserve"> </w:t>
+      </w:r>
+      <w:proofErr w:type="spellStart"/>
+      <w:r>
+        <w:rPr>
+          <w:rFonts w:ascii="Times New Roman" w:eastAsia="Times New Roman" w:hAnsi="Times New Roman" w:cs="Times New Roman"/>
+          <w:sz w:val="24"/>
+          <w:szCs w:val="24"/>
+        </w:rPr>
+        <w:t>sinhronizacijo</w:t>
+      </w:r>
+      <w:proofErr w:type="spellEnd"/>
+      <w:r>
+        <w:rPr>
+          <w:rFonts w:ascii="Times New Roman" w:eastAsia="Times New Roman" w:hAnsi="Times New Roman" w:cs="Times New Roman"/>
+          <w:sz w:val="24"/>
+          <w:szCs w:val="24"/>
+        </w:rPr>
+        <w:t>.</w:t>
+      </w:r>
+    </w:p>
+    <w:p>
+      <w:pPr>
+        <w:pStyle w:val="NormalWeb"/>
+      </w:pPr>
+      <w:proofErr w:type="spellStart"/>
+      <w:r>
+        <w:rPr>
+          <w:rStyle w:val="Strong"/>
+        </w:rPr>
+        <w:t>Zaključek</w:t>
+      </w:r>
+      <w:proofErr w:type="spellEnd"/>
+    </w:p>
+    <w:p>
+      <w:pPr>
         <w:rPr>
           <w:rFonts w:ascii="Times New Roman" w:hAnsi="Times New Roman" w:cs="Times New Roman"/>
           <w:sz w:val="24"/>
@@ -4346,46 +9724,158 @@
         </w:rPr>
         <w:t xml:space="preserve">. </w:t>
       </w:r>
-      <w:proofErr w:type="spellStart"/>
-      <w:r>
+    </w:p>
+    <w:p>
+      <w:pPr>
         <w:rPr>
           <w:rFonts w:ascii="Times New Roman" w:hAnsi="Times New Roman" w:cs="Times New Roman"/>
           <w:sz w:val="24"/>
           <w:szCs w:val="24"/>
         </w:rPr>
-        <w:t>Za</w:t>
-      </w:r>
-      <w:proofErr w:type="spellEnd"/>
+      </w:pPr>
+      <w:proofErr w:type="spellStart"/>
       <w:r>
         <w:rPr>
           <w:rFonts w:ascii="Times New Roman" w:hAnsi="Times New Roman" w:cs="Times New Roman"/>
           <w:sz w:val="24"/>
           <w:szCs w:val="24"/>
         </w:rPr>
-        <w:t xml:space="preserve"> </w:t>
-      </w:r>
-      <w:proofErr w:type="spellStart"/>
+        <w:t>Implementacija</w:t>
+      </w:r>
+      <w:proofErr w:type="spellEnd"/>
       <w:r>
         <w:rPr>
           <w:rFonts w:ascii="Times New Roman" w:hAnsi="Times New Roman" w:cs="Times New Roman"/>
           <w:sz w:val="24"/>
           <w:szCs w:val="24"/>
         </w:rPr>
+        <w:t xml:space="preserve"> z </w:t>
+      </w:r>
+      <w:proofErr w:type="spellStart"/>
+      <w:r>
+        <w:rPr>
+          <w:rStyle w:val="HTMLCode"/>
+          <w:rFonts w:ascii="Times New Roman" w:eastAsiaTheme="minorHAnsi" w:hAnsi="Times New Roman" w:cs="Times New Roman"/>
+          <w:sz w:val="24"/>
+          <w:szCs w:val="24"/>
+        </w:rPr>
+        <w:t>MPI_Scatter</w:t>
+      </w:r>
+      <w:proofErr w:type="spellEnd"/>
+      <w:r>
+        <w:rPr>
+          <w:rFonts w:ascii="Times New Roman" w:hAnsi="Times New Roman" w:cs="Times New Roman"/>
+          <w:sz w:val="24"/>
+          <w:szCs w:val="24"/>
+        </w:rPr>
+        <w:t xml:space="preserve">, </w:t>
+      </w:r>
+      <w:proofErr w:type="spellStart"/>
+      <w:r>
+        <w:rPr>
+          <w:rStyle w:val="HTMLCode"/>
+          <w:rFonts w:ascii="Times New Roman" w:eastAsiaTheme="minorHAnsi" w:hAnsi="Times New Roman" w:cs="Times New Roman"/>
+          <w:sz w:val="24"/>
+          <w:szCs w:val="24"/>
+        </w:rPr>
+        <w:t>MPI_Bcast</w:t>
+      </w:r>
+      <w:proofErr w:type="spellEnd"/>
+      <w:r>
+        <w:rPr>
+          <w:rFonts w:ascii="Times New Roman" w:hAnsi="Times New Roman" w:cs="Times New Roman"/>
+          <w:sz w:val="24"/>
+          <w:szCs w:val="24"/>
+        </w:rPr>
+        <w:t xml:space="preserve"> in </w:t>
+      </w:r>
+      <w:proofErr w:type="spellStart"/>
+      <w:r>
+        <w:rPr>
+          <w:rStyle w:val="HTMLCode"/>
+          <w:rFonts w:ascii="Times New Roman" w:eastAsiaTheme="minorHAnsi" w:hAnsi="Times New Roman" w:cs="Times New Roman"/>
+          <w:sz w:val="24"/>
+          <w:szCs w:val="24"/>
+        </w:rPr>
+        <w:t>MPI_Gather</w:t>
+      </w:r>
+      <w:proofErr w:type="spellEnd"/>
+      <w:r>
+        <w:rPr>
+          <w:rFonts w:ascii="Times New Roman" w:hAnsi="Times New Roman" w:cs="Times New Roman"/>
+          <w:sz w:val="24"/>
+          <w:szCs w:val="24"/>
+        </w:rPr>
+        <w:t xml:space="preserve"> </w:t>
+      </w:r>
+      <w:proofErr w:type="spellStart"/>
+      <w:r>
+        <w:rPr>
+          <w:rFonts w:ascii="Times New Roman" w:hAnsi="Times New Roman" w:cs="Times New Roman"/>
+          <w:sz w:val="24"/>
+          <w:szCs w:val="24"/>
+        </w:rPr>
+        <w:t>dosega</w:t>
+      </w:r>
+      <w:proofErr w:type="spellEnd"/>
+      <w:r>
+        <w:rPr>
+          <w:rFonts w:ascii="Times New Roman" w:hAnsi="Times New Roman" w:cs="Times New Roman"/>
+          <w:sz w:val="24"/>
+          <w:szCs w:val="24"/>
+        </w:rPr>
+        <w:t xml:space="preserve"> </w:t>
+      </w:r>
+      <w:proofErr w:type="spellStart"/>
+      <w:r>
+        <w:rPr>
+          <w:rStyle w:val="Strong"/>
+          <w:rFonts w:ascii="Times New Roman" w:hAnsi="Times New Roman" w:cs="Times New Roman"/>
+          <w:b w:val="0"/>
+          <w:sz w:val="24"/>
+          <w:szCs w:val="24"/>
+        </w:rPr>
+        <w:t>bistveno</w:t>
+      </w:r>
+      <w:proofErr w:type="spellEnd"/>
+      <w:r>
+        <w:rPr>
+          <w:rStyle w:val="Strong"/>
+          <w:rFonts w:ascii="Times New Roman" w:hAnsi="Times New Roman" w:cs="Times New Roman"/>
+          <w:b w:val="0"/>
+          <w:sz w:val="24"/>
+          <w:szCs w:val="24"/>
+        </w:rPr>
+        <w:t xml:space="preserve"> </w:t>
+      </w:r>
+      <w:proofErr w:type="spellStart"/>
+      <w:r>
+        <w:rPr>
+          <w:rStyle w:val="Strong"/>
+          <w:rFonts w:ascii="Times New Roman" w:hAnsi="Times New Roman" w:cs="Times New Roman"/>
+          <w:b w:val="0"/>
+          <w:sz w:val="24"/>
+          <w:szCs w:val="24"/>
+        </w:rPr>
         <w:t>boljše</w:t>
       </w:r>
       <w:proofErr w:type="spellEnd"/>
       <w:r>
         <w:rPr>
+          <w:rStyle w:val="Strong"/>
           <w:rFonts w:ascii="Times New Roman" w:hAnsi="Times New Roman" w:cs="Times New Roman"/>
-          <w:sz w:val="24"/>
-          <w:szCs w:val="24"/>
-        </w:rPr>
-        <w:t xml:space="preserve"> </w:t>
-      </w:r>
-      <w:proofErr w:type="spellStart"/>
-      <w:r>
-        <w:rPr>
+          <w:b w:val="0"/>
+          <w:sz w:val="24"/>
+          <w:szCs w:val="24"/>
+        </w:rPr>
+        <w:t xml:space="preserve"> </w:t>
+      </w:r>
+      <w:proofErr w:type="spellStart"/>
+      <w:r>
+        <w:rPr>
+          <w:rStyle w:val="Strong"/>
           <w:rFonts w:ascii="Times New Roman" w:hAnsi="Times New Roman" w:cs="Times New Roman"/>
+          <w:b w:val="0"/>
           <w:sz w:val="24"/>
           <w:szCs w:val="24"/>
         </w:rPr>
@@ -4398,7 +9888,7 @@
           <w:sz w:val="24"/>
           <w:szCs w:val="24"/>
         </w:rPr>
-        <w:t xml:space="preserve"> bi </w:t>
+        <w:t xml:space="preserve"> in se </w:t>
       </w:r>
       <w:proofErr w:type="spellStart"/>
       <w:r>
@@ -4407,7 +9897,7 @@
           <w:sz w:val="24"/>
           <w:szCs w:val="24"/>
         </w:rPr>
-        <w:t>bila</w:t>
+        <w:t>skaluje</w:t>
       </w:r>
       <w:proofErr w:type="spellEnd"/>
       <w:r>
@@ -4416,7 +9906,7 @@
           <w:sz w:val="24"/>
           <w:szCs w:val="24"/>
         </w:rPr>
-        <w:t xml:space="preserve"> </w:t>
+        <w:t xml:space="preserve"> do 8 </w:t>
       </w:r>
       <w:proofErr w:type="spellStart"/>
       <w:r>
@@ -4425,7 +9915,7 @@
           <w:sz w:val="24"/>
           <w:szCs w:val="24"/>
         </w:rPr>
-        <w:t>potrebna</w:t>
+        <w:t>procesov</w:t>
       </w:r>
       <w:proofErr w:type="spellEnd"/>
       <w:r>
@@ -4434,244 +9924,118 @@
           <w:sz w:val="24"/>
           <w:szCs w:val="24"/>
         </w:rPr>
-        <w:t xml:space="preserve"> </w:t>
-      </w:r>
-      <w:proofErr w:type="spellStart"/>
-      <w:r>
+        <w:t>.</w:t>
+      </w:r>
+    </w:p>
+    <w:p>
+      <w:pPr>
+        <w:pStyle w:val="NormalWeb"/>
+      </w:pPr>
+      <w:proofErr w:type="spellStart"/>
+      <w:r>
+        <w:t>Druga</w:t>
+      </w:r>
+      <w:proofErr w:type="spellEnd"/>
+      <w:r>
+        <w:t xml:space="preserve"> </w:t>
+      </w:r>
+      <w:proofErr w:type="spellStart"/>
+      <w:r>
+        <w:t>metoda</w:t>
+      </w:r>
+      <w:proofErr w:type="spellEnd"/>
+      <w:r>
+        <w:t xml:space="preserve"> je </w:t>
+      </w:r>
+      <w:proofErr w:type="spellStart"/>
+      <w:r>
+        <w:t>zato</w:t>
+      </w:r>
+      <w:proofErr w:type="spellEnd"/>
+      <w:r>
+        <w:t xml:space="preserve"> </w:t>
+      </w:r>
+      <w:proofErr w:type="spellStart"/>
+      <w:r>
+        <w:t>primernejša</w:t>
+      </w:r>
+      <w:proofErr w:type="spellEnd"/>
+      <w:r>
+        <w:t xml:space="preserve"> </w:t>
+      </w:r>
+      <w:proofErr w:type="spellStart"/>
+      <w:r>
+        <w:t>za</w:t>
+      </w:r>
+      <w:proofErr w:type="spellEnd"/>
+      <w:r>
+        <w:t xml:space="preserve"> </w:t>
+      </w:r>
+      <w:proofErr w:type="spellStart"/>
+      <w:r>
+        <w:t>paralelizacijo</w:t>
+      </w:r>
+      <w:proofErr w:type="spellEnd"/>
+      <w:r>
+        <w:t xml:space="preserve"> </w:t>
+      </w:r>
+      <w:proofErr w:type="spellStart"/>
+      <w:r>
+        <w:t>Jacobijeve</w:t>
+      </w:r>
+      <w:proofErr w:type="spellEnd"/>
+      <w:r>
+        <w:t xml:space="preserve"> </w:t>
+      </w:r>
+      <w:proofErr w:type="spellStart"/>
+      <w:r>
+        <w:t>iteracije</w:t>
+      </w:r>
+      <w:proofErr w:type="spellEnd"/>
+      <w:r>
+        <w:t xml:space="preserve"> </w:t>
+      </w:r>
+      <w:proofErr w:type="spellStart"/>
+      <w:r>
+        <w:t>na</w:t>
+      </w:r>
+      <w:proofErr w:type="spellEnd"/>
+      <w:r>
+        <w:t xml:space="preserve"> </w:t>
+      </w:r>
+      <w:proofErr w:type="spellStart"/>
+      <w:r>
+        <w:t>sistemih</w:t>
+      </w:r>
+      <w:proofErr w:type="spellEnd"/>
+      <w:r>
+        <w:t xml:space="preserve"> z </w:t>
+      </w:r>
+      <w:proofErr w:type="spellStart"/>
+      <w:r>
+        <w:t>več</w:t>
+      </w:r>
+      <w:proofErr w:type="spellEnd"/>
+      <w:r>
+        <w:t xml:space="preserve"> </w:t>
+      </w:r>
+      <w:proofErr w:type="spellStart"/>
+      <w:r>
+        <w:t>procesi</w:t>
+      </w:r>
+      <w:proofErr w:type="spellEnd"/>
+      <w:r>
+        <w:t>.</w:t>
+      </w:r>
+    </w:p>
+    <w:p>
+      <w:pPr>
         <w:rPr>
           <w:rFonts w:ascii="Times New Roman" w:hAnsi="Times New Roman" w:cs="Times New Roman"/>
           <w:sz w:val="24"/>
           <w:szCs w:val="24"/>
         </w:rPr>
-        <w:t>drugačna</w:t>
-      </w:r>
-      <w:proofErr w:type="spellEnd"/>
-      <w:r>
-        <w:rPr>
-          <w:rFonts w:ascii="Times New Roman" w:hAnsi="Times New Roman" w:cs="Times New Roman"/>
-          <w:sz w:val="24"/>
-          <w:szCs w:val="24"/>
-        </w:rPr>
-        <w:t xml:space="preserve"> </w:t>
-      </w:r>
-      <w:proofErr w:type="spellStart"/>
-      <w:r>
-        <w:rPr>
-          <w:rFonts w:ascii="Times New Roman" w:hAnsi="Times New Roman" w:cs="Times New Roman"/>
-          <w:sz w:val="24"/>
-          <w:szCs w:val="24"/>
-        </w:rPr>
-        <w:t>strategija</w:t>
-      </w:r>
-      <w:proofErr w:type="spellEnd"/>
-      <w:r>
-        <w:rPr>
-          <w:rFonts w:ascii="Times New Roman" w:hAnsi="Times New Roman" w:cs="Times New Roman"/>
-          <w:sz w:val="24"/>
-          <w:szCs w:val="24"/>
-        </w:rPr>
-        <w:t xml:space="preserve"> </w:t>
-      </w:r>
-      <w:proofErr w:type="spellStart"/>
-      <w:r>
-        <w:rPr>
-          <w:rFonts w:ascii="Times New Roman" w:hAnsi="Times New Roman" w:cs="Times New Roman"/>
-          <w:sz w:val="24"/>
-          <w:szCs w:val="24"/>
-        </w:rPr>
-        <w:t>komunikacije</w:t>
-      </w:r>
-      <w:proofErr w:type="spellEnd"/>
-      <w:r>
-        <w:rPr>
-          <w:rFonts w:ascii="Times New Roman" w:hAnsi="Times New Roman" w:cs="Times New Roman"/>
-          <w:sz w:val="24"/>
-          <w:szCs w:val="24"/>
-        </w:rPr>
-        <w:t xml:space="preserve"> </w:t>
-      </w:r>
-      <w:proofErr w:type="spellStart"/>
-      <w:proofErr w:type="gramStart"/>
-      <w:r>
-        <w:rPr>
-          <w:rFonts w:ascii="Times New Roman" w:hAnsi="Times New Roman" w:cs="Times New Roman"/>
-          <w:sz w:val="24"/>
-          <w:szCs w:val="24"/>
-        </w:rPr>
-        <w:t>ali</w:t>
-      </w:r>
-      <w:proofErr w:type="spellEnd"/>
-      <w:proofErr w:type="gramEnd"/>
-      <w:r>
-        <w:rPr>
-          <w:rFonts w:ascii="Times New Roman" w:hAnsi="Times New Roman" w:cs="Times New Roman"/>
-          <w:sz w:val="24"/>
-          <w:szCs w:val="24"/>
-        </w:rPr>
-        <w:t xml:space="preserve"> </w:t>
-      </w:r>
-      <w:proofErr w:type="spellStart"/>
-      <w:r>
-        <w:rPr>
-          <w:rFonts w:ascii="Times New Roman" w:hAnsi="Times New Roman" w:cs="Times New Roman"/>
-          <w:sz w:val="24"/>
-          <w:szCs w:val="24"/>
-        </w:rPr>
-        <w:t>drugačen</w:t>
-      </w:r>
-      <w:proofErr w:type="spellEnd"/>
-      <w:r>
-        <w:rPr>
-          <w:rFonts w:ascii="Times New Roman" w:hAnsi="Times New Roman" w:cs="Times New Roman"/>
-          <w:sz w:val="24"/>
-          <w:szCs w:val="24"/>
-        </w:rPr>
-        <w:t xml:space="preserve"> </w:t>
-      </w:r>
-      <w:proofErr w:type="spellStart"/>
-      <w:r>
-        <w:rPr>
-          <w:rFonts w:ascii="Times New Roman" w:hAnsi="Times New Roman" w:cs="Times New Roman"/>
-          <w:sz w:val="24"/>
-          <w:szCs w:val="24"/>
-        </w:rPr>
-        <w:t>algoritem</w:t>
-      </w:r>
-      <w:proofErr w:type="spellEnd"/>
-      <w:r>
-        <w:rPr>
-          <w:rFonts w:ascii="Times New Roman" w:hAnsi="Times New Roman" w:cs="Times New Roman"/>
-          <w:sz w:val="24"/>
-          <w:szCs w:val="24"/>
-        </w:rPr>
-        <w:t xml:space="preserve">, </w:t>
-      </w:r>
-      <w:proofErr w:type="spellStart"/>
-      <w:r>
-        <w:rPr>
-          <w:rFonts w:ascii="Times New Roman" w:hAnsi="Times New Roman" w:cs="Times New Roman"/>
-          <w:sz w:val="24"/>
-          <w:szCs w:val="24"/>
-        </w:rPr>
-        <w:t>ki</w:t>
-      </w:r>
-      <w:proofErr w:type="spellEnd"/>
-      <w:r>
-        <w:rPr>
-          <w:rFonts w:ascii="Times New Roman" w:hAnsi="Times New Roman" w:cs="Times New Roman"/>
-          <w:sz w:val="24"/>
-          <w:szCs w:val="24"/>
-        </w:rPr>
-        <w:t xml:space="preserve"> ne </w:t>
-      </w:r>
-      <w:proofErr w:type="spellStart"/>
-      <w:r>
-        <w:rPr>
-          <w:rFonts w:ascii="Times New Roman" w:hAnsi="Times New Roman" w:cs="Times New Roman"/>
-          <w:sz w:val="24"/>
-          <w:szCs w:val="24"/>
-        </w:rPr>
-        <w:t>zahteva</w:t>
-      </w:r>
-      <w:proofErr w:type="spellEnd"/>
-      <w:r>
-        <w:rPr>
-          <w:rFonts w:ascii="Times New Roman" w:hAnsi="Times New Roman" w:cs="Times New Roman"/>
-          <w:sz w:val="24"/>
-          <w:szCs w:val="24"/>
-        </w:rPr>
-        <w:t xml:space="preserve"> </w:t>
-      </w:r>
-      <w:proofErr w:type="spellStart"/>
-      <w:r>
-        <w:rPr>
-          <w:rFonts w:ascii="Times New Roman" w:hAnsi="Times New Roman" w:cs="Times New Roman"/>
-          <w:sz w:val="24"/>
-          <w:szCs w:val="24"/>
-        </w:rPr>
-        <w:t>globalne</w:t>
-      </w:r>
-      <w:proofErr w:type="spellEnd"/>
-      <w:r>
-        <w:rPr>
-          <w:rFonts w:ascii="Times New Roman" w:hAnsi="Times New Roman" w:cs="Times New Roman"/>
-          <w:sz w:val="24"/>
-          <w:szCs w:val="24"/>
-        </w:rPr>
-        <w:t xml:space="preserve"> </w:t>
-      </w:r>
-      <w:proofErr w:type="spellStart"/>
-      <w:r>
-        <w:rPr>
-          <w:rFonts w:ascii="Times New Roman" w:hAnsi="Times New Roman" w:cs="Times New Roman"/>
-          <w:sz w:val="24"/>
-          <w:szCs w:val="24"/>
-        </w:rPr>
-        <w:t>izmenjave</w:t>
-      </w:r>
-      <w:proofErr w:type="spellEnd"/>
-      <w:r>
-        <w:rPr>
-          <w:rFonts w:ascii="Times New Roman" w:hAnsi="Times New Roman" w:cs="Times New Roman"/>
-          <w:sz w:val="24"/>
-          <w:szCs w:val="24"/>
-        </w:rPr>
-        <w:t xml:space="preserve"> </w:t>
-      </w:r>
-      <w:proofErr w:type="spellStart"/>
-      <w:r>
-        <w:rPr>
-          <w:rFonts w:ascii="Times New Roman" w:hAnsi="Times New Roman" w:cs="Times New Roman"/>
-          <w:sz w:val="24"/>
-          <w:szCs w:val="24"/>
-        </w:rPr>
-        <w:t>podatkov</w:t>
-      </w:r>
-      <w:proofErr w:type="spellEnd"/>
-      <w:r>
-        <w:rPr>
-          <w:rFonts w:ascii="Times New Roman" w:hAnsi="Times New Roman" w:cs="Times New Roman"/>
-          <w:sz w:val="24"/>
-          <w:szCs w:val="24"/>
-        </w:rPr>
-        <w:t xml:space="preserve"> v </w:t>
-      </w:r>
-      <w:proofErr w:type="spellStart"/>
-      <w:r>
-        <w:rPr>
-          <w:rFonts w:ascii="Times New Roman" w:hAnsi="Times New Roman" w:cs="Times New Roman"/>
-          <w:sz w:val="24"/>
-          <w:szCs w:val="24"/>
-        </w:rPr>
-        <w:t>vsaki</w:t>
-      </w:r>
-      <w:proofErr w:type="spellEnd"/>
-      <w:r>
-        <w:rPr>
-          <w:rFonts w:ascii="Times New Roman" w:hAnsi="Times New Roman" w:cs="Times New Roman"/>
-          <w:sz w:val="24"/>
-          <w:szCs w:val="24"/>
-        </w:rPr>
-        <w:t xml:space="preserve"> </w:t>
-      </w:r>
-      <w:proofErr w:type="spellStart"/>
-      <w:r>
-        <w:rPr>
-          <w:rFonts w:ascii="Times New Roman" w:hAnsi="Times New Roman" w:cs="Times New Roman"/>
-          <w:sz w:val="24"/>
-          <w:szCs w:val="24"/>
-        </w:rPr>
-        <w:t>iteraciji</w:t>
-      </w:r>
-      <w:proofErr w:type="spellEnd"/>
-      <w:r>
-        <w:rPr>
-          <w:rFonts w:ascii="Times New Roman" w:hAnsi="Times New Roman" w:cs="Times New Roman"/>
-          <w:sz w:val="24"/>
-          <w:szCs w:val="24"/>
-        </w:rPr>
-        <w:t>.</w:t>
-      </w:r>
+      </w:pPr>
     </w:p>
     <w:sectPr>
       <w:pgSz w:w="12240" w:h="15840"/>
@@ -4681,6 +10045,1039 @@
     </w:sectPr>
   </w:body>
 </w:document>
+</file>
+
+<file path=word/numbering.xml><?xml version="1.0" encoding="utf-8"?>
+<w:numbering xmlns:wpc="http://schemas.microsoft.com/office/word/2010/wordprocessingCanvas" xmlns:mc="http://schemas.openxmlformats.org/markup-compatibility/2006" xmlns:o="urn:schemas-microsoft-com:office:office" xmlns:r="http://schemas.openxmlformats.org/officeDocument/2006/relationships" xmlns:m="http://schemas.openxmlformats.org/officeDocument/2006/math" xmlns:v="urn:schemas-microsoft-com:vml" xmlns:wp14="http://schemas.microsoft.com/office/word/2010/wordprocessingDrawing" xmlns:wp="http://schemas.openxmlformats.org/drawingml/2006/wordprocessingDrawing" xmlns:w10="urn:schemas-microsoft-com:office:word" xmlns:w="http://schemas.openxmlformats.org/wordprocessingml/2006/main" xmlns:w14="http://schemas.microsoft.com/office/word/2010/wordml" xmlns:wpg="http://schemas.microsoft.com/office/word/2010/wordprocessingGroup" xmlns:wpi="http://schemas.microsoft.com/office/word/2010/wordprocessingInk" xmlns:wne="http://schemas.microsoft.com/office/word/2006/wordml" xmlns:wps="http://schemas.microsoft.com/office/word/2010/wordprocessingShape" mc:Ignorable="w14 wp14">
+  <w:abstractNum w:abstractNumId="0">
+    <w:nsid w:val="0BF741E0"/>
+    <w:multiLevelType w:val="multilevel"/>
+    <w:tmpl w:val="F27E893E"/>
+    <w:lvl w:ilvl="0">
+      <w:start w:val="1"/>
+      <w:numFmt w:val="bullet"/>
+      <w:lvlText w:val=""/>
+      <w:lvlJc w:val="left"/>
+      <w:pPr>
+        <w:tabs>
+          <w:tab w:val="num" w:pos="720"/>
+        </w:tabs>
+        <w:ind w:left="720" w:hanging="360"/>
+      </w:pPr>
+      <w:rPr>
+        <w:rFonts w:ascii="Symbol" w:hAnsi="Symbol" w:hint="default"/>
+        <w:sz w:val="20"/>
+      </w:rPr>
+    </w:lvl>
+    <w:lvl w:ilvl="1" w:tentative="1">
+      <w:start w:val="1"/>
+      <w:numFmt w:val="bullet"/>
+      <w:lvlText w:val="o"/>
+      <w:lvlJc w:val="left"/>
+      <w:pPr>
+        <w:tabs>
+          <w:tab w:val="num" w:pos="1440"/>
+        </w:tabs>
+        <w:ind w:left="1440" w:hanging="360"/>
+      </w:pPr>
+      <w:rPr>
+        <w:rFonts w:ascii="Courier New" w:hAnsi="Courier New" w:hint="default"/>
+        <w:sz w:val="20"/>
+      </w:rPr>
+    </w:lvl>
+    <w:lvl w:ilvl="2" w:tentative="1">
+      <w:start w:val="1"/>
+      <w:numFmt w:val="bullet"/>
+      <w:lvlText w:val=""/>
+      <w:lvlJc w:val="left"/>
+      <w:pPr>
+        <w:tabs>
+          <w:tab w:val="num" w:pos="2160"/>
+        </w:tabs>
+        <w:ind w:left="2160" w:hanging="360"/>
+      </w:pPr>
+      <w:rPr>
+        <w:rFonts w:ascii="Wingdings" w:hAnsi="Wingdings" w:hint="default"/>
+        <w:sz w:val="20"/>
+      </w:rPr>
+    </w:lvl>
+    <w:lvl w:ilvl="3" w:tentative="1">
+      <w:start w:val="1"/>
+      <w:numFmt w:val="bullet"/>
+      <w:lvlText w:val=""/>
+      <w:lvlJc w:val="left"/>
+      <w:pPr>
+        <w:tabs>
+          <w:tab w:val="num" w:pos="2880"/>
+        </w:tabs>
+        <w:ind w:left="2880" w:hanging="360"/>
+      </w:pPr>
+      <w:rPr>
+        <w:rFonts w:ascii="Wingdings" w:hAnsi="Wingdings" w:hint="default"/>
+        <w:sz w:val="20"/>
+      </w:rPr>
+    </w:lvl>
+    <w:lvl w:ilvl="4" w:tentative="1">
+      <w:start w:val="1"/>
+      <w:numFmt w:val="bullet"/>
+      <w:lvlText w:val=""/>
+      <w:lvlJc w:val="left"/>
+      <w:pPr>
+        <w:tabs>
+          <w:tab w:val="num" w:pos="3600"/>
+        </w:tabs>
+        <w:ind w:left="3600" w:hanging="360"/>
+      </w:pPr>
+      <w:rPr>
+        <w:rFonts w:ascii="Wingdings" w:hAnsi="Wingdings" w:hint="default"/>
+        <w:sz w:val="20"/>
+      </w:rPr>
+    </w:lvl>
+    <w:lvl w:ilvl="5" w:tentative="1">
+      <w:start w:val="1"/>
+      <w:numFmt w:val="bullet"/>
+      <w:lvlText w:val=""/>
+      <w:lvlJc w:val="left"/>
+      <w:pPr>
+        <w:tabs>
+          <w:tab w:val="num" w:pos="4320"/>
+        </w:tabs>
+        <w:ind w:left="4320" w:hanging="360"/>
+      </w:pPr>
+      <w:rPr>
+        <w:rFonts w:ascii="Wingdings" w:hAnsi="Wingdings" w:hint="default"/>
+        <w:sz w:val="20"/>
+      </w:rPr>
+    </w:lvl>
+    <w:lvl w:ilvl="6" w:tentative="1">
+      <w:start w:val="1"/>
+      <w:numFmt w:val="bullet"/>
+      <w:lvlText w:val=""/>
+      <w:lvlJc w:val="left"/>
+      <w:pPr>
+        <w:tabs>
+          <w:tab w:val="num" w:pos="5040"/>
+        </w:tabs>
+        <w:ind w:left="5040" w:hanging="360"/>
+      </w:pPr>
+      <w:rPr>
+        <w:rFonts w:ascii="Wingdings" w:hAnsi="Wingdings" w:hint="default"/>
+        <w:sz w:val="20"/>
+      </w:rPr>
+    </w:lvl>
+    <w:lvl w:ilvl="7" w:tentative="1">
+      <w:start w:val="1"/>
+      <w:numFmt w:val="bullet"/>
+      <w:lvlText w:val=""/>
+      <w:lvlJc w:val="left"/>
+      <w:pPr>
+        <w:tabs>
+          <w:tab w:val="num" w:pos="5760"/>
+        </w:tabs>
+        <w:ind w:left="5760" w:hanging="360"/>
+      </w:pPr>
+      <w:rPr>
+        <w:rFonts w:ascii="Wingdings" w:hAnsi="Wingdings" w:hint="default"/>
+        <w:sz w:val="20"/>
+      </w:rPr>
+    </w:lvl>
+    <w:lvl w:ilvl="8" w:tentative="1">
+      <w:start w:val="1"/>
+      <w:numFmt w:val="bullet"/>
+      <w:lvlText w:val=""/>
+      <w:lvlJc w:val="left"/>
+      <w:pPr>
+        <w:tabs>
+          <w:tab w:val="num" w:pos="6480"/>
+        </w:tabs>
+        <w:ind w:left="6480" w:hanging="360"/>
+      </w:pPr>
+      <w:rPr>
+        <w:rFonts w:ascii="Wingdings" w:hAnsi="Wingdings" w:hint="default"/>
+        <w:sz w:val="20"/>
+      </w:rPr>
+    </w:lvl>
+  </w:abstractNum>
+  <w:abstractNum w:abstractNumId="1">
+    <w:nsid w:val="111F7BA2"/>
+    <w:multiLevelType w:val="multilevel"/>
+    <w:tmpl w:val="AA8E8F4C"/>
+    <w:lvl w:ilvl="0">
+      <w:start w:val="1"/>
+      <w:numFmt w:val="bullet"/>
+      <w:lvlText w:val=""/>
+      <w:lvlJc w:val="left"/>
+      <w:pPr>
+        <w:tabs>
+          <w:tab w:val="num" w:pos="720"/>
+        </w:tabs>
+        <w:ind w:left="720" w:hanging="360"/>
+      </w:pPr>
+      <w:rPr>
+        <w:rFonts w:ascii="Symbol" w:hAnsi="Symbol" w:hint="default"/>
+        <w:sz w:val="20"/>
+      </w:rPr>
+    </w:lvl>
+    <w:lvl w:ilvl="1" w:tentative="1">
+      <w:start w:val="1"/>
+      <w:numFmt w:val="bullet"/>
+      <w:lvlText w:val="o"/>
+      <w:lvlJc w:val="left"/>
+      <w:pPr>
+        <w:tabs>
+          <w:tab w:val="num" w:pos="1440"/>
+        </w:tabs>
+        <w:ind w:left="1440" w:hanging="360"/>
+      </w:pPr>
+      <w:rPr>
+        <w:rFonts w:ascii="Courier New" w:hAnsi="Courier New" w:hint="default"/>
+        <w:sz w:val="20"/>
+      </w:rPr>
+    </w:lvl>
+    <w:lvl w:ilvl="2" w:tentative="1">
+      <w:start w:val="1"/>
+      <w:numFmt w:val="bullet"/>
+      <w:lvlText w:val=""/>
+      <w:lvlJc w:val="left"/>
+      <w:pPr>
+        <w:tabs>
+          <w:tab w:val="num" w:pos="2160"/>
+        </w:tabs>
+        <w:ind w:left="2160" w:hanging="360"/>
+      </w:pPr>
+      <w:rPr>
+        <w:rFonts w:ascii="Wingdings" w:hAnsi="Wingdings" w:hint="default"/>
+        <w:sz w:val="20"/>
+      </w:rPr>
+    </w:lvl>
+    <w:lvl w:ilvl="3" w:tentative="1">
+      <w:start w:val="1"/>
+      <w:numFmt w:val="bullet"/>
+      <w:lvlText w:val=""/>
+      <w:lvlJc w:val="left"/>
+      <w:pPr>
+        <w:tabs>
+          <w:tab w:val="num" w:pos="2880"/>
+        </w:tabs>
+        <w:ind w:left="2880" w:hanging="360"/>
+      </w:pPr>
+      <w:rPr>
+        <w:rFonts w:ascii="Wingdings" w:hAnsi="Wingdings" w:hint="default"/>
+        <w:sz w:val="20"/>
+      </w:rPr>
+    </w:lvl>
+    <w:lvl w:ilvl="4" w:tentative="1">
+      <w:start w:val="1"/>
+      <w:numFmt w:val="bullet"/>
+      <w:lvlText w:val=""/>
+      <w:lvlJc w:val="left"/>
+      <w:pPr>
+        <w:tabs>
+          <w:tab w:val="num" w:pos="3600"/>
+        </w:tabs>
+        <w:ind w:left="3600" w:hanging="360"/>
+      </w:pPr>
+      <w:rPr>
+        <w:rFonts w:ascii="Wingdings" w:hAnsi="Wingdings" w:hint="default"/>
+        <w:sz w:val="20"/>
+      </w:rPr>
+    </w:lvl>
+    <w:lvl w:ilvl="5" w:tentative="1">
+      <w:start w:val="1"/>
+      <w:numFmt w:val="bullet"/>
+      <w:lvlText w:val=""/>
+      <w:lvlJc w:val="left"/>
+      <w:pPr>
+        <w:tabs>
+          <w:tab w:val="num" w:pos="4320"/>
+        </w:tabs>
+        <w:ind w:left="4320" w:hanging="360"/>
+      </w:pPr>
+      <w:rPr>
+        <w:rFonts w:ascii="Wingdings" w:hAnsi="Wingdings" w:hint="default"/>
+        <w:sz w:val="20"/>
+      </w:rPr>
+    </w:lvl>
+    <w:lvl w:ilvl="6" w:tentative="1">
+      <w:start w:val="1"/>
+      <w:numFmt w:val="bullet"/>
+      <w:lvlText w:val=""/>
+      <w:lvlJc w:val="left"/>
+      <w:pPr>
+        <w:tabs>
+          <w:tab w:val="num" w:pos="5040"/>
+        </w:tabs>
+        <w:ind w:left="5040" w:hanging="360"/>
+      </w:pPr>
+      <w:rPr>
+        <w:rFonts w:ascii="Wingdings" w:hAnsi="Wingdings" w:hint="default"/>
+        <w:sz w:val="20"/>
+      </w:rPr>
+    </w:lvl>
+    <w:lvl w:ilvl="7" w:tentative="1">
+      <w:start w:val="1"/>
+      <w:numFmt w:val="bullet"/>
+      <w:lvlText w:val=""/>
+      <w:lvlJc w:val="left"/>
+      <w:pPr>
+        <w:tabs>
+          <w:tab w:val="num" w:pos="5760"/>
+        </w:tabs>
+        <w:ind w:left="5760" w:hanging="360"/>
+      </w:pPr>
+      <w:rPr>
+        <w:rFonts w:ascii="Wingdings" w:hAnsi="Wingdings" w:hint="default"/>
+        <w:sz w:val="20"/>
+      </w:rPr>
+    </w:lvl>
+    <w:lvl w:ilvl="8" w:tentative="1">
+      <w:start w:val="1"/>
+      <w:numFmt w:val="bullet"/>
+      <w:lvlText w:val=""/>
+      <w:lvlJc w:val="left"/>
+      <w:pPr>
+        <w:tabs>
+          <w:tab w:val="num" w:pos="6480"/>
+        </w:tabs>
+        <w:ind w:left="6480" w:hanging="360"/>
+      </w:pPr>
+      <w:rPr>
+        <w:rFonts w:ascii="Wingdings" w:hAnsi="Wingdings" w:hint="default"/>
+        <w:sz w:val="20"/>
+      </w:rPr>
+    </w:lvl>
+  </w:abstractNum>
+  <w:abstractNum w:abstractNumId="2">
+    <w:nsid w:val="33840181"/>
+    <w:multiLevelType w:val="multilevel"/>
+    <w:tmpl w:val="C0DADC86"/>
+    <w:lvl w:ilvl="0">
+      <w:start w:val="1"/>
+      <w:numFmt w:val="bullet"/>
+      <w:lvlText w:val=""/>
+      <w:lvlJc w:val="left"/>
+      <w:pPr>
+        <w:tabs>
+          <w:tab w:val="num" w:pos="720"/>
+        </w:tabs>
+        <w:ind w:left="720" w:hanging="360"/>
+      </w:pPr>
+      <w:rPr>
+        <w:rFonts w:ascii="Symbol" w:hAnsi="Symbol" w:hint="default"/>
+        <w:sz w:val="20"/>
+      </w:rPr>
+    </w:lvl>
+    <w:lvl w:ilvl="1" w:tentative="1">
+      <w:start w:val="1"/>
+      <w:numFmt w:val="bullet"/>
+      <w:lvlText w:val="o"/>
+      <w:lvlJc w:val="left"/>
+      <w:pPr>
+        <w:tabs>
+          <w:tab w:val="num" w:pos="1440"/>
+        </w:tabs>
+        <w:ind w:left="1440" w:hanging="360"/>
+      </w:pPr>
+      <w:rPr>
+        <w:rFonts w:ascii="Courier New" w:hAnsi="Courier New" w:hint="default"/>
+        <w:sz w:val="20"/>
+      </w:rPr>
+    </w:lvl>
+    <w:lvl w:ilvl="2" w:tentative="1">
+      <w:start w:val="1"/>
+      <w:numFmt w:val="bullet"/>
+      <w:lvlText w:val=""/>
+      <w:lvlJc w:val="left"/>
+      <w:pPr>
+        <w:tabs>
+          <w:tab w:val="num" w:pos="2160"/>
+        </w:tabs>
+        <w:ind w:left="2160" w:hanging="360"/>
+      </w:pPr>
+      <w:rPr>
+        <w:rFonts w:ascii="Wingdings" w:hAnsi="Wingdings" w:hint="default"/>
+        <w:sz w:val="20"/>
+      </w:rPr>
+    </w:lvl>
+    <w:lvl w:ilvl="3" w:tentative="1">
+      <w:start w:val="1"/>
+      <w:numFmt w:val="bullet"/>
+      <w:lvlText w:val=""/>
+      <w:lvlJc w:val="left"/>
+      <w:pPr>
+        <w:tabs>
+          <w:tab w:val="num" w:pos="2880"/>
+        </w:tabs>
+        <w:ind w:left="2880" w:hanging="360"/>
+      </w:pPr>
+      <w:rPr>
+        <w:rFonts w:ascii="Wingdings" w:hAnsi="Wingdings" w:hint="default"/>
+        <w:sz w:val="20"/>
+      </w:rPr>
+    </w:lvl>
+    <w:lvl w:ilvl="4" w:tentative="1">
+      <w:start w:val="1"/>
+      <w:numFmt w:val="bullet"/>
+      <w:lvlText w:val=""/>
+      <w:lvlJc w:val="left"/>
+      <w:pPr>
+        <w:tabs>
+          <w:tab w:val="num" w:pos="3600"/>
+        </w:tabs>
+        <w:ind w:left="3600" w:hanging="360"/>
+      </w:pPr>
+      <w:rPr>
+        <w:rFonts w:ascii="Wingdings" w:hAnsi="Wingdings" w:hint="default"/>
+        <w:sz w:val="20"/>
+      </w:rPr>
+    </w:lvl>
+    <w:lvl w:ilvl="5" w:tentative="1">
+      <w:start w:val="1"/>
+      <w:numFmt w:val="bullet"/>
+      <w:lvlText w:val=""/>
+      <w:lvlJc w:val="left"/>
+      <w:pPr>
+        <w:tabs>
+          <w:tab w:val="num" w:pos="4320"/>
+        </w:tabs>
+        <w:ind w:left="4320" w:hanging="360"/>
+      </w:pPr>
+      <w:rPr>
+        <w:rFonts w:ascii="Wingdings" w:hAnsi="Wingdings" w:hint="default"/>
+        <w:sz w:val="20"/>
+      </w:rPr>
+    </w:lvl>
+    <w:lvl w:ilvl="6" w:tentative="1">
+      <w:start w:val="1"/>
+      <w:numFmt w:val="bullet"/>
+      <w:lvlText w:val=""/>
+      <w:lvlJc w:val="left"/>
+      <w:pPr>
+        <w:tabs>
+          <w:tab w:val="num" w:pos="5040"/>
+        </w:tabs>
+        <w:ind w:left="5040" w:hanging="360"/>
+      </w:pPr>
+      <w:rPr>
+        <w:rFonts w:ascii="Wingdings" w:hAnsi="Wingdings" w:hint="default"/>
+        <w:sz w:val="20"/>
+      </w:rPr>
+    </w:lvl>
+    <w:lvl w:ilvl="7" w:tentative="1">
+      <w:start w:val="1"/>
+      <w:numFmt w:val="bullet"/>
+      <w:lvlText w:val=""/>
+      <w:lvlJc w:val="left"/>
+      <w:pPr>
+        <w:tabs>
+          <w:tab w:val="num" w:pos="5760"/>
+        </w:tabs>
+        <w:ind w:left="5760" w:hanging="360"/>
+      </w:pPr>
+      <w:rPr>
+        <w:rFonts w:ascii="Wingdings" w:hAnsi="Wingdings" w:hint="default"/>
+        <w:sz w:val="20"/>
+      </w:rPr>
+    </w:lvl>
+    <w:lvl w:ilvl="8" w:tentative="1">
+      <w:start w:val="1"/>
+      <w:numFmt w:val="bullet"/>
+      <w:lvlText w:val=""/>
+      <w:lvlJc w:val="left"/>
+      <w:pPr>
+        <w:tabs>
+          <w:tab w:val="num" w:pos="6480"/>
+        </w:tabs>
+        <w:ind w:left="6480" w:hanging="360"/>
+      </w:pPr>
+      <w:rPr>
+        <w:rFonts w:ascii="Wingdings" w:hAnsi="Wingdings" w:hint="default"/>
+        <w:sz w:val="20"/>
+      </w:rPr>
+    </w:lvl>
+  </w:abstractNum>
+  <w:abstractNum w:abstractNumId="3">
+    <w:nsid w:val="45F9275C"/>
+    <w:multiLevelType w:val="multilevel"/>
+    <w:tmpl w:val="6FAA6C9A"/>
+    <w:lvl w:ilvl="0">
+      <w:start w:val="1"/>
+      <w:numFmt w:val="bullet"/>
+      <w:lvlText w:val=""/>
+      <w:lvlJc w:val="left"/>
+      <w:pPr>
+        <w:tabs>
+          <w:tab w:val="num" w:pos="720"/>
+        </w:tabs>
+        <w:ind w:left="720" w:hanging="360"/>
+      </w:pPr>
+      <w:rPr>
+        <w:rFonts w:ascii="Symbol" w:hAnsi="Symbol" w:hint="default"/>
+        <w:sz w:val="20"/>
+      </w:rPr>
+    </w:lvl>
+    <w:lvl w:ilvl="1" w:tentative="1">
+      <w:start w:val="1"/>
+      <w:numFmt w:val="bullet"/>
+      <w:lvlText w:val="o"/>
+      <w:lvlJc w:val="left"/>
+      <w:pPr>
+        <w:tabs>
+          <w:tab w:val="num" w:pos="1440"/>
+        </w:tabs>
+        <w:ind w:left="1440" w:hanging="360"/>
+      </w:pPr>
+      <w:rPr>
+        <w:rFonts w:ascii="Courier New" w:hAnsi="Courier New" w:hint="default"/>
+        <w:sz w:val="20"/>
+      </w:rPr>
+    </w:lvl>
+    <w:lvl w:ilvl="2" w:tentative="1">
+      <w:start w:val="1"/>
+      <w:numFmt w:val="bullet"/>
+      <w:lvlText w:val=""/>
+      <w:lvlJc w:val="left"/>
+      <w:pPr>
+        <w:tabs>
+          <w:tab w:val="num" w:pos="2160"/>
+        </w:tabs>
+        <w:ind w:left="2160" w:hanging="360"/>
+      </w:pPr>
+      <w:rPr>
+        <w:rFonts w:ascii="Wingdings" w:hAnsi="Wingdings" w:hint="default"/>
+        <w:sz w:val="20"/>
+      </w:rPr>
+    </w:lvl>
+    <w:lvl w:ilvl="3" w:tentative="1">
+      <w:start w:val="1"/>
+      <w:numFmt w:val="bullet"/>
+      <w:lvlText w:val=""/>
+      <w:lvlJc w:val="left"/>
+      <w:pPr>
+        <w:tabs>
+          <w:tab w:val="num" w:pos="2880"/>
+        </w:tabs>
+        <w:ind w:left="2880" w:hanging="360"/>
+      </w:pPr>
+      <w:rPr>
+        <w:rFonts w:ascii="Wingdings" w:hAnsi="Wingdings" w:hint="default"/>
+        <w:sz w:val="20"/>
+      </w:rPr>
+    </w:lvl>
+    <w:lvl w:ilvl="4" w:tentative="1">
+      <w:start w:val="1"/>
+      <w:numFmt w:val="bullet"/>
+      <w:lvlText w:val=""/>
+      <w:lvlJc w:val="left"/>
+      <w:pPr>
+        <w:tabs>
+          <w:tab w:val="num" w:pos="3600"/>
+        </w:tabs>
+        <w:ind w:left="3600" w:hanging="360"/>
+      </w:pPr>
+      <w:rPr>
+        <w:rFonts w:ascii="Wingdings" w:hAnsi="Wingdings" w:hint="default"/>
+        <w:sz w:val="20"/>
+      </w:rPr>
+    </w:lvl>
+    <w:lvl w:ilvl="5" w:tentative="1">
+      <w:start w:val="1"/>
+      <w:numFmt w:val="bullet"/>
+      <w:lvlText w:val=""/>
+      <w:lvlJc w:val="left"/>
+      <w:pPr>
+        <w:tabs>
+          <w:tab w:val="num" w:pos="4320"/>
+        </w:tabs>
+        <w:ind w:left="4320" w:hanging="360"/>
+      </w:pPr>
+      <w:rPr>
+        <w:rFonts w:ascii="Wingdings" w:hAnsi="Wingdings" w:hint="default"/>
+        <w:sz w:val="20"/>
+      </w:rPr>
+    </w:lvl>
+    <w:lvl w:ilvl="6" w:tentative="1">
+      <w:start w:val="1"/>
+      <w:numFmt w:val="bullet"/>
+      <w:lvlText w:val=""/>
+      <w:lvlJc w:val="left"/>
+      <w:pPr>
+        <w:tabs>
+          <w:tab w:val="num" w:pos="5040"/>
+        </w:tabs>
+        <w:ind w:left="5040" w:hanging="360"/>
+      </w:pPr>
+      <w:rPr>
+        <w:rFonts w:ascii="Wingdings" w:hAnsi="Wingdings" w:hint="default"/>
+        <w:sz w:val="20"/>
+      </w:rPr>
+    </w:lvl>
+    <w:lvl w:ilvl="7" w:tentative="1">
+      <w:start w:val="1"/>
+      <w:numFmt w:val="bullet"/>
+      <w:lvlText w:val=""/>
+      <w:lvlJc w:val="left"/>
+      <w:pPr>
+        <w:tabs>
+          <w:tab w:val="num" w:pos="5760"/>
+        </w:tabs>
+        <w:ind w:left="5760" w:hanging="360"/>
+      </w:pPr>
+      <w:rPr>
+        <w:rFonts w:ascii="Wingdings" w:hAnsi="Wingdings" w:hint="default"/>
+        <w:sz w:val="20"/>
+      </w:rPr>
+    </w:lvl>
+    <w:lvl w:ilvl="8" w:tentative="1">
+      <w:start w:val="1"/>
+      <w:numFmt w:val="bullet"/>
+      <w:lvlText w:val=""/>
+      <w:lvlJc w:val="left"/>
+      <w:pPr>
+        <w:tabs>
+          <w:tab w:val="num" w:pos="6480"/>
+        </w:tabs>
+        <w:ind w:left="6480" w:hanging="360"/>
+      </w:pPr>
+      <w:rPr>
+        <w:rFonts w:ascii="Wingdings" w:hAnsi="Wingdings" w:hint="default"/>
+        <w:sz w:val="20"/>
+      </w:rPr>
+    </w:lvl>
+  </w:abstractNum>
+  <w:abstractNum w:abstractNumId="4">
+    <w:nsid w:val="5B035DD8"/>
+    <w:multiLevelType w:val="multilevel"/>
+    <w:tmpl w:val="F74CE6EE"/>
+    <w:lvl w:ilvl="0">
+      <w:start w:val="1"/>
+      <w:numFmt w:val="decimal"/>
+      <w:lvlText w:val="%1."/>
+      <w:lvlJc w:val="left"/>
+      <w:pPr>
+        <w:tabs>
+          <w:tab w:val="num" w:pos="720"/>
+        </w:tabs>
+        <w:ind w:left="720" w:hanging="360"/>
+      </w:pPr>
+    </w:lvl>
+    <w:lvl w:ilvl="1" w:tentative="1">
+      <w:start w:val="1"/>
+      <w:numFmt w:val="decimal"/>
+      <w:lvlText w:val="%2."/>
+      <w:lvlJc w:val="left"/>
+      <w:pPr>
+        <w:tabs>
+          <w:tab w:val="num" w:pos="1440"/>
+        </w:tabs>
+        <w:ind w:left="1440" w:hanging="360"/>
+      </w:pPr>
+    </w:lvl>
+    <w:lvl w:ilvl="2" w:tentative="1">
+      <w:start w:val="1"/>
+      <w:numFmt w:val="decimal"/>
+      <w:lvlText w:val="%3."/>
+      <w:lvlJc w:val="left"/>
+      <w:pPr>
+        <w:tabs>
+          <w:tab w:val="num" w:pos="2160"/>
+        </w:tabs>
+        <w:ind w:left="2160" w:hanging="360"/>
+      </w:pPr>
+    </w:lvl>
+    <w:lvl w:ilvl="3" w:tentative="1">
+      <w:start w:val="1"/>
+      <w:numFmt w:val="decimal"/>
+      <w:lvlText w:val="%4."/>
+      <w:lvlJc w:val="left"/>
+      <w:pPr>
+        <w:tabs>
+          <w:tab w:val="num" w:pos="2880"/>
+        </w:tabs>
+        <w:ind w:left="2880" w:hanging="360"/>
+      </w:pPr>
+    </w:lvl>
+    <w:lvl w:ilvl="4" w:tentative="1">
+      <w:start w:val="1"/>
+      <w:numFmt w:val="decimal"/>
+      <w:lvlText w:val="%5."/>
+      <w:lvlJc w:val="left"/>
+      <w:pPr>
+        <w:tabs>
+          <w:tab w:val="num" w:pos="3600"/>
+        </w:tabs>
+        <w:ind w:left="3600" w:hanging="360"/>
+      </w:pPr>
+    </w:lvl>
+    <w:lvl w:ilvl="5" w:tentative="1">
+      <w:start w:val="1"/>
+      <w:numFmt w:val="decimal"/>
+      <w:lvlText w:val="%6."/>
+      <w:lvlJc w:val="left"/>
+      <w:pPr>
+        <w:tabs>
+          <w:tab w:val="num" w:pos="4320"/>
+        </w:tabs>
+        <w:ind w:left="4320" w:hanging="360"/>
+      </w:pPr>
+    </w:lvl>
+    <w:lvl w:ilvl="6" w:tentative="1">
+      <w:start w:val="1"/>
+      <w:numFmt w:val="decimal"/>
+      <w:lvlText w:val="%7."/>
+      <w:lvlJc w:val="left"/>
+      <w:pPr>
+        <w:tabs>
+          <w:tab w:val="num" w:pos="5040"/>
+        </w:tabs>
+        <w:ind w:left="5040" w:hanging="360"/>
+      </w:pPr>
+    </w:lvl>
+    <w:lvl w:ilvl="7" w:tentative="1">
+      <w:start w:val="1"/>
+      <w:numFmt w:val="decimal"/>
+      <w:lvlText w:val="%8."/>
+      <w:lvlJc w:val="left"/>
+      <w:pPr>
+        <w:tabs>
+          <w:tab w:val="num" w:pos="5760"/>
+        </w:tabs>
+        <w:ind w:left="5760" w:hanging="360"/>
+      </w:pPr>
+    </w:lvl>
+    <w:lvl w:ilvl="8" w:tentative="1">
+      <w:start w:val="1"/>
+      <w:numFmt w:val="decimal"/>
+      <w:lvlText w:val="%9."/>
+      <w:lvlJc w:val="left"/>
+      <w:pPr>
+        <w:tabs>
+          <w:tab w:val="num" w:pos="6480"/>
+        </w:tabs>
+        <w:ind w:left="6480" w:hanging="360"/>
+      </w:pPr>
+    </w:lvl>
+  </w:abstractNum>
+  <w:abstractNum w:abstractNumId="5">
+    <w:nsid w:val="5E594327"/>
+    <w:multiLevelType w:val="multilevel"/>
+    <w:tmpl w:val="CA8CD58C"/>
+    <w:lvl w:ilvl="0">
+      <w:start w:val="1"/>
+      <w:numFmt w:val="bullet"/>
+      <w:lvlText w:val=""/>
+      <w:lvlJc w:val="left"/>
+      <w:pPr>
+        <w:tabs>
+          <w:tab w:val="num" w:pos="720"/>
+        </w:tabs>
+        <w:ind w:left="720" w:hanging="360"/>
+      </w:pPr>
+      <w:rPr>
+        <w:rFonts w:ascii="Symbol" w:hAnsi="Symbol" w:hint="default"/>
+        <w:sz w:val="20"/>
+      </w:rPr>
+    </w:lvl>
+    <w:lvl w:ilvl="1" w:tentative="1">
+      <w:start w:val="1"/>
+      <w:numFmt w:val="bullet"/>
+      <w:lvlText w:val="o"/>
+      <w:lvlJc w:val="left"/>
+      <w:pPr>
+        <w:tabs>
+          <w:tab w:val="num" w:pos="1440"/>
+        </w:tabs>
+        <w:ind w:left="1440" w:hanging="360"/>
+      </w:pPr>
+      <w:rPr>
+        <w:rFonts w:ascii="Courier New" w:hAnsi="Courier New" w:hint="default"/>
+        <w:sz w:val="20"/>
+      </w:rPr>
+    </w:lvl>
+    <w:lvl w:ilvl="2" w:tentative="1">
+      <w:start w:val="1"/>
+      <w:numFmt w:val="bullet"/>
+      <w:lvlText w:val=""/>
+      <w:lvlJc w:val="left"/>
+      <w:pPr>
+        <w:tabs>
+          <w:tab w:val="num" w:pos="2160"/>
+        </w:tabs>
+        <w:ind w:left="2160" w:hanging="360"/>
+      </w:pPr>
+      <w:rPr>
+        <w:rFonts w:ascii="Wingdings" w:hAnsi="Wingdings" w:hint="default"/>
+        <w:sz w:val="20"/>
+      </w:rPr>
+    </w:lvl>
+    <w:lvl w:ilvl="3" w:tentative="1">
+      <w:start w:val="1"/>
+      <w:numFmt w:val="bullet"/>
+      <w:lvlText w:val=""/>
+      <w:lvlJc w:val="left"/>
+      <w:pPr>
+        <w:tabs>
+          <w:tab w:val="num" w:pos="2880"/>
+        </w:tabs>
+        <w:ind w:left="2880" w:hanging="360"/>
+      </w:pPr>
+      <w:rPr>
+        <w:rFonts w:ascii="Wingdings" w:hAnsi="Wingdings" w:hint="default"/>
+        <w:sz w:val="20"/>
+      </w:rPr>
+    </w:lvl>
+    <w:lvl w:ilvl="4" w:tentative="1">
+      <w:start w:val="1"/>
+      <w:numFmt w:val="bullet"/>
+      <w:lvlText w:val=""/>
+      <w:lvlJc w:val="left"/>
+      <w:pPr>
+        <w:tabs>
+          <w:tab w:val="num" w:pos="3600"/>
+        </w:tabs>
+        <w:ind w:left="3600" w:hanging="360"/>
+      </w:pPr>
+      <w:rPr>
+        <w:rFonts w:ascii="Wingdings" w:hAnsi="Wingdings" w:hint="default"/>
+        <w:sz w:val="20"/>
+      </w:rPr>
+    </w:lvl>
+    <w:lvl w:ilvl="5" w:tentative="1">
+      <w:start w:val="1"/>
+      <w:numFmt w:val="bullet"/>
+      <w:lvlText w:val=""/>
+      <w:lvlJc w:val="left"/>
+      <w:pPr>
+        <w:tabs>
+          <w:tab w:val="num" w:pos="4320"/>
+        </w:tabs>
+        <w:ind w:left="4320" w:hanging="360"/>
+      </w:pPr>
+      <w:rPr>
+        <w:rFonts w:ascii="Wingdings" w:hAnsi="Wingdings" w:hint="default"/>
+        <w:sz w:val="20"/>
+      </w:rPr>
+    </w:lvl>
+    <w:lvl w:ilvl="6" w:tentative="1">
+      <w:start w:val="1"/>
+      <w:numFmt w:val="bullet"/>
+      <w:lvlText w:val=""/>
+      <w:lvlJc w:val="left"/>
+      <w:pPr>
+        <w:tabs>
+          <w:tab w:val="num" w:pos="5040"/>
+        </w:tabs>
+        <w:ind w:left="5040" w:hanging="360"/>
+      </w:pPr>
+      <w:rPr>
+        <w:rFonts w:ascii="Wingdings" w:hAnsi="Wingdings" w:hint="default"/>
+        <w:sz w:val="20"/>
+      </w:rPr>
+    </w:lvl>
+    <w:lvl w:ilvl="7" w:tentative="1">
+      <w:start w:val="1"/>
+      <w:numFmt w:val="bullet"/>
+      <w:lvlText w:val=""/>
+      <w:lvlJc w:val="left"/>
+      <w:pPr>
+        <w:tabs>
+          <w:tab w:val="num" w:pos="5760"/>
+        </w:tabs>
+        <w:ind w:left="5760" w:hanging="360"/>
+      </w:pPr>
+      <w:rPr>
+        <w:rFonts w:ascii="Wingdings" w:hAnsi="Wingdings" w:hint="default"/>
+        <w:sz w:val="20"/>
+      </w:rPr>
+    </w:lvl>
+    <w:lvl w:ilvl="8" w:tentative="1">
+      <w:start w:val="1"/>
+      <w:numFmt w:val="bullet"/>
+      <w:lvlText w:val=""/>
+      <w:lvlJc w:val="left"/>
+      <w:pPr>
+        <w:tabs>
+          <w:tab w:val="num" w:pos="6480"/>
+        </w:tabs>
+        <w:ind w:left="6480" w:hanging="360"/>
+      </w:pPr>
+      <w:rPr>
+        <w:rFonts w:ascii="Wingdings" w:hAnsi="Wingdings" w:hint="default"/>
+        <w:sz w:val="20"/>
+      </w:rPr>
+    </w:lvl>
+  </w:abstractNum>
+  <w:abstractNum w:abstractNumId="6">
+    <w:nsid w:val="641844CC"/>
+    <w:multiLevelType w:val="multilevel"/>
+    <w:tmpl w:val="10025D98"/>
+    <w:lvl w:ilvl="0">
+      <w:start w:val="1"/>
+      <w:numFmt w:val="bullet"/>
+      <w:lvlText w:val=""/>
+      <w:lvlJc w:val="left"/>
+      <w:pPr>
+        <w:tabs>
+          <w:tab w:val="num" w:pos="720"/>
+        </w:tabs>
+        <w:ind w:left="720" w:hanging="360"/>
+      </w:pPr>
+      <w:rPr>
+        <w:rFonts w:ascii="Symbol" w:hAnsi="Symbol" w:hint="default"/>
+        <w:sz w:val="20"/>
+      </w:rPr>
+    </w:lvl>
+    <w:lvl w:ilvl="1" w:tentative="1">
+      <w:start w:val="1"/>
+      <w:numFmt w:val="bullet"/>
+      <w:lvlText w:val="o"/>
+      <w:lvlJc w:val="left"/>
+      <w:pPr>
+        <w:tabs>
+          <w:tab w:val="num" w:pos="1440"/>
+        </w:tabs>
+        <w:ind w:left="1440" w:hanging="360"/>
+      </w:pPr>
+      <w:rPr>
+        <w:rFonts w:ascii="Courier New" w:hAnsi="Courier New" w:hint="default"/>
+        <w:sz w:val="20"/>
+      </w:rPr>
+    </w:lvl>
+    <w:lvl w:ilvl="2" w:tentative="1">
+      <w:start w:val="1"/>
+      <w:numFmt w:val="bullet"/>
+      <w:lvlText w:val=""/>
+      <w:lvlJc w:val="left"/>
+      <w:pPr>
+        <w:tabs>
+          <w:tab w:val="num" w:pos="2160"/>
+        </w:tabs>
+        <w:ind w:left="2160" w:hanging="360"/>
+      </w:pPr>
+      <w:rPr>
+        <w:rFonts w:ascii="Wingdings" w:hAnsi="Wingdings" w:hint="default"/>
+        <w:sz w:val="20"/>
+      </w:rPr>
+    </w:lvl>
+    <w:lvl w:ilvl="3" w:tentative="1">
+      <w:start w:val="1"/>
+      <w:numFmt w:val="bullet"/>
+      <w:lvlText w:val=""/>
+      <w:lvlJc w:val="left"/>
+      <w:pPr>
+        <w:tabs>
+          <w:tab w:val="num" w:pos="2880"/>
+        </w:tabs>
+        <w:ind w:left="2880" w:hanging="360"/>
+      </w:pPr>
+      <w:rPr>
+        <w:rFonts w:ascii="Wingdings" w:hAnsi="Wingdings" w:hint="default"/>
+        <w:sz w:val="20"/>
+      </w:rPr>
+    </w:lvl>
+    <w:lvl w:ilvl="4" w:tentative="1">
+      <w:start w:val="1"/>
+      <w:numFmt w:val="bullet"/>
+      <w:lvlText w:val=""/>
+      <w:lvlJc w:val="left"/>
+      <w:pPr>
+        <w:tabs>
+          <w:tab w:val="num" w:pos="3600"/>
+        </w:tabs>
+        <w:ind w:left="3600" w:hanging="360"/>
+      </w:pPr>
+      <w:rPr>
+        <w:rFonts w:ascii="Wingdings" w:hAnsi="Wingdings" w:hint="default"/>
+        <w:sz w:val="20"/>
+      </w:rPr>
+    </w:lvl>
+    <w:lvl w:ilvl="5" w:tentative="1">
+      <w:start w:val="1"/>
+      <w:numFmt w:val="bullet"/>
+      <w:lvlText w:val=""/>
+      <w:lvlJc w:val="left"/>
+      <w:pPr>
+        <w:tabs>
+          <w:tab w:val="num" w:pos="4320"/>
+        </w:tabs>
+        <w:ind w:left="4320" w:hanging="360"/>
+      </w:pPr>
+      <w:rPr>
+        <w:rFonts w:ascii="Wingdings" w:hAnsi="Wingdings" w:hint="default"/>
+        <w:sz w:val="20"/>
+      </w:rPr>
+    </w:lvl>
+    <w:lvl w:ilvl="6" w:tentative="1">
+      <w:start w:val="1"/>
+      <w:numFmt w:val="bullet"/>
+      <w:lvlText w:val=""/>
+      <w:lvlJc w:val="left"/>
+      <w:pPr>
+        <w:tabs>
+          <w:tab w:val="num" w:pos="5040"/>
+        </w:tabs>
+        <w:ind w:left="5040" w:hanging="360"/>
+      </w:pPr>
+      <w:rPr>
+        <w:rFonts w:ascii="Wingdings" w:hAnsi="Wingdings" w:hint="default"/>
+        <w:sz w:val="20"/>
+      </w:rPr>
+    </w:lvl>
+    <w:lvl w:ilvl="7" w:tentative="1">
+      <w:start w:val="1"/>
+      <w:numFmt w:val="bullet"/>
+      <w:lvlText w:val=""/>
+      <w:lvlJc w:val="left"/>
+      <w:pPr>
+        <w:tabs>
+          <w:tab w:val="num" w:pos="5760"/>
+        </w:tabs>
+        <w:ind w:left="5760" w:hanging="360"/>
+      </w:pPr>
+      <w:rPr>
+        <w:rFonts w:ascii="Wingdings" w:hAnsi="Wingdings" w:hint="default"/>
+        <w:sz w:val="20"/>
+      </w:rPr>
+    </w:lvl>
+    <w:lvl w:ilvl="8" w:tentative="1">
+      <w:start w:val="1"/>
+      <w:numFmt w:val="bullet"/>
+      <w:lvlText w:val=""/>
+      <w:lvlJc w:val="left"/>
+      <w:pPr>
+        <w:tabs>
+          <w:tab w:val="num" w:pos="6480"/>
+        </w:tabs>
+        <w:ind w:left="6480" w:hanging="360"/>
+      </w:pPr>
+      <w:rPr>
+        <w:rFonts w:ascii="Wingdings" w:hAnsi="Wingdings" w:hint="default"/>
+        <w:sz w:val="20"/>
+      </w:rPr>
+    </w:lvl>
+  </w:abstractNum>
+  <w:num w:numId="1">
+    <w:abstractNumId w:val="3"/>
+  </w:num>
+  <w:num w:numId="2">
+    <w:abstractNumId w:val="4"/>
+  </w:num>
+  <w:num w:numId="3">
+    <w:abstractNumId w:val="6"/>
+  </w:num>
+  <w:num w:numId="4">
+    <w:abstractNumId w:val="1"/>
+  </w:num>
+  <w:num w:numId="5">
+    <w:abstractNumId w:val="5"/>
+  </w:num>
+  <w:num w:numId="6">
+    <w:abstractNumId w:val="0"/>
+  </w:num>
+  <w:num w:numId="7">
+    <w:abstractNumId w:val="2"/>
+  </w:num>
+</w:numbering>
 </file>
 
 <file path=word/styles.xml><?xml version="1.0" encoding="utf-8"?>
@@ -4843,6 +11240,44 @@
     <w:name w:val="Normal"/>
     <w:qFormat/>
   </w:style>
+  <w:style w:type="paragraph" w:styleId="Heading2">
+    <w:name w:val="heading 2"/>
+    <w:basedOn w:val="Normal"/>
+    <w:link w:val="Heading2Char"/>
+    <w:uiPriority w:val="9"/>
+    <w:qFormat/>
+    <w:rsid w:val="006A1EAF"/>
+    <w:pPr>
+      <w:spacing w:before="100" w:beforeAutospacing="1" w:after="100" w:afterAutospacing="1" w:line="240" w:lineRule="auto"/>
+      <w:outlineLvl w:val="1"/>
+    </w:pPr>
+    <w:rPr>
+      <w:rFonts w:ascii="Times New Roman" w:eastAsia="Times New Roman" w:hAnsi="Times New Roman" w:cs="Times New Roman"/>
+      <w:b/>
+      <w:bCs/>
+      <w:sz w:val="36"/>
+      <w:szCs w:val="36"/>
+    </w:rPr>
+  </w:style>
+  <w:style w:type="paragraph" w:styleId="Heading3">
+    <w:name w:val="heading 3"/>
+    <w:basedOn w:val="Normal"/>
+    <w:link w:val="Heading3Char"/>
+    <w:uiPriority w:val="9"/>
+    <w:qFormat/>
+    <w:rsid w:val="006A1EAF"/>
+    <w:pPr>
+      <w:spacing w:before="100" w:beforeAutospacing="1" w:after="100" w:afterAutospacing="1" w:line="240" w:lineRule="auto"/>
+      <w:outlineLvl w:val="2"/>
+    </w:pPr>
+    <w:rPr>
+      <w:rFonts w:ascii="Times New Roman" w:eastAsia="Times New Roman" w:hAnsi="Times New Roman" w:cs="Times New Roman"/>
+      <w:b/>
+      <w:bCs/>
+      <w:sz w:val="27"/>
+      <w:szCs w:val="27"/>
+    </w:rPr>
+  </w:style>
   <w:style w:type="character" w:default="1" w:styleId="DefaultParagraphFont">
     <w:name w:val="Default Paragraph Font"/>
     <w:uiPriority w:val="1"/>
@@ -4874,7 +11309,6 @@
     <w:name w:val="Normal (Web)"/>
     <w:basedOn w:val="Normal"/>
     <w:uiPriority w:val="99"/>
-    <w:semiHidden/>
     <w:unhideWhenUsed/>
     <w:rsid w:val="00914D0B"/>
     <w:pPr>
@@ -4926,6 +11360,293 @@
       <w:sz w:val="16"/>
       <w:szCs w:val="16"/>
     </w:rPr>
+  </w:style>
+  <w:style w:type="character" w:customStyle="1" w:styleId="Heading2Char">
+    <w:name w:val="Heading 2 Char"/>
+    <w:basedOn w:val="DefaultParagraphFont"/>
+    <w:link w:val="Heading2"/>
+    <w:uiPriority w:val="9"/>
+    <w:rsid w:val="006A1EAF"/>
+    <w:rPr>
+      <w:rFonts w:ascii="Times New Roman" w:eastAsia="Times New Roman" w:hAnsi="Times New Roman" w:cs="Times New Roman"/>
+      <w:b/>
+      <w:bCs/>
+      <w:sz w:val="36"/>
+      <w:szCs w:val="36"/>
+    </w:rPr>
+  </w:style>
+  <w:style w:type="character" w:customStyle="1" w:styleId="Heading3Char">
+    <w:name w:val="Heading 3 Char"/>
+    <w:basedOn w:val="DefaultParagraphFont"/>
+    <w:link w:val="Heading3"/>
+    <w:uiPriority w:val="9"/>
+    <w:rsid w:val="006A1EAF"/>
+    <w:rPr>
+      <w:rFonts w:ascii="Times New Roman" w:eastAsia="Times New Roman" w:hAnsi="Times New Roman" w:cs="Times New Roman"/>
+      <w:b/>
+      <w:bCs/>
+      <w:sz w:val="27"/>
+      <w:szCs w:val="27"/>
+    </w:rPr>
+  </w:style>
+  <w:style w:type="character" w:styleId="HTMLCode">
+    <w:name w:val="HTML Code"/>
+    <w:basedOn w:val="DefaultParagraphFont"/>
+    <w:uiPriority w:val="99"/>
+    <w:semiHidden/>
+    <w:unhideWhenUsed/>
+    <w:rsid w:val="006A1EAF"/>
+    <w:rPr>
+      <w:rFonts w:ascii="Courier New" w:eastAsia="Times New Roman" w:hAnsi="Courier New" w:cs="Courier New"/>
+      <w:sz w:val="20"/>
+      <w:szCs w:val="20"/>
+    </w:rPr>
+  </w:style>
+  <w:style w:type="character" w:styleId="Emphasis">
+    <w:name w:val="Emphasis"/>
+    <w:basedOn w:val="DefaultParagraphFont"/>
+    <w:uiPriority w:val="20"/>
+    <w:qFormat/>
+    <w:rsid w:val="006A1EAF"/>
+    <w:rPr>
+      <w:i/>
+      <w:iCs/>
+    </w:rPr>
+  </w:style>
+  <w:style w:type="table" w:styleId="TableGrid">
+    <w:name w:val="Table Grid"/>
+    <w:basedOn w:val="TableNormal"/>
+    <w:uiPriority w:val="59"/>
+    <w:rsid w:val="006A1EAF"/>
+    <w:pPr>
+      <w:spacing w:after="0" w:line="240" w:lineRule="auto"/>
+    </w:pPr>
+    <w:tblPr>
+      <w:tblInd w:w="0" w:type="dxa"/>
+      <w:tblBorders>
+        <w:top w:val="single" w:sz="4" w:space="0" w:color="auto"/>
+        <w:left w:val="single" w:sz="4" w:space="0" w:color="auto"/>
+        <w:bottom w:val="single" w:sz="4" w:space="0" w:color="auto"/>
+        <w:right w:val="single" w:sz="4" w:space="0" w:color="auto"/>
+        <w:insideH w:val="single" w:sz="4" w:space="0" w:color="auto"/>
+        <w:insideV w:val="single" w:sz="4" w:space="0" w:color="auto"/>
+      </w:tblBorders>
+      <w:tblCellMar>
+        <w:top w:w="0" w:type="dxa"/>
+        <w:left w:w="108" w:type="dxa"/>
+        <w:bottom w:w="0" w:type="dxa"/>
+        <w:right w:w="108" w:type="dxa"/>
+      </w:tblCellMar>
+    </w:tblPr>
+  </w:style>
+  <w:style w:type="table" w:styleId="LightShading">
+    <w:name w:val="Light Shading"/>
+    <w:basedOn w:val="TableNormal"/>
+    <w:uiPriority w:val="60"/>
+    <w:rsid w:val="006A1EAF"/>
+    <w:pPr>
+      <w:spacing w:after="0" w:line="240" w:lineRule="auto"/>
+    </w:pPr>
+    <w:rPr>
+      <w:color w:val="000000" w:themeColor="text1" w:themeShade="BF"/>
+    </w:rPr>
+    <w:tblPr>
+      <w:tblStyleRowBandSize w:val="1"/>
+      <w:tblStyleColBandSize w:val="1"/>
+      <w:tblInd w:w="0" w:type="dxa"/>
+      <w:tblBorders>
+        <w:top w:val="single" w:sz="8" w:space="0" w:color="000000" w:themeColor="text1"/>
+        <w:bottom w:val="single" w:sz="8" w:space="0" w:color="000000" w:themeColor="text1"/>
+      </w:tblBorders>
+      <w:tblCellMar>
+        <w:top w:w="0" w:type="dxa"/>
+        <w:left w:w="108" w:type="dxa"/>
+        <w:bottom w:w="0" w:type="dxa"/>
+        <w:right w:w="108" w:type="dxa"/>
+      </w:tblCellMar>
+    </w:tblPr>
+    <w:tblStylePr w:type="firstRow">
+      <w:pPr>
+        <w:spacing w:before="0" w:after="0" w:line="240" w:lineRule="auto"/>
+      </w:pPr>
+      <w:rPr>
+        <w:b/>
+        <w:bCs/>
+      </w:rPr>
+      <w:tblPr/>
+      <w:tcPr>
+        <w:tcBorders>
+          <w:top w:val="single" w:sz="8" w:space="0" w:color="000000" w:themeColor="text1"/>
+          <w:left w:val="nil"/>
+          <w:bottom w:val="single" w:sz="8" w:space="0" w:color="000000" w:themeColor="text1"/>
+          <w:right w:val="nil"/>
+          <w:insideH w:val="nil"/>
+          <w:insideV w:val="nil"/>
+        </w:tcBorders>
+      </w:tcPr>
+    </w:tblStylePr>
+    <w:tblStylePr w:type="lastRow">
+      <w:pPr>
+        <w:spacing w:before="0" w:after="0" w:line="240" w:lineRule="auto"/>
+      </w:pPr>
+      <w:rPr>
+        <w:b/>
+        <w:bCs/>
+      </w:rPr>
+      <w:tblPr/>
+      <w:tcPr>
+        <w:tcBorders>
+          <w:top w:val="single" w:sz="8" w:space="0" w:color="000000" w:themeColor="text1"/>
+          <w:left w:val="nil"/>
+          <w:bottom w:val="single" w:sz="8" w:space="0" w:color="000000" w:themeColor="text1"/>
+          <w:right w:val="nil"/>
+          <w:insideH w:val="nil"/>
+          <w:insideV w:val="nil"/>
+        </w:tcBorders>
+      </w:tcPr>
+    </w:tblStylePr>
+    <w:tblStylePr w:type="firstCol">
+      <w:rPr>
+        <w:b/>
+        <w:bCs/>
+      </w:rPr>
+    </w:tblStylePr>
+    <w:tblStylePr w:type="lastCol">
+      <w:rPr>
+        <w:b/>
+        <w:bCs/>
+      </w:rPr>
+    </w:tblStylePr>
+    <w:tblStylePr w:type="band1Vert">
+      <w:tblPr/>
+      <w:tcPr>
+        <w:tcBorders>
+          <w:left w:val="nil"/>
+          <w:right w:val="nil"/>
+          <w:insideH w:val="nil"/>
+          <w:insideV w:val="nil"/>
+        </w:tcBorders>
+        <w:shd w:val="clear" w:color="auto" w:fill="C0C0C0" w:themeFill="text1" w:themeFillTint="3F"/>
+      </w:tcPr>
+    </w:tblStylePr>
+    <w:tblStylePr w:type="band1Horz">
+      <w:tblPr/>
+      <w:tcPr>
+        <w:tcBorders>
+          <w:left w:val="nil"/>
+          <w:right w:val="nil"/>
+          <w:insideH w:val="nil"/>
+          <w:insideV w:val="nil"/>
+        </w:tcBorders>
+        <w:shd w:val="clear" w:color="auto" w:fill="C0C0C0" w:themeFill="text1" w:themeFillTint="3F"/>
+      </w:tcPr>
+    </w:tblStylePr>
+  </w:style>
+  <w:style w:type="table" w:styleId="MediumShading1">
+    <w:name w:val="Medium Shading 1"/>
+    <w:basedOn w:val="TableNormal"/>
+    <w:uiPriority w:val="63"/>
+    <w:rsid w:val="006A1EAF"/>
+    <w:pPr>
+      <w:spacing w:after="0" w:line="240" w:lineRule="auto"/>
+    </w:pPr>
+    <w:tblPr>
+      <w:tblStyleRowBandSize w:val="1"/>
+      <w:tblStyleColBandSize w:val="1"/>
+      <w:tblInd w:w="0" w:type="dxa"/>
+      <w:tblBorders>
+        <w:top w:val="single" w:sz="8" w:space="0" w:color="404040" w:themeColor="text1" w:themeTint="BF"/>
+        <w:left w:val="single" w:sz="8" w:space="0" w:color="404040" w:themeColor="text1" w:themeTint="BF"/>
+        <w:bottom w:val="single" w:sz="8" w:space="0" w:color="404040" w:themeColor="text1" w:themeTint="BF"/>
+        <w:right w:val="single" w:sz="8" w:space="0" w:color="404040" w:themeColor="text1" w:themeTint="BF"/>
+        <w:insideH w:val="single" w:sz="8" w:space="0" w:color="404040" w:themeColor="text1" w:themeTint="BF"/>
+      </w:tblBorders>
+      <w:tblCellMar>
+        <w:top w:w="0" w:type="dxa"/>
+        <w:left w:w="108" w:type="dxa"/>
+        <w:bottom w:w="0" w:type="dxa"/>
+        <w:right w:w="108" w:type="dxa"/>
+      </w:tblCellMar>
+    </w:tblPr>
+    <w:tblStylePr w:type="firstRow">
+      <w:pPr>
+        <w:spacing w:before="0" w:after="0" w:line="240" w:lineRule="auto"/>
+      </w:pPr>
+      <w:rPr>
+        <w:b/>
+        <w:bCs/>
+        <w:color w:val="FFFFFF" w:themeColor="background1"/>
+      </w:rPr>
+      <w:tblPr/>
+      <w:tcPr>
+        <w:tcBorders>
+          <w:top w:val="single" w:sz="8" w:space="0" w:color="404040" w:themeColor="text1" w:themeTint="BF"/>
+          <w:left w:val="single" w:sz="8" w:space="0" w:color="404040" w:themeColor="text1" w:themeTint="BF"/>
+          <w:bottom w:val="single" w:sz="8" w:space="0" w:color="404040" w:themeColor="text1" w:themeTint="BF"/>
+          <w:right w:val="single" w:sz="8" w:space="0" w:color="404040" w:themeColor="text1" w:themeTint="BF"/>
+          <w:insideH w:val="nil"/>
+          <w:insideV w:val="nil"/>
+        </w:tcBorders>
+        <w:shd w:val="clear" w:color="auto" w:fill="000000" w:themeFill="text1"/>
+      </w:tcPr>
+    </w:tblStylePr>
+    <w:tblStylePr w:type="lastRow">
+      <w:pPr>
+        <w:spacing w:before="0" w:after="0" w:line="240" w:lineRule="auto"/>
+      </w:pPr>
+      <w:rPr>
+        <w:b/>
+        <w:bCs/>
+      </w:rPr>
+      <w:tblPr/>
+      <w:tcPr>
+        <w:tcBorders>
+          <w:top w:val="double" w:sz="6" w:space="0" w:color="404040" w:themeColor="text1" w:themeTint="BF"/>
+          <w:left w:val="single" w:sz="8" w:space="0" w:color="404040" w:themeColor="text1" w:themeTint="BF"/>
+          <w:bottom w:val="single" w:sz="8" w:space="0" w:color="404040" w:themeColor="text1" w:themeTint="BF"/>
+          <w:right w:val="single" w:sz="8" w:space="0" w:color="404040" w:themeColor="text1" w:themeTint="BF"/>
+          <w:insideH w:val="nil"/>
+          <w:insideV w:val="nil"/>
+        </w:tcBorders>
+      </w:tcPr>
+    </w:tblStylePr>
+    <w:tblStylePr w:type="firstCol">
+      <w:rPr>
+        <w:b/>
+        <w:bCs/>
+      </w:rPr>
+    </w:tblStylePr>
+    <w:tblStylePr w:type="lastCol">
+      <w:rPr>
+        <w:b/>
+        <w:bCs/>
+      </w:rPr>
+    </w:tblStylePr>
+    <w:tblStylePr w:type="band1Vert">
+      <w:tblPr/>
+      <w:tcPr>
+        <w:shd w:val="clear" w:color="auto" w:fill="C0C0C0" w:themeFill="text1" w:themeFillTint="3F"/>
+      </w:tcPr>
+    </w:tblStylePr>
+    <w:tblStylePr w:type="band1Horz">
+      <w:tblPr/>
+      <w:tcPr>
+        <w:tcBorders>
+          <w:insideH w:val="nil"/>
+          <w:insideV w:val="nil"/>
+        </w:tcBorders>
+        <w:shd w:val="clear" w:color="auto" w:fill="C0C0C0" w:themeFill="text1" w:themeFillTint="3F"/>
+      </w:tcPr>
+    </w:tblStylePr>
+    <w:tblStylePr w:type="band2Horz">
+      <w:tblPr/>
+      <w:tcPr>
+        <w:tcBorders>
+          <w:insideH w:val="nil"/>
+          <w:insideV w:val="nil"/>
+        </w:tcBorders>
+      </w:tcPr>
+    </w:tblStylePr>
   </w:style>
 </w:styles>
 </file>
@@ -5090,6 +11811,44 @@
     <w:name w:val="Normal"/>
     <w:qFormat/>
   </w:style>
+  <w:style w:type="paragraph" w:styleId="Heading2">
+    <w:name w:val="heading 2"/>
+    <w:basedOn w:val="Normal"/>
+    <w:link w:val="Heading2Char"/>
+    <w:uiPriority w:val="9"/>
+    <w:qFormat/>
+    <w:rsid w:val="006A1EAF"/>
+    <w:pPr>
+      <w:spacing w:before="100" w:beforeAutospacing="1" w:after="100" w:afterAutospacing="1" w:line="240" w:lineRule="auto"/>
+      <w:outlineLvl w:val="1"/>
+    </w:pPr>
+    <w:rPr>
+      <w:rFonts w:ascii="Times New Roman" w:eastAsia="Times New Roman" w:hAnsi="Times New Roman" w:cs="Times New Roman"/>
+      <w:b/>
+      <w:bCs/>
+      <w:sz w:val="36"/>
+      <w:szCs w:val="36"/>
+    </w:rPr>
+  </w:style>
+  <w:style w:type="paragraph" w:styleId="Heading3">
+    <w:name w:val="heading 3"/>
+    <w:basedOn w:val="Normal"/>
+    <w:link w:val="Heading3Char"/>
+    <w:uiPriority w:val="9"/>
+    <w:qFormat/>
+    <w:rsid w:val="006A1EAF"/>
+    <w:pPr>
+      <w:spacing w:before="100" w:beforeAutospacing="1" w:after="100" w:afterAutospacing="1" w:line="240" w:lineRule="auto"/>
+      <w:outlineLvl w:val="2"/>
+    </w:pPr>
+    <w:rPr>
+      <w:rFonts w:ascii="Times New Roman" w:eastAsia="Times New Roman" w:hAnsi="Times New Roman" w:cs="Times New Roman"/>
+      <w:b/>
+      <w:bCs/>
+      <w:sz w:val="27"/>
+      <w:szCs w:val="27"/>
+    </w:rPr>
+  </w:style>
   <w:style w:type="character" w:default="1" w:styleId="DefaultParagraphFont">
     <w:name w:val="Default Paragraph Font"/>
     <w:uiPriority w:val="1"/>
@@ -5121,7 +11880,6 @@
     <w:name w:val="Normal (Web)"/>
     <w:basedOn w:val="Normal"/>
     <w:uiPriority w:val="99"/>
-    <w:semiHidden/>
     <w:unhideWhenUsed/>
     <w:rsid w:val="00914D0B"/>
     <w:pPr>
@@ -5173,6 +11931,293 @@
       <w:sz w:val="16"/>
       <w:szCs w:val="16"/>
     </w:rPr>
+  </w:style>
+  <w:style w:type="character" w:customStyle="1" w:styleId="Heading2Char">
+    <w:name w:val="Heading 2 Char"/>
+    <w:basedOn w:val="DefaultParagraphFont"/>
+    <w:link w:val="Heading2"/>
+    <w:uiPriority w:val="9"/>
+    <w:rsid w:val="006A1EAF"/>
+    <w:rPr>
+      <w:rFonts w:ascii="Times New Roman" w:eastAsia="Times New Roman" w:hAnsi="Times New Roman" w:cs="Times New Roman"/>
+      <w:b/>
+      <w:bCs/>
+      <w:sz w:val="36"/>
+      <w:szCs w:val="36"/>
+    </w:rPr>
+  </w:style>
+  <w:style w:type="character" w:customStyle="1" w:styleId="Heading3Char">
+    <w:name w:val="Heading 3 Char"/>
+    <w:basedOn w:val="DefaultParagraphFont"/>
+    <w:link w:val="Heading3"/>
+    <w:uiPriority w:val="9"/>
+    <w:rsid w:val="006A1EAF"/>
+    <w:rPr>
+      <w:rFonts w:ascii="Times New Roman" w:eastAsia="Times New Roman" w:hAnsi="Times New Roman" w:cs="Times New Roman"/>
+      <w:b/>
+      <w:bCs/>
+      <w:sz w:val="27"/>
+      <w:szCs w:val="27"/>
+    </w:rPr>
+  </w:style>
+  <w:style w:type="character" w:styleId="HTMLCode">
+    <w:name w:val="HTML Code"/>
+    <w:basedOn w:val="DefaultParagraphFont"/>
+    <w:uiPriority w:val="99"/>
+    <w:semiHidden/>
+    <w:unhideWhenUsed/>
+    <w:rsid w:val="006A1EAF"/>
+    <w:rPr>
+      <w:rFonts w:ascii="Courier New" w:eastAsia="Times New Roman" w:hAnsi="Courier New" w:cs="Courier New"/>
+      <w:sz w:val="20"/>
+      <w:szCs w:val="20"/>
+    </w:rPr>
+  </w:style>
+  <w:style w:type="character" w:styleId="Emphasis">
+    <w:name w:val="Emphasis"/>
+    <w:basedOn w:val="DefaultParagraphFont"/>
+    <w:uiPriority w:val="20"/>
+    <w:qFormat/>
+    <w:rsid w:val="006A1EAF"/>
+    <w:rPr>
+      <w:i/>
+      <w:iCs/>
+    </w:rPr>
+  </w:style>
+  <w:style w:type="table" w:styleId="TableGrid">
+    <w:name w:val="Table Grid"/>
+    <w:basedOn w:val="TableNormal"/>
+    <w:uiPriority w:val="59"/>
+    <w:rsid w:val="006A1EAF"/>
+    <w:pPr>
+      <w:spacing w:after="0" w:line="240" w:lineRule="auto"/>
+    </w:pPr>
+    <w:tblPr>
+      <w:tblInd w:w="0" w:type="dxa"/>
+      <w:tblBorders>
+        <w:top w:val="single" w:sz="4" w:space="0" w:color="auto"/>
+        <w:left w:val="single" w:sz="4" w:space="0" w:color="auto"/>
+        <w:bottom w:val="single" w:sz="4" w:space="0" w:color="auto"/>
+        <w:right w:val="single" w:sz="4" w:space="0" w:color="auto"/>
+        <w:insideH w:val="single" w:sz="4" w:space="0" w:color="auto"/>
+        <w:insideV w:val="single" w:sz="4" w:space="0" w:color="auto"/>
+      </w:tblBorders>
+      <w:tblCellMar>
+        <w:top w:w="0" w:type="dxa"/>
+        <w:left w:w="108" w:type="dxa"/>
+        <w:bottom w:w="0" w:type="dxa"/>
+        <w:right w:w="108" w:type="dxa"/>
+      </w:tblCellMar>
+    </w:tblPr>
+  </w:style>
+  <w:style w:type="table" w:styleId="LightShading">
+    <w:name w:val="Light Shading"/>
+    <w:basedOn w:val="TableNormal"/>
+    <w:uiPriority w:val="60"/>
+    <w:rsid w:val="006A1EAF"/>
+    <w:pPr>
+      <w:spacing w:after="0" w:line="240" w:lineRule="auto"/>
+    </w:pPr>
+    <w:rPr>
+      <w:color w:val="000000" w:themeColor="text1" w:themeShade="BF"/>
+    </w:rPr>
+    <w:tblPr>
+      <w:tblStyleRowBandSize w:val="1"/>
+      <w:tblStyleColBandSize w:val="1"/>
+      <w:tblInd w:w="0" w:type="dxa"/>
+      <w:tblBorders>
+        <w:top w:val="single" w:sz="8" w:space="0" w:color="000000" w:themeColor="text1"/>
+        <w:bottom w:val="single" w:sz="8" w:space="0" w:color="000000" w:themeColor="text1"/>
+      </w:tblBorders>
+      <w:tblCellMar>
+        <w:top w:w="0" w:type="dxa"/>
+        <w:left w:w="108" w:type="dxa"/>
+        <w:bottom w:w="0" w:type="dxa"/>
+        <w:right w:w="108" w:type="dxa"/>
+      </w:tblCellMar>
+    </w:tblPr>
+    <w:tblStylePr w:type="firstRow">
+      <w:pPr>
+        <w:spacing w:before="0" w:after="0" w:line="240" w:lineRule="auto"/>
+      </w:pPr>
+      <w:rPr>
+        <w:b/>
+        <w:bCs/>
+      </w:rPr>
+      <w:tblPr/>
+      <w:tcPr>
+        <w:tcBorders>
+          <w:top w:val="single" w:sz="8" w:space="0" w:color="000000" w:themeColor="text1"/>
+          <w:left w:val="nil"/>
+          <w:bottom w:val="single" w:sz="8" w:space="0" w:color="000000" w:themeColor="text1"/>
+          <w:right w:val="nil"/>
+          <w:insideH w:val="nil"/>
+          <w:insideV w:val="nil"/>
+        </w:tcBorders>
+      </w:tcPr>
+    </w:tblStylePr>
+    <w:tblStylePr w:type="lastRow">
+      <w:pPr>
+        <w:spacing w:before="0" w:after="0" w:line="240" w:lineRule="auto"/>
+      </w:pPr>
+      <w:rPr>
+        <w:b/>
+        <w:bCs/>
+      </w:rPr>
+      <w:tblPr/>
+      <w:tcPr>
+        <w:tcBorders>
+          <w:top w:val="single" w:sz="8" w:space="0" w:color="000000" w:themeColor="text1"/>
+          <w:left w:val="nil"/>
+          <w:bottom w:val="single" w:sz="8" w:space="0" w:color="000000" w:themeColor="text1"/>
+          <w:right w:val="nil"/>
+          <w:insideH w:val="nil"/>
+          <w:insideV w:val="nil"/>
+        </w:tcBorders>
+      </w:tcPr>
+    </w:tblStylePr>
+    <w:tblStylePr w:type="firstCol">
+      <w:rPr>
+        <w:b/>
+        <w:bCs/>
+      </w:rPr>
+    </w:tblStylePr>
+    <w:tblStylePr w:type="lastCol">
+      <w:rPr>
+        <w:b/>
+        <w:bCs/>
+      </w:rPr>
+    </w:tblStylePr>
+    <w:tblStylePr w:type="band1Vert">
+      <w:tblPr/>
+      <w:tcPr>
+        <w:tcBorders>
+          <w:left w:val="nil"/>
+          <w:right w:val="nil"/>
+          <w:insideH w:val="nil"/>
+          <w:insideV w:val="nil"/>
+        </w:tcBorders>
+        <w:shd w:val="clear" w:color="auto" w:fill="C0C0C0" w:themeFill="text1" w:themeFillTint="3F"/>
+      </w:tcPr>
+    </w:tblStylePr>
+    <w:tblStylePr w:type="band1Horz">
+      <w:tblPr/>
+      <w:tcPr>
+        <w:tcBorders>
+          <w:left w:val="nil"/>
+          <w:right w:val="nil"/>
+          <w:insideH w:val="nil"/>
+          <w:insideV w:val="nil"/>
+        </w:tcBorders>
+        <w:shd w:val="clear" w:color="auto" w:fill="C0C0C0" w:themeFill="text1" w:themeFillTint="3F"/>
+      </w:tcPr>
+    </w:tblStylePr>
+  </w:style>
+  <w:style w:type="table" w:styleId="MediumShading1">
+    <w:name w:val="Medium Shading 1"/>
+    <w:basedOn w:val="TableNormal"/>
+    <w:uiPriority w:val="63"/>
+    <w:rsid w:val="006A1EAF"/>
+    <w:pPr>
+      <w:spacing w:after="0" w:line="240" w:lineRule="auto"/>
+    </w:pPr>
+    <w:tblPr>
+      <w:tblStyleRowBandSize w:val="1"/>
+      <w:tblStyleColBandSize w:val="1"/>
+      <w:tblInd w:w="0" w:type="dxa"/>
+      <w:tblBorders>
+        <w:top w:val="single" w:sz="8" w:space="0" w:color="404040" w:themeColor="text1" w:themeTint="BF"/>
+        <w:left w:val="single" w:sz="8" w:space="0" w:color="404040" w:themeColor="text1" w:themeTint="BF"/>
+        <w:bottom w:val="single" w:sz="8" w:space="0" w:color="404040" w:themeColor="text1" w:themeTint="BF"/>
+        <w:right w:val="single" w:sz="8" w:space="0" w:color="404040" w:themeColor="text1" w:themeTint="BF"/>
+        <w:insideH w:val="single" w:sz="8" w:space="0" w:color="404040" w:themeColor="text1" w:themeTint="BF"/>
+      </w:tblBorders>
+      <w:tblCellMar>
+        <w:top w:w="0" w:type="dxa"/>
+        <w:left w:w="108" w:type="dxa"/>
+        <w:bottom w:w="0" w:type="dxa"/>
+        <w:right w:w="108" w:type="dxa"/>
+      </w:tblCellMar>
+    </w:tblPr>
+    <w:tblStylePr w:type="firstRow">
+      <w:pPr>
+        <w:spacing w:before="0" w:after="0" w:line="240" w:lineRule="auto"/>
+      </w:pPr>
+      <w:rPr>
+        <w:b/>
+        <w:bCs/>
+        <w:color w:val="FFFFFF" w:themeColor="background1"/>
+      </w:rPr>
+      <w:tblPr/>
+      <w:tcPr>
+        <w:tcBorders>
+          <w:top w:val="single" w:sz="8" w:space="0" w:color="404040" w:themeColor="text1" w:themeTint="BF"/>
+          <w:left w:val="single" w:sz="8" w:space="0" w:color="404040" w:themeColor="text1" w:themeTint="BF"/>
+          <w:bottom w:val="single" w:sz="8" w:space="0" w:color="404040" w:themeColor="text1" w:themeTint="BF"/>
+          <w:right w:val="single" w:sz="8" w:space="0" w:color="404040" w:themeColor="text1" w:themeTint="BF"/>
+          <w:insideH w:val="nil"/>
+          <w:insideV w:val="nil"/>
+        </w:tcBorders>
+        <w:shd w:val="clear" w:color="auto" w:fill="000000" w:themeFill="text1"/>
+      </w:tcPr>
+    </w:tblStylePr>
+    <w:tblStylePr w:type="lastRow">
+      <w:pPr>
+        <w:spacing w:before="0" w:after="0" w:line="240" w:lineRule="auto"/>
+      </w:pPr>
+      <w:rPr>
+        <w:b/>
+        <w:bCs/>
+      </w:rPr>
+      <w:tblPr/>
+      <w:tcPr>
+        <w:tcBorders>
+          <w:top w:val="double" w:sz="6" w:space="0" w:color="404040" w:themeColor="text1" w:themeTint="BF"/>
+          <w:left w:val="single" w:sz="8" w:space="0" w:color="404040" w:themeColor="text1" w:themeTint="BF"/>
+          <w:bottom w:val="single" w:sz="8" w:space="0" w:color="404040" w:themeColor="text1" w:themeTint="BF"/>
+          <w:right w:val="single" w:sz="8" w:space="0" w:color="404040" w:themeColor="text1" w:themeTint="BF"/>
+          <w:insideH w:val="nil"/>
+          <w:insideV w:val="nil"/>
+        </w:tcBorders>
+      </w:tcPr>
+    </w:tblStylePr>
+    <w:tblStylePr w:type="firstCol">
+      <w:rPr>
+        <w:b/>
+        <w:bCs/>
+      </w:rPr>
+    </w:tblStylePr>
+    <w:tblStylePr w:type="lastCol">
+      <w:rPr>
+        <w:b/>
+        <w:bCs/>
+      </w:rPr>
+    </w:tblStylePr>
+    <w:tblStylePr w:type="band1Vert">
+      <w:tblPr/>
+      <w:tcPr>
+        <w:shd w:val="clear" w:color="auto" w:fill="C0C0C0" w:themeFill="text1" w:themeFillTint="3F"/>
+      </w:tcPr>
+    </w:tblStylePr>
+    <w:tblStylePr w:type="band1Horz">
+      <w:tblPr/>
+      <w:tcPr>
+        <w:tcBorders>
+          <w:insideH w:val="nil"/>
+          <w:insideV w:val="nil"/>
+        </w:tcBorders>
+        <w:shd w:val="clear" w:color="auto" w:fill="C0C0C0" w:themeFill="text1" w:themeFillTint="3F"/>
+      </w:tcPr>
+    </w:tblStylePr>
+    <w:tblStylePr w:type="band2Horz">
+      <w:tblPr/>
+      <w:tcPr>
+        <w:tcBorders>
+          <w:insideH w:val="nil"/>
+          <w:insideV w:val="nil"/>
+        </w:tcBorders>
+      </w:tcPr>
+    </w:tblStylePr>
   </w:style>
 </w:styles>
 </file>
